--- a/downloads/workbook/ai-3-week-28.docx
+++ b/downloads/workbook/ai-3-week-28.docx
@@ -1302,6 +1302,178 @@
         <w:t>Project connection: For your Verified Study Buddy, save the input, procedure, observed result and limitation of this check. Label this worked example as practice; use a different, previously unreviewed case when checking independent understanding.</w:t>
       </w:r>
     </w:p>
+    <w:p>
+      <w:pPr>
+        <w:pStyle w:val="Heading1"/>
+      </w:pPr>
+      <w:r>
+        <w:t>19. Project portfolio milestone</w:t>
+      </w:r>
+    </w:p>
+    <w:p>
+      <w:r>
+        <w:t>Project: Verified Study Buddy</w:t>
+      </w:r>
+    </w:p>
+    <w:p>
+      <w:r>
+        <w:t>Current milestone: Prepare the demonstration. Gather reproducible instructions, evidence, access checks and remaining limitations.</w:t>
+      </w:r>
+    </w:p>
+    <w:p>
+      <w:r>
+        <w:t>For your Verified Study Buddy, save the input, procedure, observed result and limitation of this check. Label this worked example as practice; use a different, previously unreviewed case when checking independent understanding.</w:t>
+      </w:r>
+    </w:p>
+    <w:tbl>
+      <w:tblPr>
+        <w:tblStyle w:val="LightShading-Accent1"/>
+        <w:tblW w:type="auto" w:w="0"/>
+        <w:tblLook w:firstColumn="1" w:firstRow="1" w:lastColumn="0" w:lastRow="0" w:noHBand="0" w:noVBand="1" w:val="04A0"/>
+      </w:tblPr>
+      <w:tblGrid>
+        <w:gridCol w:w="5112"/>
+        <w:gridCol w:w="5112"/>
+      </w:tblGrid>
+      <w:tr>
+        <w:trPr>
+          <w:tblHeader/>
+        </w:trPr>
+        <w:tc>
+          <w:tcPr>
+            <w:tcW w:type="dxa" w:w="5112"/>
+          </w:tcPr>
+          <w:p>
+            <w:r>
+              <w:t>Evidence to keep</w:t>
+            </w:r>
+          </w:p>
+        </w:tc>
+        <w:tc>
+          <w:tcPr>
+            <w:tcW w:type="dxa" w:w="5112"/>
+          </w:tcPr>
+          <w:p>
+            <w:r>
+              <w:t>My record</w:t>
+            </w:r>
+          </w:p>
+        </w:tc>
+      </w:tr>
+      <w:tr>
+        <w:tc>
+          <w:tcPr>
+            <w:tcW w:type="dxa" w:w="5112"/>
+          </w:tcPr>
+          <w:p>
+            <w:r>
+              <w:t>This week’s input and deciding step</w:t>
+            </w:r>
+          </w:p>
+        </w:tc>
+        <w:tc>
+          <w:tcPr>
+            <w:tcW w:type="dxa" w:w="5112"/>
+          </w:tcPr>
+          <w:p>
+            <w:r/>
+          </w:p>
+        </w:tc>
+      </w:tr>
+      <w:tr>
+        <w:tc>
+          <w:tcPr>
+            <w:tcW w:type="dxa" w:w="5112"/>
+          </w:tcPr>
+          <w:p>
+            <w:r>
+              <w:t>Prediction and actual result (or labelled paper trace)</w:t>
+            </w:r>
+          </w:p>
+        </w:tc>
+        <w:tc>
+          <w:tcPr>
+            <w:tcW w:type="dxa" w:w="5112"/>
+          </w:tcPr>
+          <w:p>
+            <w:r/>
+          </w:p>
+        </w:tc>
+      </w:tr>
+      <w:tr>
+        <w:tc>
+          <w:tcPr>
+            <w:tcW w:type="dxa" w:w="5112"/>
+          </w:tcPr>
+          <w:p>
+            <w:r>
+              <w:t>One change since the previous checkpoint and why</w:t>
+            </w:r>
+          </w:p>
+        </w:tc>
+        <w:tc>
+          <w:tcPr>
+            <w:tcW w:type="dxa" w:w="5112"/>
+          </w:tcPr>
+          <w:p>
+            <w:r/>
+          </w:p>
+        </w:tc>
+      </w:tr>
+      <w:tr>
+        <w:tc>
+          <w:tcPr>
+            <w:tcW w:type="dxa" w:w="5112"/>
+          </w:tcPr>
+          <w:p>
+            <w:r>
+              <w:t>One error or limit and the next test</w:t>
+            </w:r>
+          </w:p>
+        </w:tc>
+        <w:tc>
+          <w:tcPr>
+            <w:tcW w:type="dxa" w:w="5112"/>
+          </w:tcPr>
+          <w:p>
+            <w:r/>
+          </w:p>
+        </w:tc>
+      </w:tr>
+    </w:tbl>
+    <w:p>
+      <w:pPr>
+        <w:pStyle w:val="Heading3"/>
+      </w:pPr>
+      <w:r>
+        <w:t>Explain what this week adds to your project. Reuse last week’s record rather than starting again.</w:t>
+      </w:r>
+    </w:p>
+    <w:p>
+      <w:r>
+        <w:t>________________________________________________________________</w:t>
+      </w:r>
+    </w:p>
+    <w:p>
+      <w:r>
+        <w:t>________________________________________________________________</w:t>
+      </w:r>
+    </w:p>
+    <w:p>
+      <w:r>
+        <w:t>________________________________________________________________</w:t>
+      </w:r>
+    </w:p>
+    <w:p>
+      <w:r>
+        <w:t>________________________________________________________________</w:t>
+      </w:r>
+    </w:p>
+    <w:p>
+      <w:r>
+        <w:t>________________________________________________________________</w:t>
+      </w:r>
+    </w:p>
     <w:sectPr>
       <w:pgSz w:w="12240" w:h="15840"/>
       <w:pgMar w:top="936" w:right="1008" w:bottom="936" w:left="1008" w:header="720" w:footer="720" w:gutter="0"/>

--- a/downloads/workbook/ai-3-week-28.docx
+++ b/downloads/workbook/ai-3-week-28.docx
@@ -1474,6 +1474,235 @@
         <w:t>________________________________________________________________</w:t>
       </w:r>
     </w:p>
+    <w:p>
+      <w:pPr>
+        <w:pStyle w:val="Heading1"/>
+      </w:pPr>
+      <w:r>
+        <w:t>20. Supported practice and learning evidence</w:t>
+      </w:r>
+    </w:p>
+    <w:p>
+      <w:r>
+        <w:t>Use this supported practice once, in the browser or on paper. Keep the reserved independent assessment for a separate first attempt before teacher feedback.</w:t>
+      </w:r>
+    </w:p>
+    <w:p>
+      <w:r>
+        <w:t>Trace deletion through both a working folder and a cache.</w:t>
+      </w:r>
+    </w:p>
+    <w:p>
+      <w:pPr>
+        <w:pStyle w:val="Heading3"/>
+      </w:pPr>
+      <w:r>
+        <w:t>Practice 1: explain the deciding evidence</w:t>
+      </w:r>
+    </w:p>
+    <w:p>
+      <w:r>
+        <w:t>Which labelled step matches this detail? Delete cached B too; otherwise the declared content remains retained.</w:t>
+      </w:r>
+    </w:p>
+    <w:p>
+      <w:r>
+        <w:t>1. Compare ages</w:t>
+      </w:r>
+    </w:p>
+    <w:p>
+      <w:r>
+        <w:t>2. Delete eligible</w:t>
+      </w:r>
+    </w:p>
+    <w:p>
+      <w:r>
+        <w:t>3. Check copies</w:t>
+      </w:r>
+    </w:p>
+    <w:p>
+      <w:pPr>
+        <w:pStyle w:val="Heading3"/>
+      </w:pPr>
+      <w:r>
+        <w:t>My selected conclusion, deciding fact and explanation</w:t>
+      </w:r>
+    </w:p>
+    <w:p>
+      <w:r>
+        <w:t>________________________________________________________________</w:t>
+      </w:r>
+    </w:p>
+    <w:p>
+      <w:r>
+        <w:t>________________________________________________________________</w:t>
+      </w:r>
+    </w:p>
+    <w:p>
+      <w:r>
+        <w:t>________________________________________________________________</w:t>
+      </w:r>
+    </w:p>
+    <w:p>
+      <w:r>
+        <w:t>________________________________________________________________</w:t>
+      </w:r>
+    </w:p>
+    <w:p>
+      <w:r>
+        <w:t>________________________________________________________________</w:t>
+      </w:r>
+    </w:p>
+    <w:p>
+      <w:r>
+        <w:t>Hint if needed: Read the steps in the pictorial case. Match the supplied detail to the stage that performs or records it.</w:t>
+      </w:r>
+    </w:p>
+    <w:p>
+      <w:r>
+        <w:t>After your attempt, compare with the supported explanation: Check copies Delete cached B too; otherwise the declared content remains retained. Read the picture in order. Delete cached B too; otherwise the declared content remains retained. The arrows show which recorded input or intermediate result each decision uses. Explain the deciding step aloud before checking the changed case; pointing to the final answer alone does not show how it follows.</w:t>
+      </w:r>
+    </w:p>
+    <w:p>
+      <w:pPr>
+        <w:pStyle w:val="Heading3"/>
+      </w:pPr>
+      <w:r>
+        <w:t>Practice 2: explain the deciding evidence</w:t>
+      </w:r>
+    </w:p>
+    <w:p>
+      <w:r>
+        <w:t>Changed-case practice: The cache deletion fails. Which conclusion is supported by the supplied facts?</w:t>
+      </w:r>
+    </w:p>
+    <w:p>
+      <w:r>
+        <w:t>1. We can decide the result without examining the changed input or the procedure.</w:t>
+      </w:r>
+    </w:p>
+    <w:p>
+      <w:r>
+        <w:t>2. Report incomplete deletion rather than success.</w:t>
+      </w:r>
+    </w:p>
+    <w:p>
+      <w:r>
+        <w:t>3. This one example guarantees correct results for every future input.</w:t>
+      </w:r>
+    </w:p>
+    <w:p>
+      <w:pPr>
+        <w:pStyle w:val="Heading3"/>
+      </w:pPr>
+      <w:r>
+        <w:t>My selected conclusion, deciding fact and explanation</w:t>
+      </w:r>
+    </w:p>
+    <w:p>
+      <w:r>
+        <w:t>________________________________________________________________</w:t>
+      </w:r>
+    </w:p>
+    <w:p>
+      <w:r>
+        <w:t>________________________________________________________________</w:t>
+      </w:r>
+    </w:p>
+    <w:p>
+      <w:r>
+        <w:t>________________________________________________________________</w:t>
+      </w:r>
+    </w:p>
+    <w:p>
+      <w:r>
+        <w:t>________________________________________________________________</w:t>
+      </w:r>
+    </w:p>
+    <w:p>
+      <w:r>
+        <w:t>________________________________________________________________</w:t>
+      </w:r>
+    </w:p>
+    <w:p>
+      <w:r>
+        <w:t>Hint if needed: Use the changed condition and the deciding step in the pictorial trace. The answer must say what follows from those facts.</w:t>
+      </w:r>
+    </w:p>
+    <w:p>
+      <w:r>
+        <w:t>After your attempt, compare with the supported explanation: Report incomplete deletion rather than success. Removing the working copy does not remove the known retained cache copy.</w:t>
+      </w:r>
+    </w:p>
+    <w:p>
+      <w:pPr>
+        <w:pStyle w:val="Heading3"/>
+      </w:pPr>
+      <w:r>
+        <w:t>Repair a missing building block</w:t>
+      </w:r>
+    </w:p>
+    <w:p>
+      <w:r>
+        <w:t>Review Red Team the Product (ai-3/27). Goal: Explain the mechanism and terminology of red team exercises. Short practice: Why does the original test fail even if no upload succeeded? Point to the relevant step in the picture, then write the changed result and the rule or evidence that supports it.. Return to this week and explain what you changed.</w:t>
+      </w:r>
+    </w:p>
+    <w:p>
+      <w:r>
+        <w:t>Review Quality Rubrics (ai-3/25). Goal: Explain the mechanism and terminology of system evaluation sets. Short practice: Why is “one out of two checks passed” an insufficient release decision? Point to the relevant step in the picture, then write the changed result and the rule or evidence that supports it.. Return to this week and explain what you changed.</w:t>
+      </w:r>
+    </w:p>
+    <w:p>
+      <w:r>
+        <w:t>Review Requests Responses and JSON (ai-3/22). Goal: Parse JSON into Python records. Short practice: Would converting the text silently prove the source count is correct? Point to the relevant step in the picture, then write the changed result and the rule or evidence that supports it.. Return to this week and explain what you changed.</w:t>
+      </w:r>
+    </w:p>
+    <w:p>
+      <w:pPr>
+        <w:pStyle w:val="Heading3"/>
+      </w:pPr>
+      <w:r>
+        <w:t>Keep your completed work</w:t>
+      </w:r>
+    </w:p>
+    <w:p>
+      <w:r>
+        <w:t>Use Download completed work in the hosted lesson to export your answers, reflections, practice feedback and code-run evidence. Open the HTML copy to read or print it. Drafts stay in this browser when storage is available; clear drafts on a shared device.</w:t>
+      </w:r>
+    </w:p>
+    <w:p>
+      <w:pPr>
+        <w:pStyle w:val="Heading3"/>
+      </w:pPr>
+      <w:r>
+        <w:t>What I repaired, the evidence I kept and the next test</w:t>
+      </w:r>
+    </w:p>
+    <w:p>
+      <w:r>
+        <w:t>________________________________________________________________</w:t>
+      </w:r>
+    </w:p>
+    <w:p>
+      <w:r>
+        <w:t>________________________________________________________________</w:t>
+      </w:r>
+    </w:p>
+    <w:p>
+      <w:r>
+        <w:t>________________________________________________________________</w:t>
+      </w:r>
+    </w:p>
+    <w:p>
+      <w:r>
+        <w:t>________________________________________________________________</w:t>
+      </w:r>
+    </w:p>
+    <w:p>
+      <w:r>
+        <w:t>________________________________________________________________</w:t>
+      </w:r>
+    </w:p>
     <w:sectPr>
       <w:pgSz w:w="12240" w:h="15840"/>
       <w:pgMar w:top="936" w:right="1008" w:bottom="936" w:left="1008" w:header="720" w:footer="720" w:gutter="0"/>

--- a/downloads/workbook/ai-3-week-28.docx
+++ b/downloads/workbook/ai-3-week-28.docx
@@ -30,6 +30,17 @@
     </w:p>
     <w:p>
       <w:r>
+        <w:t>Record your starting explanation for Privacy by Design before opening notes. Show any later correction separately.</w:t>
+      </w:r>
+    </w:p>
+    <w:p>
+      <w:pPr>
+        <w:spacing w:line="336" w:lineRule="auto" w:after="180"/>
+      </w:pPr>
+      <w:r>
+        <w:rPr>
+          <w:b w:val="0"/>
+        </w:rPr>
         <w:t>Try the recall before opening notes. Then use a different colour or a labelled second line to correct your explanation.</w:t>
       </w:r>
     </w:p>
@@ -42,7 +53,13 @@
       </w:r>
     </w:p>
     <w:p>
-      <w:r>
+      <w:pPr>
+        <w:spacing w:line="336" w:lineRule="auto" w:after="180"/>
+      </w:pPr>
+      <w:r>
+        <w:rPr>
+          <w:b w:val="0"/>
+        </w:rPr>
         <w:t>Without opening the old lesson, explain one key idea from Red Team the Product. Give an example and a mistake that the idea helps you avoid.</w:t>
       </w:r>
     </w:p>
@@ -78,7 +95,13 @@
       </w:r>
     </w:p>
     <w:p>
-      <w:r>
+      <w:pPr>
+        <w:spacing w:line="336" w:lineRule="auto" w:after="180"/>
+      </w:pPr>
+      <w:r>
+        <w:rPr>
+          <w:b w:val="0"/>
+        </w:rPr>
         <w:t>Without opening the old lesson, explain one key idea from Quality Rubrics. Give an example and a mistake that the idea helps you avoid.</w:t>
       </w:r>
     </w:p>
@@ -114,7 +137,13 @@
       </w:r>
     </w:p>
     <w:p>
-      <w:r>
+      <w:pPr>
+        <w:spacing w:line="336" w:lineRule="auto" w:after="180"/>
+      </w:pPr>
+      <w:r>
+        <w:rPr>
+          <w:b w:val="0"/>
+        </w:rPr>
         <w:t>Without opening the old lesson, explain one key idea from Requests Responses and JSON. Give an example and a mistake that the idea helps you avoid.</w:t>
       </w:r>
     </w:p>
@@ -151,7 +180,30 @@
     </w:p>
     <w:p>
       <w:r>
-        <w:t>Use W2: Trace the worked case for Data retention and deletion. Record the answer once; the lesson and workbook refer to the same attempt.</w:t>
+        <w:t>Complete the supported Privacy by Design trace and record the first step you can explain without help.</w:t>
+      </w:r>
+    </w:p>
+    <w:p>
+      <w:pPr>
+        <w:spacing w:line="336" w:lineRule="auto" w:after="180"/>
+      </w:pPr>
+      <w:r>
+        <w:rPr>
+          <w:b w:val="0"/>
+        </w:rPr>
+        <w:t xml:space="preserve">Use W2: Trace the worked case for Data </w:t>
+      </w:r>
+      <w:r>
+        <w:rPr>
+          <w:b/>
+        </w:rPr>
+        <w:t>retention</w:t>
+      </w:r>
+      <w:r>
+        <w:rPr>
+          <w:b w:val="0"/>
+        </w:rPr>
+        <w:t xml:space="preserve"> and deletion. Record the answer once; the lesson and workbook refer to the same attempt.</w:t>
       </w:r>
     </w:p>
     <w:tbl>
@@ -279,7 +331,41 @@
     </w:p>
     <w:p>
       <w:r>
-        <w:t>Use the worked case for Data retention and deletion. Proposed explanation: “The worked result establishes every future case”. Decide whether this explanation is supported. Point to the step or supplied fact that decides; explain your repair if needed.</w:t>
+        <w:t>Check the proposed Privacy by Design explanation against the supplied facts before discussing it.</w:t>
+      </w:r>
+    </w:p>
+    <w:p>
+      <w:pPr>
+        <w:spacing w:line="336" w:lineRule="auto" w:after="180"/>
+      </w:pPr>
+      <w:r>
+        <w:rPr>
+          <w:b w:val="0"/>
+        </w:rPr>
+        <w:t xml:space="preserve">Use the worked case for Data </w:t>
+      </w:r>
+      <w:r>
+        <w:rPr>
+          <w:b/>
+        </w:rPr>
+        <w:t>retention</w:t>
+      </w:r>
+      <w:r>
+        <w:rPr>
+          <w:b w:val="0"/>
+        </w:rPr>
+        <w:t xml:space="preserve"> and deletion. Proposed explanation: “The worked result establishes every future case”. Decide whether this explanation is supported.</w:t>
+      </w:r>
+    </w:p>
+    <w:p>
+      <w:pPr>
+        <w:spacing w:line="336" w:lineRule="auto" w:after="180"/>
+      </w:pPr>
+      <w:r>
+        <w:rPr>
+          <w:b w:val="0"/>
+        </w:rPr>
+        <w:t>Point to the step or supplied fact that decides; explain your repair if needed.</w:t>
       </w:r>
     </w:p>
     <w:p>
@@ -319,6 +405,11 @@
       </w:r>
     </w:p>
     <w:p>
+      <w:r>
+        <w:t>Write one first attempt at the reserved independent case before feedback. Repeated copies of that case refer to the same recorded attempt.</w:t>
+      </w:r>
+    </w:p>
+    <w:p>
       <w:pPr>
         <w:pStyle w:val="Heading3"/>
       </w:pPr>
@@ -327,8 +418,32 @@
       </w:r>
     </w:p>
     <w:p>
-      <w:r>
-        <w:t>Retention is5 days, inclusive deletion boundary. Ages4, 5, 6; a log stores complete content. Trace required action.</w:t>
+      <w:pPr>
+        <w:spacing w:line="336" w:lineRule="auto" w:after="180"/>
+      </w:pPr>
+      <w:r>
+        <w:rPr>
+          <w:b/>
+        </w:rPr>
+        <w:t>Retention</w:t>
+      </w:r>
+      <w:r>
+        <w:rPr>
+          <w:b w:val="0"/>
+        </w:rPr>
+        <w:t xml:space="preserve"> is5 days, inclusive </w:t>
+      </w:r>
+      <w:r>
+        <w:rPr>
+          <w:b/>
+        </w:rPr>
+        <w:t>deletion boundary</w:t>
+      </w:r>
+      <w:r>
+        <w:rPr>
+          <w:b w:val="0"/>
+        </w:rPr>
+        <w:t>. Ages4, 5, 6; a log stores complete content. Trace required action.</w:t>
       </w:r>
     </w:p>
     <w:p>
@@ -375,7 +490,13 @@
       </w:r>
     </w:p>
     <w:p>
-      <w:r>
+      <w:pPr>
+        <w:spacing w:line="336" w:lineRule="auto" w:after="180"/>
+      </w:pPr>
+      <w:r>
+        <w:rPr>
+          <w:b w:val="0"/>
+        </w:rPr>
         <w:t>Attempt this case before feedback. Record any help. Earlier examples below are further practice; a case already practised with feedback cannot establish fresh transfer.</w:t>
       </w:r>
     </w:p>
@@ -389,6 +510,17 @@
     </w:p>
     <w:p>
       <w:r>
+        <w:t>Connect the Privacy by Design target to a trace and a justified conclusion.</w:t>
+      </w:r>
+    </w:p>
+    <w:p>
+      <w:pPr>
+        <w:spacing w:line="336" w:lineRule="auto" w:after="180"/>
+      </w:pPr>
+      <w:r>
+        <w:rPr>
+          <w:b w:val="0"/>
+        </w:rPr>
         <w:t>A study tool needs topic and reading level but proposes storing addresses and all conversations forever. Design a smaller record and a deletion rule.</w:t>
       </w:r>
     </w:p>
@@ -402,17 +534,46 @@
     </w:p>
     <w:p>
       <w:r>
+        <w:t>Solve the supplied Privacy by Design case and show the deciding evidence.</w:t>
+      </w:r>
+    </w:p>
+    <w:p>
+      <w:pPr>
+        <w:spacing w:line="336" w:lineRule="auto" w:after="180"/>
+      </w:pPr>
+      <w:r>
+        <w:rPr>
+          <w:b w:val="0"/>
+        </w:rPr>
         <w:t>A study tool plans to retain names, addresses and all chats forever.</w:t>
       </w:r>
     </w:p>
     <w:p>
-      <w:r>
+      <w:pPr>
+        <w:spacing w:line="336" w:lineRule="auto" w:after="180"/>
+      </w:pPr>
+      <w:r>
+        <w:rPr>
+          <w:b w:val="0"/>
+        </w:rPr>
         <w:t>Design a smaller data plan.</w:t>
       </w:r>
     </w:p>
     <w:p>
-      <w:r>
-        <w:t>Show your trace, calculation or evidence</w:t>
+      <w:pPr>
+        <w:spacing w:line="336" w:lineRule="auto" w:after="180"/>
+      </w:pPr>
+      <w:r>
+        <w:rPr>
+          <w:b w:val="0"/>
+        </w:rPr>
+        <w:t xml:space="preserve">Show your trace, calculation or </w:t>
+      </w:r>
+      <w:r>
+        <w:rPr>
+          <w:b/>
+        </w:rPr>
+        <w:t>evidence</w:t>
       </w:r>
     </w:p>
     <w:p>
@@ -458,11 +619,29 @@
     </w:p>
     <w:p>
       <w:r>
+        <w:t>Apply the procedure to the changed case and record why the conclusion follows.</w:t>
+      </w:r>
+    </w:p>
+    <w:p>
+      <w:pPr>
+        <w:spacing w:line="336" w:lineRule="auto" w:after="180"/>
+        <w:shd w:fill="F5F1FB"/>
+      </w:pPr>
+      <w:r>
+        <w:rPr>
+          <w:b w:val="0"/>
+        </w:rPr>
         <w:t>A practice quiz needs a topic and difficulty. A form also asks for home address and date of birth. What should be removed and why?</w:t>
       </w:r>
     </w:p>
     <w:p>
-      <w:r>
+      <w:pPr>
+        <w:spacing w:line="336" w:lineRule="auto" w:after="180"/>
+      </w:pPr>
+      <w:r>
+        <w:rPr>
+          <w:b w:val="0"/>
+        </w:rPr>
         <w:t>My independent answer and reason</w:t>
       </w:r>
     </w:p>
@@ -517,7 +696,30 @@
     </w:p>
     <w:p>
       <w:r>
-        <w:t>Create a changed input, boundary case or missing-information case. Write the expected answer or safe response before testing.</w:t>
+        <w:t>Specify a changed input, expected result and observation separately.</w:t>
+      </w:r>
+    </w:p>
+    <w:p>
+      <w:pPr>
+        <w:spacing w:line="336" w:lineRule="auto" w:after="180"/>
+      </w:pPr>
+      <w:r>
+        <w:rPr>
+          <w:b w:val="0"/>
+        </w:rPr>
+        <w:t xml:space="preserve">Create a changed </w:t>
+      </w:r>
+      <w:r>
+        <w:rPr>
+          <w:b/>
+        </w:rPr>
+        <w:t>input</w:t>
+      </w:r>
+      <w:r>
+        <w:rPr>
+          <w:b w:val="0"/>
+        </w:rPr>
+        <w:t>, boundary case or missing-information case. Write the expected answer or safe response before testing.</w:t>
       </w:r>
     </w:p>
     <w:tbl>
@@ -646,12 +848,41 @@
     </w:p>
     <w:p>
       <w:r>
+        <w:t>Justify what Privacy by Design adds to Verified Study Buddy and keep the evidence.</w:t>
+      </w:r>
+    </w:p>
+    <w:p>
+      <w:pPr>
+        <w:spacing w:line="336" w:lineRule="auto" w:after="180"/>
+      </w:pPr>
+      <w:r>
+        <w:rPr>
+          <w:b w:val="0"/>
+        </w:rPr>
         <w:t>Create a minimal data map and visible memory controls before expanding features.</w:t>
       </w:r>
     </w:p>
     <w:p>
-      <w:r>
-        <w:t>The project change and evidence I will keep</w:t>
+      <w:pPr>
+        <w:spacing w:line="336" w:lineRule="auto" w:after="180"/>
+      </w:pPr>
+      <w:r>
+        <w:rPr>
+          <w:b w:val="0"/>
+        </w:rPr>
+        <w:t xml:space="preserve">The project change and </w:t>
+      </w:r>
+      <w:r>
+        <w:rPr>
+          <w:b/>
+        </w:rPr>
+        <w:t>evidence</w:t>
+      </w:r>
+      <w:r>
+        <w:rPr>
+          <w:b w:val="0"/>
+        </w:rPr>
+        <w:t xml:space="preserve"> I will keep</w:t>
       </w:r>
     </w:p>
     <w:p>
@@ -697,11 +928,54 @@
     </w:p>
     <w:p>
       <w:r>
-        <w:t>I can explain the mechanism. I can show evidence. I can handle a changed case. I can name a limit. Mark each as not yet, with help or independently, and attach supporting work.</w:t>
-      </w:r>
-    </w:p>
-    <w:p>
-      <w:r>
+        <w:t>Judge explanation, evidence, transfer and limits separately; attach the work behind your judgement.</w:t>
+      </w:r>
+    </w:p>
+    <w:p>
+      <w:pPr>
+        <w:pStyle w:val="ListBullet"/>
+      </w:pPr>
+      <w:r>
+        <w:t>I can explain the mechanism.</w:t>
+      </w:r>
+    </w:p>
+    <w:p>
+      <w:pPr>
+        <w:pStyle w:val="ListBullet"/>
+      </w:pPr>
+      <w:r>
+        <w:t>I can show evidence.</w:t>
+      </w:r>
+    </w:p>
+    <w:p>
+      <w:pPr>
+        <w:pStyle w:val="ListBullet"/>
+      </w:pPr>
+      <w:r>
+        <w:t>I can handle a changed case.</w:t>
+      </w:r>
+    </w:p>
+    <w:p>
+      <w:pPr>
+        <w:pStyle w:val="ListBullet"/>
+      </w:pPr>
+      <w:r>
+        <w:t>I can name a limit.</w:t>
+      </w:r>
+    </w:p>
+    <w:p>
+      <w:r>
+        <w:t>Mark each as not yet, with help or independently, and attach supporting work.</w:t>
+      </w:r>
+    </w:p>
+    <w:p>
+      <w:pPr>
+        <w:spacing w:line="336" w:lineRule="auto" w:after="180"/>
+      </w:pPr>
+      <w:r>
+        <w:rPr>
+          <w:b w:val="0"/>
+        </w:rPr>
         <w:t>Teacher review ____________________  Next step ____________________</w:t>
       </w:r>
     </w:p>
@@ -715,6 +989,17 @@
     </w:p>
     <w:p>
       <w:r>
+        <w:t>Use this earlier case as transfer practice. A case already discussed with feedback is not fresh assessment evidence.</w:t>
+      </w:r>
+    </w:p>
+    <w:p>
+      <w:pPr>
+        <w:spacing w:line="336" w:lineRule="auto" w:after="180"/>
+      </w:pPr>
+      <w:r>
+        <w:rPr>
+          <w:b w:val="0"/>
+        </w:rPr>
         <w:t>A study tool needs topic and reading level but proposes storing addresses and all conversations forever. Design a smaller record and a deletion rule.</w:t>
       </w:r>
     </w:p>
@@ -762,7 +1047,13 @@
       </w:r>
     </w:p>
     <w:p>
-      <w:r>
+      <w:pPr>
+        <w:spacing w:line="336" w:lineRule="auto" w:after="180"/>
+      </w:pPr>
+      <w:r>
+        <w:rPr>
+          <w:b w:val="0"/>
+        </w:rPr>
         <w:t>Record support used: none, hint or teacher explanation.</w:t>
       </w:r>
     </w:p>
@@ -776,7 +1067,54 @@
     </w:p>
     <w:p>
       <w:r>
-        <w:t>Explain the weekly mechanism in your own words. Use the worked scenario to name its input, decision rule and output.</w:t>
+        <w:t>Explain the mechanism. Apply the supplied Privacy by Design facts and keep your reasoning.</w:t>
+      </w:r>
+    </w:p>
+    <w:p>
+      <w:pPr>
+        <w:spacing w:line="336" w:lineRule="auto" w:after="180"/>
+      </w:pPr>
+      <w:r>
+        <w:rPr>
+          <w:b w:val="0"/>
+        </w:rPr>
+        <w:t xml:space="preserve">Explain the weekly </w:t>
+      </w:r>
+      <w:r>
+        <w:rPr>
+          <w:b/>
+        </w:rPr>
+        <w:t>mechanism</w:t>
+      </w:r>
+      <w:r>
+        <w:rPr>
+          <w:b w:val="0"/>
+        </w:rPr>
+        <w:t xml:space="preserve"> in your own words. Use the worked scenario to name its </w:t>
+      </w:r>
+      <w:r>
+        <w:rPr>
+          <w:b/>
+        </w:rPr>
+        <w:t>input</w:t>
+      </w:r>
+      <w:r>
+        <w:rPr>
+          <w:b w:val="0"/>
+        </w:rPr>
+        <w:t xml:space="preserve">, decision rule and </w:t>
+      </w:r>
+      <w:r>
+        <w:rPr>
+          <w:b/>
+        </w:rPr>
+        <w:t>output</w:t>
+      </w:r>
+      <w:r>
+        <w:rPr>
+          <w:b w:val="0"/>
+        </w:rPr>
+        <w:t>.</w:t>
       </w:r>
     </w:p>
     <w:p>
@@ -827,6 +1165,17 @@
     </w:p>
     <w:p>
       <w:r>
+        <w:t>Trace the worked case. Apply the supplied Privacy by Design facts and keep your reasoning.</w:t>
+      </w:r>
+    </w:p>
+    <w:p>
+      <w:pPr>
+        <w:spacing w:line="336" w:lineRule="auto" w:after="180"/>
+      </w:pPr>
+      <w:r>
+        <w:rPr>
+          <w:b w:val="0"/>
+        </w:rPr>
         <w:t>Record ages are6, 7, 9 days. Cache contains copies of all three. Show the intermediate steps and give the conclusion with its scope.</w:t>
       </w:r>
     </w:p>
@@ -883,7 +1232,42 @@
     </w:p>
     <w:p>
       <w:r>
-        <w:t>A report omits this qualification: This fictional retention exercise is not a statement of legal retention requirements. Explain how omitting it could change a reader's interpretation, and write an accurate replacement.</w:t>
+        <w:t>Audit the limit. Apply the supplied Privacy by Design facts and keep your reasoning.</w:t>
+      </w:r>
+    </w:p>
+    <w:p>
+      <w:pPr>
+        <w:spacing w:line="336" w:lineRule="auto" w:after="180"/>
+      </w:pPr>
+      <w:r>
+        <w:rPr>
+          <w:b w:val="0"/>
+        </w:rPr>
+        <w:t xml:space="preserve">A report omits this qualification: This fictional </w:t>
+      </w:r>
+      <w:r>
+        <w:rPr>
+          <w:b/>
+        </w:rPr>
+        <w:t>retention</w:t>
+      </w:r>
+      <w:r>
+        <w:rPr>
+          <w:b w:val="0"/>
+        </w:rPr>
+        <w:t xml:space="preserve"> exercise is not a statement of legal </w:t>
+      </w:r>
+      <w:r>
+        <w:rPr>
+          <w:b/>
+        </w:rPr>
+        <w:t>retention</w:t>
+      </w:r>
+      <w:r>
+        <w:rPr>
+          <w:b w:val="0"/>
+        </w:rPr>
+        <w:t xml:space="preserve"> requirements. Explain how omitting it could change a reader's interpretation, and write an accurate replacement.</w:t>
       </w:r>
     </w:p>
     <w:p>
@@ -934,7 +1318,36 @@
     </w:p>
     <w:p>
       <w:r>
-        <w:t>Retention is5 days, inclusive deletion boundary. Ages4, 5, 6; a log stores complete content. Trace required action.</w:t>
+        <w:t>Attempt before feedback. If this repeats the selected independent case, reuse that first attempt; otherwise keep a separate record. Apply a new case independently. Apply the supplied Privacy by Design facts and keep your reasoning.</w:t>
+      </w:r>
+    </w:p>
+    <w:p>
+      <w:pPr>
+        <w:spacing w:line="336" w:lineRule="auto" w:after="180"/>
+      </w:pPr>
+      <w:r>
+        <w:rPr>
+          <w:b/>
+        </w:rPr>
+        <w:t>Retention</w:t>
+      </w:r>
+      <w:r>
+        <w:rPr>
+          <w:b w:val="0"/>
+        </w:rPr>
+        <w:t xml:space="preserve"> is5 days, inclusive </w:t>
+      </w:r>
+      <w:r>
+        <w:rPr>
+          <w:b/>
+        </w:rPr>
+        <w:t>deletion boundary</w:t>
+      </w:r>
+      <w:r>
+        <w:rPr>
+          <w:b w:val="0"/>
+        </w:rPr>
+        <w:t>. Ages4, 5, 6; a log stores complete content. Trace required action.</w:t>
       </w:r>
     </w:p>
     <w:p>
@@ -995,7 +1408,29 @@
     </w:p>
     <w:p>
       <w:r>
-        <w:t>For the worked scenario, propose one additional case that could reveal a failure, describe its expected outcome before running it, and explain what would need to remain fixed for a fair comparison. Do not reuse W4 as a new final test after receiving feedback.</w:t>
+        <w:t>Design a revealing follow-up. Apply the supplied Privacy by Design facts and keep your reasoning.</w:t>
+      </w:r>
+    </w:p>
+    <w:p>
+      <w:pPr>
+        <w:spacing w:line="336" w:lineRule="auto" w:after="180"/>
+      </w:pPr>
+      <w:r>
+        <w:rPr>
+          <w:b w:val="0"/>
+        </w:rPr>
+        <w:t>For the worked scenario, propose one additional case that could reveal a failure, describe its expected outcome before running it, and explain what would need to remain fixed for a fair comparison.</w:t>
+      </w:r>
+    </w:p>
+    <w:p>
+      <w:pPr>
+        <w:spacing w:line="336" w:lineRule="auto" w:after="180"/>
+      </w:pPr>
+      <w:r>
+        <w:rPr>
+          <w:b w:val="0"/>
+        </w:rPr>
+        <w:t>Do not reuse W4 as a new final test after receiving feedback.</w:t>
       </w:r>
     </w:p>
     <w:p>
@@ -1047,6 +1482,11 @@
       </w:pPr>
       <w:r>
         <w:t>17. Feedback, return check and learning record</w:t>
+      </w:r>
+    </w:p>
+    <w:p>
+      <w:r>
+        <w:t>Record the first repaired step and a different case to revisit after a delay.</w:t>
       </w:r>
     </w:p>
     <w:tbl>
@@ -1186,7 +1626,13 @@
       </w:tr>
     </w:tbl>
     <w:p>
-      <w:r>
+      <w:pPr>
+        <w:spacing w:line="336" w:lineRule="auto" w:after="180"/>
+      </w:pPr>
+      <w:r>
+        <w:rPr>
+          <w:b w:val="0"/>
+        </w:rPr>
         <w:t>Revisit this idea with your teacher after a delay. Familiarity is different from explaining and using it on a changed case.</w:t>
       </w:r>
     </w:p>
@@ -1200,17 +1646,64 @@
     </w:p>
     <w:p>
       <w:r>
+        <w:t>Trace deletion through both a working folder and a cache. Explain the labelled step before checking the changed condition.</w:t>
+      </w:r>
+    </w:p>
+    <w:p>
+      <w:pPr>
+        <w:spacing w:line="336" w:lineRule="auto" w:after="180"/>
+      </w:pPr>
+      <w:r>
+        <w:rPr>
+          <w:b w:val="0"/>
+        </w:rPr>
         <w:t>Trace deletion through both a working folder and a cache.</w:t>
       </w:r>
     </w:p>
     <w:p>
-      <w:r>
-        <w:t>Fictional retention policy: delete records aged at least 3 days. Ages A=2, B=3, C=4; the cache contains a copy of B.</w:t>
-      </w:r>
-    </w:p>
-    <w:p>
-      <w:r>
-        <w:t>All inputs and outcomes in this worked example are invented classroom data; no real model run is claimed.</w:t>
+      <w:pPr>
+        <w:spacing w:line="336" w:lineRule="auto" w:after="180"/>
+      </w:pPr>
+      <w:r>
+        <w:rPr>
+          <w:b w:val="0"/>
+        </w:rPr>
+        <w:t xml:space="preserve">Fictional </w:t>
+      </w:r>
+      <w:r>
+        <w:rPr>
+          <w:b/>
+        </w:rPr>
+        <w:t>retention</w:t>
+      </w:r>
+      <w:r>
+        <w:rPr>
+          <w:b w:val="0"/>
+        </w:rPr>
+        <w:t xml:space="preserve"> policy: delete records aged at least 3 days. Ages A=2, B=3, C=4; the cache contains a copy of B.</w:t>
+      </w:r>
+    </w:p>
+    <w:p>
+      <w:pPr>
+        <w:spacing w:line="336" w:lineRule="auto" w:after="180"/>
+      </w:pPr>
+      <w:r>
+        <w:rPr>
+          <w:b w:val="0"/>
+        </w:rPr>
+        <w:t xml:space="preserve">All </w:t>
+      </w:r>
+      <w:r>
+        <w:rPr>
+          <w:b/>
+        </w:rPr>
+        <w:t>input</w:t>
+      </w:r>
+      <w:r>
+        <w:rPr>
+          <w:b w:val="0"/>
+        </w:rPr>
+        <w:t>s and outcomes in this worked example are invented classroom data; no real model run is claimed.</w:t>
       </w:r>
     </w:p>
     <w:p>
@@ -1250,8 +1743,38 @@
       </w:r>
     </w:p>
     <w:p>
-      <w:r>
-        <w:t>Which IDs and locations must appear in the deletion evidence? Point to the relevant step in the picture, then write the changed result and the rule or evidence that supports it.</w:t>
+      <w:pPr>
+        <w:spacing w:line="336" w:lineRule="auto" w:after="180"/>
+      </w:pPr>
+      <w:r>
+        <w:rPr>
+          <w:b w:val="0"/>
+        </w:rPr>
+        <w:t xml:space="preserve">Which IDs and locations must appear in the deletion </w:t>
+      </w:r>
+      <w:r>
+        <w:rPr>
+          <w:b/>
+        </w:rPr>
+        <w:t>evidence</w:t>
+      </w:r>
+      <w:r>
+        <w:rPr>
+          <w:b w:val="0"/>
+        </w:rPr>
+        <w:t xml:space="preserve">? Point to the relevant step in the picture, then write the changed result and the rule or </w:t>
+      </w:r>
+      <w:r>
+        <w:rPr>
+          <w:b/>
+        </w:rPr>
+        <w:t>evidence</w:t>
+      </w:r>
+      <w:r>
+        <w:rPr>
+          <w:b w:val="0"/>
+        </w:rPr>
+        <w:t xml:space="preserve"> that supports it.</w:t>
       </w:r>
     </w:p>
     <w:p>
@@ -1293,13 +1816,69 @@
       </w:r>
     </w:p>
     <w:p>
-      <w:r>
-        <w:t>Support used: alone / hint / worked example. This record is practice evidence.</w:t>
-      </w:r>
-    </w:p>
-    <w:p>
-      <w:r>
-        <w:t>Project connection: For your Verified Study Buddy, save the input, procedure, observed result and limitation of this check. Label this worked example as practice; use a different, previously unreviewed case when checking independent understanding.</w:t>
+      <w:pPr>
+        <w:pStyle w:val="Heading3"/>
+      </w:pPr>
+      <w:r>
+        <w:t>Record the help used</w:t>
+      </w:r>
+    </w:p>
+    <w:p>
+      <w:pPr>
+        <w:spacing w:line="336" w:lineRule="auto" w:after="180"/>
+        <w:shd w:fill="F1F6F8"/>
+      </w:pPr>
+      <w:r>
+        <w:rPr>
+          <w:b w:val="0"/>
+        </w:rPr>
+        <w:t xml:space="preserve">Support used: alone / hint / worked example. This record is practice </w:t>
+      </w:r>
+      <w:r>
+        <w:rPr>
+          <w:b/>
+        </w:rPr>
+        <w:t>evidence</w:t>
+      </w:r>
+      <w:r>
+        <w:rPr>
+          <w:b w:val="0"/>
+        </w:rPr>
+        <w:t>.</w:t>
+      </w:r>
+    </w:p>
+    <w:p>
+      <w:pPr>
+        <w:spacing w:line="336" w:lineRule="auto" w:after="180"/>
+      </w:pPr>
+      <w:r>
+        <w:rPr>
+          <w:b w:val="0"/>
+        </w:rPr>
+        <w:t xml:space="preserve">Project connection: For your Verified Study Buddy, save the </w:t>
+      </w:r>
+      <w:r>
+        <w:rPr>
+          <w:b/>
+        </w:rPr>
+        <w:t>input</w:t>
+      </w:r>
+      <w:r>
+        <w:rPr>
+          <w:b w:val="0"/>
+        </w:rPr>
+        <w:t>, procedure, observed result and limitation of this check.</w:t>
+      </w:r>
+    </w:p>
+    <w:p>
+      <w:pPr>
+        <w:spacing w:line="336" w:lineRule="auto" w:after="180"/>
+      </w:pPr>
+      <w:r>
+        <w:rPr>
+          <w:b w:val="0"/>
+        </w:rPr>
+        <w:t>Label this worked example as practice; use a different, previously unreviewed case when checking independent understanding.</w:t>
       </w:r>
     </w:p>
     <w:p>
@@ -1312,17 +1891,75 @@
     </w:p>
     <w:p>
       <w:r>
+        <w:t>Keep this week’s input, deciding step, result and limit together in the Verified Study Buddy record.</w:t>
+      </w:r>
+    </w:p>
+    <w:p>
+      <w:pPr>
+        <w:spacing w:line="336" w:lineRule="auto" w:after="180"/>
+      </w:pPr>
+      <w:r>
+        <w:rPr>
+          <w:b w:val="0"/>
+        </w:rPr>
         <w:t>Project: Verified Study Buddy</w:t>
       </w:r>
     </w:p>
     <w:p>
-      <w:r>
-        <w:t>Current milestone: Prepare the demonstration. Gather reproducible instructions, evidence, access checks and remaining limitations.</w:t>
-      </w:r>
-    </w:p>
-    <w:p>
-      <w:r>
-        <w:t>For your Verified Study Buddy, save the input, procedure, observed result and limitation of this check. Label this worked example as practice; use a different, previously unreviewed case when checking independent understanding.</w:t>
+      <w:pPr>
+        <w:spacing w:line="336" w:lineRule="auto" w:after="180"/>
+      </w:pPr>
+      <w:r>
+        <w:rPr>
+          <w:b w:val="0"/>
+        </w:rPr>
+        <w:t xml:space="preserve">Current milestone: Prepare the demonstration. Gather reproducible instructions, </w:t>
+      </w:r>
+      <w:r>
+        <w:rPr>
+          <w:b/>
+        </w:rPr>
+        <w:t>evidence</w:t>
+      </w:r>
+      <w:r>
+        <w:rPr>
+          <w:b w:val="0"/>
+        </w:rPr>
+        <w:t>, access checks and remaining limitations.</w:t>
+      </w:r>
+    </w:p>
+    <w:p>
+      <w:pPr>
+        <w:spacing w:line="336" w:lineRule="auto" w:after="180"/>
+      </w:pPr>
+      <w:r>
+        <w:rPr>
+          <w:b w:val="0"/>
+        </w:rPr>
+        <w:t xml:space="preserve">For your Verified Study Buddy, save the </w:t>
+      </w:r>
+      <w:r>
+        <w:rPr>
+          <w:b/>
+        </w:rPr>
+        <w:t>input</w:t>
+      </w:r>
+      <w:r>
+        <w:rPr>
+          <w:b w:val="0"/>
+        </w:rPr>
+        <w:t>, procedure, observed result and limitation of this check.</w:t>
+      </w:r>
+    </w:p>
+    <w:p>
+      <w:pPr>
+        <w:spacing w:line="336" w:lineRule="auto" w:after="180"/>
+      </w:pPr>
+      <w:r>
+        <w:rPr>
+          <w:b w:val="0"/>
+        </w:rPr>
+        <w:t>Label this worked example as practice; use a different, previously unreviewed case when checking independent understanding.</w:t>
       </w:r>
     </w:p>
     <w:tbl>
@@ -1484,11 +2121,28 @@
     </w:p>
     <w:p>
       <w:r>
+        <w:t>Try the supported questions before comparing with hints and feedback. Record what you repaired and the evidence you retained.</w:t>
+      </w:r>
+    </w:p>
+    <w:p>
+      <w:pPr>
+        <w:spacing w:line="336" w:lineRule="auto" w:after="180"/>
+      </w:pPr>
+      <w:r>
+        <w:rPr>
+          <w:b w:val="0"/>
+        </w:rPr>
         <w:t>Use this supported practice once, in the browser or on paper. Keep the reserved independent assessment for a separate first attempt before teacher feedback.</w:t>
       </w:r>
     </w:p>
     <w:p>
-      <w:r>
+      <w:pPr>
+        <w:spacing w:line="336" w:lineRule="auto" w:after="180"/>
+      </w:pPr>
+      <w:r>
+        <w:rPr>
+          <w:b w:val="0"/>
+        </w:rPr>
         <w:t>Trace deletion through both a working folder and a cache.</w:t>
       </w:r>
     </w:p>
@@ -1501,22 +2155,49 @@
       </w:r>
     </w:p>
     <w:p>
-      <w:r>
+      <w:pPr>
+        <w:spacing w:line="336" w:lineRule="auto" w:after="180"/>
+      </w:pPr>
+      <w:r>
+        <w:rPr>
+          <w:b w:val="0"/>
+        </w:rPr>
         <w:t>Which labelled step matches this detail? Delete cached B too; otherwise the declared content remains retained.</w:t>
       </w:r>
     </w:p>
     <w:p>
-      <w:r>
+      <w:pPr>
+        <w:spacing w:line="336" w:lineRule="auto" w:after="180"/>
+        <w:shd w:fill="F4F9FC"/>
+      </w:pPr>
+      <w:r>
+        <w:rPr>
+          <w:b w:val="0"/>
+        </w:rPr>
         <w:t>1. Compare ages</w:t>
       </w:r>
     </w:p>
     <w:p>
-      <w:r>
+      <w:pPr>
+        <w:spacing w:line="336" w:lineRule="auto" w:after="180"/>
+        <w:shd w:fill="F4F9FC"/>
+      </w:pPr>
+      <w:r>
+        <w:rPr>
+          <w:b w:val="0"/>
+        </w:rPr>
         <w:t>2. Delete eligible</w:t>
       </w:r>
     </w:p>
     <w:p>
-      <w:r>
+      <w:pPr>
+        <w:spacing w:line="336" w:lineRule="auto" w:after="180"/>
+        <w:shd w:fill="F4F9FC"/>
+      </w:pPr>
+      <w:r>
+        <w:rPr>
+          <w:b w:val="0"/>
+        </w:rPr>
         <w:t>3. Check copies</w:t>
       </w:r>
     </w:p>
@@ -1554,41 +2235,167 @@
       </w:r>
     </w:p>
     <w:p>
-      <w:r>
+      <w:pPr>
+        <w:pStyle w:val="Heading3"/>
+      </w:pPr>
+      <w:r>
+        <w:t>Hint · try first</w:t>
+      </w:r>
+    </w:p>
+    <w:p>
+      <w:pPr>
+        <w:spacing w:line="336" w:lineRule="auto" w:after="180"/>
+        <w:shd w:fill="F1F6F8"/>
+      </w:pPr>
+      <w:r>
+        <w:rPr>
+          <w:b w:val="0"/>
+        </w:rPr>
         <w:t>Hint if needed: Read the steps in the pictorial case. Match the supplied detail to the stage that performs or records it.</w:t>
       </w:r>
     </w:p>
     <w:p>
-      <w:r>
-        <w:t>After your attempt, compare with the supported explanation: Check copies Delete cached B too; otherwise the declared content remains retained. Read the picture in order. Delete cached B too; otherwise the declared content remains retained. The arrows show which recorded input or intermediate result each decision uses. Explain the deciding step aloud before checking the changed case; pointing to the final answer alone does not show how it follows.</w:t>
-      </w:r>
-    </w:p>
-    <w:p>
       <w:pPr>
         <w:pStyle w:val="Heading3"/>
       </w:pPr>
       <w:r>
+        <w:t>Feedback · compare after trying</w:t>
+      </w:r>
+    </w:p>
+    <w:p>
+      <w:pPr>
+        <w:spacing w:line="336" w:lineRule="auto" w:after="180"/>
+        <w:shd w:fill="F1F6FC"/>
+      </w:pPr>
+      <w:r>
+        <w:rPr>
+          <w:b w:val="0"/>
+        </w:rPr>
+        <w:t>After your attempt, compare with the supported explanation: Check copies Delete cached B too; otherwise the declared content remains retained. Read the picture in order.</w:t>
+      </w:r>
+    </w:p>
+    <w:p>
+      <w:pPr>
+        <w:spacing w:line="336" w:lineRule="auto" w:after="180"/>
+        <w:shd w:fill="F1F6FC"/>
+      </w:pPr>
+      <w:r>
+        <w:rPr>
+          <w:b w:val="0"/>
+        </w:rPr>
+        <w:t xml:space="preserve">Delete cached B too; otherwise the declared content remains retained. The arrows show which recorded </w:t>
+      </w:r>
+      <w:r>
+        <w:rPr>
+          <w:b/>
+        </w:rPr>
+        <w:t>input</w:t>
+      </w:r>
+      <w:r>
+        <w:rPr>
+          <w:b w:val="0"/>
+        </w:rPr>
+        <w:t xml:space="preserve"> or intermediate result each decision uses.</w:t>
+      </w:r>
+    </w:p>
+    <w:p>
+      <w:pPr>
+        <w:spacing w:line="336" w:lineRule="auto" w:after="180"/>
+        <w:shd w:fill="F1F6FC"/>
+      </w:pPr>
+      <w:r>
+        <w:rPr>
+          <w:b w:val="0"/>
+        </w:rPr>
+        <w:t>Explain the deciding step aloud before checking the changed case; pointing to the final answer alone does not show how it follows.</w:t>
+      </w:r>
+    </w:p>
+    <w:p>
+      <w:pPr>
+        <w:pStyle w:val="Heading3"/>
+      </w:pPr>
+      <w:r>
         <w:t>Practice 2: explain the deciding evidence</w:t>
       </w:r>
     </w:p>
     <w:p>
-      <w:r>
+      <w:pPr>
+        <w:pStyle w:val="Heading3"/>
+      </w:pPr>
+      <w:r>
+        <w:t>Changed case · predict first</w:t>
+      </w:r>
+    </w:p>
+    <w:p>
+      <w:pPr>
+        <w:spacing w:line="336" w:lineRule="auto" w:after="180"/>
+        <w:shd w:fill="F5F1FB"/>
+      </w:pPr>
+      <w:r>
+        <w:rPr>
+          <w:b w:val="0"/>
+        </w:rPr>
         <w:t>Changed-case practice: The cache deletion fails. Which conclusion is supported by the supplied facts?</w:t>
       </w:r>
     </w:p>
     <w:p>
-      <w:r>
-        <w:t>1. We can decide the result without examining the changed input or the procedure.</w:t>
-      </w:r>
-    </w:p>
-    <w:p>
-      <w:r>
+      <w:pPr>
+        <w:spacing w:line="336" w:lineRule="auto" w:after="180"/>
+        <w:shd w:fill="F4F9FC"/>
+      </w:pPr>
+      <w:r>
+        <w:rPr>
+          <w:b w:val="0"/>
+        </w:rPr>
+        <w:t xml:space="preserve">1. We can decide the result without examining the changed </w:t>
+      </w:r>
+      <w:r>
+        <w:rPr>
+          <w:b/>
+        </w:rPr>
+        <w:t>input</w:t>
+      </w:r>
+      <w:r>
+        <w:rPr>
+          <w:b w:val="0"/>
+        </w:rPr>
+        <w:t xml:space="preserve"> or the procedure.</w:t>
+      </w:r>
+    </w:p>
+    <w:p>
+      <w:pPr>
+        <w:spacing w:line="336" w:lineRule="auto" w:after="180"/>
+        <w:shd w:fill="F4F9FC"/>
+      </w:pPr>
+      <w:r>
+        <w:rPr>
+          <w:b w:val="0"/>
+        </w:rPr>
         <w:t>2. Report incomplete deletion rather than success.</w:t>
       </w:r>
     </w:p>
     <w:p>
-      <w:r>
-        <w:t>3. This one example guarantees correct results for every future input.</w:t>
+      <w:pPr>
+        <w:spacing w:line="336" w:lineRule="auto" w:after="180"/>
+        <w:shd w:fill="F4F9FC"/>
+      </w:pPr>
+      <w:r>
+        <w:rPr>
+          <w:b w:val="0"/>
+        </w:rPr>
+        <w:t xml:space="preserve">3. This one example guarantees correct results for every future </w:t>
+      </w:r>
+      <w:r>
+        <w:rPr>
+          <w:b/>
+        </w:rPr>
+        <w:t>input</w:t>
+      </w:r>
+      <w:r>
+        <w:rPr>
+          <w:b w:val="0"/>
+        </w:rPr>
+        <w:t>.</w:t>
       </w:r>
     </w:p>
     <w:p>
@@ -1625,12 +2432,42 @@
       </w:r>
     </w:p>
     <w:p>
-      <w:r>
+      <w:pPr>
+        <w:pStyle w:val="Heading3"/>
+      </w:pPr>
+      <w:r>
+        <w:t>Hint · try first</w:t>
+      </w:r>
+    </w:p>
+    <w:p>
+      <w:pPr>
+        <w:spacing w:line="336" w:lineRule="auto" w:after="180"/>
+        <w:shd w:fill="F1F6F8"/>
+      </w:pPr>
+      <w:r>
+        <w:rPr>
+          <w:b w:val="0"/>
+        </w:rPr>
         <w:t>Hint if needed: Use the changed condition and the deciding step in the pictorial trace. The answer must say what follows from those facts.</w:t>
       </w:r>
     </w:p>
     <w:p>
-      <w:r>
+      <w:pPr>
+        <w:pStyle w:val="Heading3"/>
+      </w:pPr>
+      <w:r>
+        <w:t>Feedback · compare after trying</w:t>
+      </w:r>
+    </w:p>
+    <w:p>
+      <w:pPr>
+        <w:spacing w:line="336" w:lineRule="auto" w:after="180"/>
+        <w:shd w:fill="F1F6FC"/>
+      </w:pPr>
+      <w:r>
+        <w:rPr>
+          <w:b w:val="0"/>
+        </w:rPr>
         <w:t>After your attempt, compare with the supported explanation: Report incomplete deletion rather than success. Removing the working copy does not remove the known retained cache copy.</w:t>
       </w:r>
     </w:p>
@@ -1643,18 +2480,129 @@
       </w:r>
     </w:p>
     <w:p>
-      <w:r>
-        <w:t>Review Red Team the Product (ai-3/27). Goal: Explain the mechanism and terminology of red team exercises. Short practice: Why does the original test fail even if no upload succeeded? Point to the relevant step in the picture, then write the changed result and the rule or evidence that supports it.. Return to this week and explain what you changed.</w:t>
-      </w:r>
-    </w:p>
-    <w:p>
-      <w:r>
-        <w:t>Review Quality Rubrics (ai-3/25). Goal: Explain the mechanism and terminology of system evaluation sets. Short practice: Why is “one out of two checks passed” an insufficient release decision? Point to the relevant step in the picture, then write the changed result and the rule or evidence that supports it.. Return to this week and explain what you changed.</w:t>
-      </w:r>
-    </w:p>
-    <w:p>
-      <w:r>
-        <w:t>Review Requests Responses and JSON (ai-3/22). Goal: Parse JSON into Python records. Short practice: Would converting the text silently prove the source count is correct? Point to the relevant step in the picture, then write the changed result and the rule or evidence that supports it.. Return to this week and explain what you changed.</w:t>
+      <w:pPr>
+        <w:spacing w:line="336" w:lineRule="auto" w:after="180"/>
+      </w:pPr>
+      <w:r>
+        <w:rPr>
+          <w:b w:val="0"/>
+        </w:rPr>
+        <w:t xml:space="preserve">Review Red Team the Product (ai-3/27). Goal: Explain the </w:t>
+      </w:r>
+      <w:r>
+        <w:rPr>
+          <w:b/>
+        </w:rPr>
+        <w:t>mechanism</w:t>
+      </w:r>
+      <w:r>
+        <w:rPr>
+          <w:b w:val="0"/>
+        </w:rPr>
+        <w:t xml:space="preserve"> and terminology of red team exercises. Short practice: Why does the original test fail even if no upload succeeded?</w:t>
+      </w:r>
+    </w:p>
+    <w:p>
+      <w:pPr>
+        <w:spacing w:line="336" w:lineRule="auto" w:after="180"/>
+      </w:pPr>
+      <w:r>
+        <w:rPr>
+          <w:b w:val="0"/>
+        </w:rPr>
+        <w:t xml:space="preserve">Point to the relevant step in the picture, then write the changed result and the rule or </w:t>
+      </w:r>
+      <w:r>
+        <w:rPr>
+          <w:b/>
+        </w:rPr>
+        <w:t>evidence</w:t>
+      </w:r>
+      <w:r>
+        <w:rPr>
+          <w:b w:val="0"/>
+        </w:rPr>
+        <w:t xml:space="preserve"> that supports it.. Return to this week and explain what you changed.</w:t>
+      </w:r>
+    </w:p>
+    <w:p>
+      <w:pPr>
+        <w:spacing w:line="336" w:lineRule="auto" w:after="180"/>
+      </w:pPr>
+      <w:r>
+        <w:rPr>
+          <w:b w:val="0"/>
+        </w:rPr>
+        <w:t xml:space="preserve">Review Quality Rubrics (ai-3/25). Goal: Explain the </w:t>
+      </w:r>
+      <w:r>
+        <w:rPr>
+          <w:b/>
+        </w:rPr>
+        <w:t>mechanism</w:t>
+      </w:r>
+      <w:r>
+        <w:rPr>
+          <w:b w:val="0"/>
+        </w:rPr>
+        <w:t xml:space="preserve"> and terminology of system evaluation sets. Short practice: Why is “one out of two checks passed” an insufficient release decision?</w:t>
+      </w:r>
+    </w:p>
+    <w:p>
+      <w:pPr>
+        <w:spacing w:line="336" w:lineRule="auto" w:after="180"/>
+      </w:pPr>
+      <w:r>
+        <w:rPr>
+          <w:b w:val="0"/>
+        </w:rPr>
+        <w:t xml:space="preserve">Point to the relevant step in the picture, then write the changed result and the rule or </w:t>
+      </w:r>
+      <w:r>
+        <w:rPr>
+          <w:b/>
+        </w:rPr>
+        <w:t>evidence</w:t>
+      </w:r>
+      <w:r>
+        <w:rPr>
+          <w:b w:val="0"/>
+        </w:rPr>
+        <w:t xml:space="preserve"> that supports it.. Return to this week and explain what you changed.</w:t>
+      </w:r>
+    </w:p>
+    <w:p>
+      <w:pPr>
+        <w:spacing w:line="336" w:lineRule="auto" w:after="180"/>
+      </w:pPr>
+      <w:r>
+        <w:rPr>
+          <w:b w:val="0"/>
+        </w:rPr>
+        <w:t>Review Requests Responses and JSON (ai-3/22). Goal: Parse JSON into Python records. Short practice: Would converting the text silently prove the source count is correct?</w:t>
+      </w:r>
+    </w:p>
+    <w:p>
+      <w:pPr>
+        <w:spacing w:line="336" w:lineRule="auto" w:after="180"/>
+      </w:pPr>
+      <w:r>
+        <w:rPr>
+          <w:b w:val="0"/>
+        </w:rPr>
+        <w:t xml:space="preserve">Point to the relevant step in the picture, then write the changed result and the rule or </w:t>
+      </w:r>
+      <w:r>
+        <w:rPr>
+          <w:b/>
+        </w:rPr>
+        <w:t>evidence</w:t>
+      </w:r>
+      <w:r>
+        <w:rPr>
+          <w:b w:val="0"/>
+        </w:rPr>
+        <w:t xml:space="preserve"> that supports it.. Return to this week and explain what you changed.</w:t>
       </w:r>
     </w:p>
     <w:p>
@@ -1666,8 +2614,37 @@
       </w:r>
     </w:p>
     <w:p>
-      <w:r>
-        <w:t>Use Download completed work in the hosted lesson to export your answers, reflections, practice feedback and code-run evidence. Open the HTML copy to read or print it. Drafts stay in this browser when storage is available; clear drafts on a shared device.</w:t>
+      <w:pPr>
+        <w:spacing w:line="336" w:lineRule="auto" w:after="180"/>
+      </w:pPr>
+      <w:r>
+        <w:rPr>
+          <w:b w:val="0"/>
+        </w:rPr>
+        <w:t xml:space="preserve">Use Download completed work in the hosted lesson to export your answers, reflections, practice feedback and code-run </w:t>
+      </w:r>
+      <w:r>
+        <w:rPr>
+          <w:b/>
+        </w:rPr>
+        <w:t>evidence</w:t>
+      </w:r>
+      <w:r>
+        <w:rPr>
+          <w:b w:val="0"/>
+        </w:rPr>
+        <w:t>. Open the HTML copy to read or print it.</w:t>
+      </w:r>
+    </w:p>
+    <w:p>
+      <w:pPr>
+        <w:spacing w:line="336" w:lineRule="auto" w:after="180"/>
+      </w:pPr>
+      <w:r>
+        <w:rPr>
+          <w:b w:val="0"/>
+        </w:rPr>
+        <w:t>Drafts stay in this browser when storage is available; clear drafts on a shared device.</w:t>
       </w:r>
     </w:p>
     <w:p>
@@ -1681,6 +2658,833 @@
     <w:p>
       <w:r>
         <w:t>________________________________________________________________</w:t>
+      </w:r>
+    </w:p>
+    <w:p>
+      <w:r>
+        <w:t>________________________________________________________________</w:t>
+      </w:r>
+    </w:p>
+    <w:p>
+      <w:r>
+        <w:t>________________________________________________________________</w:t>
+      </w:r>
+    </w:p>
+    <w:p>
+      <w:r>
+        <w:t>________________________________________________________________</w:t>
+      </w:r>
+    </w:p>
+    <w:p>
+      <w:r>
+        <w:t>________________________________________________________________</w:t>
+      </w:r>
+    </w:p>
+    <w:p>
+      <w:pPr>
+        <w:pStyle w:val="Heading1"/>
+      </w:pPr>
+      <w:r>
+        <w:t>21. Visual concept journey</w:t>
+      </w:r>
+    </w:p>
+    <w:p>
+      <w:r>
+        <w:t>Explain each Privacy by Design picture from its labels, then record a relevant limit.</w:t>
+      </w:r>
+    </w:p>
+    <w:p>
+      <w:pPr>
+        <w:pStyle w:val="Heading3"/>
+      </w:pPr>
+      <w:r>
+        <w:t>01. Privacy by Design: the case</w:t>
+      </w:r>
+    </w:p>
+    <w:p>
+      <w:r>
+        <w:drawing>
+          <wp:inline xmlns:a="http://schemas.openxmlformats.org/drawingml/2006/main" xmlns:pic="http://schemas.openxmlformats.org/drawingml/2006/picture">
+            <wp:extent cx="5486400" cy="2990088"/>
+            <wp:docPr id="2" name="Picture 2" descr="Trace deletion through both a working folder and a cache. Supplied facts: Fictional retention policy: delete records aged at least 3 days. Ages A=2, B=3, C=4; the cache contains a copy of B. All inputs and outcomes in this worked example are invented classroom data; no real model run is claimed."/>
+            <wp:cNvGraphicFramePr>
+              <a:graphicFrameLocks noChangeAspect="1"/>
+            </wp:cNvGraphicFramePr>
+            <a:graphic>
+              <a:graphicData uri="http://schemas.openxmlformats.org/drawingml/2006/picture">
+                <pic:pic>
+                  <pic:nvPicPr>
+                    <pic:cNvPr id="0" name="academy-story-ai-3-28-01.png"/>
+                    <pic:cNvPicPr/>
+                  </pic:nvPicPr>
+                  <pic:blipFill>
+                    <a:blip r:embed="rId10"/>
+                    <a:stretch>
+                      <a:fillRect/>
+                    </a:stretch>
+                  </pic:blipFill>
+                  <pic:spPr>
+                    <a:xfrm>
+                      <a:off x="0" y="0"/>
+                      <a:ext cx="5486400" cy="2990088"/>
+                    </a:xfrm>
+                    <a:prstGeom prst="rect"/>
+                  </pic:spPr>
+                </pic:pic>
+              </a:graphicData>
+            </a:graphic>
+          </wp:inline>
+        </w:drawing>
+      </w:r>
+    </w:p>
+    <w:p>
+      <w:pPr>
+        <w:spacing w:line="336" w:lineRule="auto" w:after="180"/>
+      </w:pPr>
+      <w:r>
+        <w:rPr>
+          <w:b w:val="0"/>
+        </w:rPr>
+        <w:t xml:space="preserve">Trace deletion through both a working folder and a cache. Supplied facts: Fictional </w:t>
+      </w:r>
+      <w:r>
+        <w:rPr>
+          <w:b/>
+        </w:rPr>
+        <w:t>retention</w:t>
+      </w:r>
+      <w:r>
+        <w:rPr>
+          <w:b w:val="0"/>
+        </w:rPr>
+        <w:t xml:space="preserve"> policy: delete records aged at least 3 days. Ages A=2, B=3, C=4; the cache contains a copy of B.</w:t>
+      </w:r>
+    </w:p>
+    <w:p>
+      <w:pPr>
+        <w:spacing w:line="336" w:lineRule="auto" w:after="180"/>
+      </w:pPr>
+      <w:r>
+        <w:rPr>
+          <w:b w:val="0"/>
+        </w:rPr>
+        <w:t xml:space="preserve">All </w:t>
+      </w:r>
+      <w:r>
+        <w:rPr>
+          <w:b/>
+        </w:rPr>
+        <w:t>input</w:t>
+      </w:r>
+      <w:r>
+        <w:rPr>
+          <w:b w:val="0"/>
+        </w:rPr>
+        <w:t>s and outcomes in this worked example are invented classroom data; no real model run is claimed.</w:t>
+      </w:r>
+    </w:p>
+    <w:p>
+      <w:pPr>
+        <w:spacing w:line="336" w:lineRule="auto" w:after="180"/>
+        <w:shd w:fill="F5F1FB"/>
+      </w:pPr>
+      <w:r>
+        <w:rPr>
+          <w:b w:val="0"/>
+        </w:rPr>
+        <w:t>Point to the given fact that matters most. Explain why it matters.</w:t>
+      </w:r>
+    </w:p>
+    <w:p>
+      <w:pPr>
+        <w:pStyle w:val="Heading3"/>
+      </w:pPr>
+      <w:r>
+        <w:t>My picture explanation, deciding evidence and one limit</w:t>
+      </w:r>
+    </w:p>
+    <w:p>
+      <w:r>
+        <w:t>________________________________________________________________</w:t>
+      </w:r>
+    </w:p>
+    <w:p>
+      <w:r>
+        <w:t>________________________________________________________________</w:t>
+      </w:r>
+    </w:p>
+    <w:p>
+      <w:r>
+        <w:t>________________________________________________________________</w:t>
+      </w:r>
+    </w:p>
+    <w:p>
+      <w:r>
+        <w:t>________________________________________________________________</w:t>
+      </w:r>
+    </w:p>
+    <w:p>
+      <w:pPr>
+        <w:pStyle w:val="Heading3"/>
+      </w:pPr>
+      <w:r>
+        <w:t>02. Follow the deciding steps</w:t>
+      </w:r>
+    </w:p>
+    <w:p>
+      <w:r>
+        <w:drawing>
+          <wp:inline xmlns:a="http://schemas.openxmlformats.org/drawingml/2006/main" xmlns:pic="http://schemas.openxmlformats.org/drawingml/2006/picture">
+            <wp:extent cx="5486400" cy="3182112"/>
+            <wp:docPr id="3" name="Picture 3" descr="Compare ages: A is below 3; B is exactly 3; C is above 3. → Delete eligible: Keep A. Delete B and C from the working folder. → Check copies: Delete cached B too; otherwise the declared content remains retained."/>
+            <wp:cNvGraphicFramePr>
+              <a:graphicFrameLocks noChangeAspect="1"/>
+            </wp:cNvGraphicFramePr>
+            <a:graphic>
+              <a:graphicData uri="http://schemas.openxmlformats.org/drawingml/2006/picture">
+                <pic:pic>
+                  <pic:nvPicPr>
+                    <pic:cNvPr id="0" name="academy-story-ai-3-28-02.png"/>
+                    <pic:cNvPicPr/>
+                  </pic:nvPicPr>
+                  <pic:blipFill>
+                    <a:blip r:embed="rId11"/>
+                    <a:stretch>
+                      <a:fillRect/>
+                    </a:stretch>
+                  </pic:blipFill>
+                  <pic:spPr>
+                    <a:xfrm>
+                      <a:off x="0" y="0"/>
+                      <a:ext cx="5486400" cy="3182112"/>
+                    </a:xfrm>
+                    <a:prstGeom prst="rect"/>
+                  </pic:spPr>
+                </pic:pic>
+              </a:graphicData>
+            </a:graphic>
+          </wp:inline>
+        </w:drawing>
+      </w:r>
+    </w:p>
+    <w:p>
+      <w:pPr>
+        <w:spacing w:line="336" w:lineRule="auto" w:after="180"/>
+      </w:pPr>
+      <w:r>
+        <w:rPr>
+          <w:b w:val="0"/>
+        </w:rPr>
+        <w:t>Compare ages: A is below 3; B is exactly 3; C is above 3. → Delete eligible: Keep A. Delete B and C from the working folder. → Check copies: Delete cached B too; otherwise the declared content remains retained.</w:t>
+      </w:r>
+    </w:p>
+    <w:p>
+      <w:pPr>
+        <w:spacing w:line="336" w:lineRule="auto" w:after="180"/>
+        <w:shd w:fill="F5F1FB"/>
+      </w:pPr>
+      <w:r>
+        <w:rPr>
+          <w:b w:val="0"/>
+        </w:rPr>
+        <w:t xml:space="preserve">Point to each numbered stage and explain which recorded </w:t>
+      </w:r>
+      <w:r>
+        <w:rPr>
+          <w:b/>
+        </w:rPr>
+        <w:t>input</w:t>
+      </w:r>
+      <w:r>
+        <w:rPr>
+          <w:b w:val="0"/>
+        </w:rPr>
+        <w:t xml:space="preserve"> it uses.</w:t>
+      </w:r>
+    </w:p>
+    <w:p>
+      <w:pPr>
+        <w:pStyle w:val="Heading3"/>
+      </w:pPr>
+      <w:r>
+        <w:t>My picture explanation, deciding evidence and one limit</w:t>
+      </w:r>
+    </w:p>
+    <w:p>
+      <w:r>
+        <w:t>________________________________________________________________</w:t>
+      </w:r>
+    </w:p>
+    <w:p>
+      <w:r>
+        <w:t>________________________________________________________________</w:t>
+      </w:r>
+    </w:p>
+    <w:p>
+      <w:r>
+        <w:t>________________________________________________________________</w:t>
+      </w:r>
+    </w:p>
+    <w:p>
+      <w:r>
+        <w:t>________________________________________________________________</w:t>
+      </w:r>
+    </w:p>
+    <w:p>
+      <w:pPr>
+        <w:pStyle w:val="Heading3"/>
+      </w:pPr>
+      <w:r>
+        <w:t>03. Data retention and deletion — evidence trace</w:t>
+      </w:r>
+    </w:p>
+    <w:p>
+      <w:r>
+        <w:drawing>
+          <wp:inline xmlns:a="http://schemas.openxmlformats.org/drawingml/2006/main" xmlns:pic="http://schemas.openxmlformats.org/drawingml/2006/picture">
+            <wp:extent cx="5486400" cy="2843784"/>
+            <wp:docPr id="4" name="Picture 4" descr="Data retention and deletion — evidence trace. Record ages are6, 7, 9 days. Cache contains copies of all three. | Toy policy retains session content for 7 days and deletes it when age is at least7. | Retain age6; delete content ages7 and9 from primary and cache under the policy. Retain only allowed audit metadata; backups need their stated expiry process."/>
+            <wp:cNvGraphicFramePr>
+              <a:graphicFrameLocks noChangeAspect="1"/>
+            </wp:cNvGraphicFramePr>
+            <a:graphic>
+              <a:graphicData uri="http://schemas.openxmlformats.org/drawingml/2006/picture">
+                <pic:pic>
+                  <pic:nvPicPr>
+                    <pic:cNvPr id="0" name="academy-story-ai-3-28-03.png"/>
+                    <pic:cNvPicPr/>
+                  </pic:nvPicPr>
+                  <pic:blipFill>
+                    <a:blip r:embed="rId12"/>
+                    <a:stretch>
+                      <a:fillRect/>
+                    </a:stretch>
+                  </pic:blipFill>
+                  <pic:spPr>
+                    <a:xfrm>
+                      <a:off x="0" y="0"/>
+                      <a:ext cx="5486400" cy="2843784"/>
+                    </a:xfrm>
+                    <a:prstGeom prst="rect"/>
+                  </pic:spPr>
+                </pic:pic>
+              </a:graphicData>
+            </a:graphic>
+          </wp:inline>
+        </w:drawing>
+      </w:r>
+    </w:p>
+    <w:p>
+      <w:pPr>
+        <w:spacing w:line="336" w:lineRule="auto" w:after="180"/>
+      </w:pPr>
+      <w:r>
+        <w:rPr>
+          <w:b w:val="0"/>
+        </w:rPr>
+        <w:t xml:space="preserve">Data </w:t>
+      </w:r>
+      <w:r>
+        <w:rPr>
+          <w:b/>
+        </w:rPr>
+        <w:t>retention</w:t>
+      </w:r>
+      <w:r>
+        <w:rPr>
+          <w:b w:val="0"/>
+        </w:rPr>
+        <w:t xml:space="preserve"> and deletion — </w:t>
+      </w:r>
+      <w:r>
+        <w:rPr>
+          <w:b/>
+        </w:rPr>
+        <w:t>evidence</w:t>
+      </w:r>
+      <w:r>
+        <w:rPr>
+          <w:b w:val="0"/>
+        </w:rPr>
+        <w:t xml:space="preserve"> trace. Record ages are6, 7, 9 days.</w:t>
+      </w:r>
+    </w:p>
+    <w:p>
+      <w:pPr>
+        <w:spacing w:line="336" w:lineRule="auto" w:after="180"/>
+      </w:pPr>
+      <w:r>
+        <w:rPr>
+          <w:b w:val="0"/>
+        </w:rPr>
+        <w:t>Cache contains copies of all three. | Toy policy retains session content for 7 days and deletes it when age is at least7. | Retain age6; delete content ages7 and9 from primary and cache under the policy.</w:t>
+      </w:r>
+    </w:p>
+    <w:p>
+      <w:pPr>
+        <w:spacing w:line="336" w:lineRule="auto" w:after="180"/>
+      </w:pPr>
+      <w:r>
+        <w:rPr>
+          <w:b w:val="0"/>
+        </w:rPr>
+        <w:t xml:space="preserve">Retain only allowed audit metadata; backups need their stated expiry </w:t>
+      </w:r>
+      <w:r>
+        <w:rPr>
+          <w:b/>
+        </w:rPr>
+        <w:t>process</w:t>
+      </w:r>
+      <w:r>
+        <w:rPr>
+          <w:b w:val="0"/>
+        </w:rPr>
+        <w:t>.</w:t>
+      </w:r>
+    </w:p>
+    <w:p>
+      <w:pPr>
+        <w:spacing w:line="336" w:lineRule="auto" w:after="180"/>
+        <w:shd w:fill="F5F1FB"/>
+      </w:pPr>
+      <w:r>
+        <w:rPr>
+          <w:b w:val="0"/>
+        </w:rPr>
+        <w:t>Read the labels and values. Explain the relationship the model shows.</w:t>
+      </w:r>
+    </w:p>
+    <w:p>
+      <w:pPr>
+        <w:pStyle w:val="Heading3"/>
+      </w:pPr>
+      <w:r>
+        <w:t>My picture explanation, deciding evidence and one limit</w:t>
+      </w:r>
+    </w:p>
+    <w:p>
+      <w:r>
+        <w:t>________________________________________________________________</w:t>
+      </w:r>
+    </w:p>
+    <w:p>
+      <w:r>
+        <w:t>________________________________________________________________</w:t>
+      </w:r>
+    </w:p>
+    <w:p>
+      <w:r>
+        <w:t>________________________________________________________________</w:t>
+      </w:r>
+    </w:p>
+    <w:p>
+      <w:r>
+        <w:t>________________________________________________________________</w:t>
+      </w:r>
+    </w:p>
+    <w:p>
+      <w:pPr>
+        <w:pStyle w:val="Heading3"/>
+      </w:pPr>
+      <w:r>
+        <w:t>04. Change one thing. Trace what follows.</w:t>
+      </w:r>
+    </w:p>
+    <w:p>
+      <w:r>
+        <w:drawing>
+          <wp:inline xmlns:a="http://schemas.openxmlformats.org/drawingml/2006/main" xmlns:pic="http://schemas.openxmlformats.org/drawingml/2006/picture">
+            <wp:extent cx="5486400" cy="3026664"/>
+            <wp:docPr id="5" name="Picture 5" descr="Original case: Delete cached B too; otherwise the declared content remains retained. Changed condition: The cache deletion fails. Expected result: Report incomplete deletion rather than success. Reason: Removing the working copy does not remove the known retained cache copy."/>
+            <wp:cNvGraphicFramePr>
+              <a:graphicFrameLocks noChangeAspect="1"/>
+            </wp:cNvGraphicFramePr>
+            <a:graphic>
+              <a:graphicData uri="http://schemas.openxmlformats.org/drawingml/2006/picture">
+                <pic:pic>
+                  <pic:nvPicPr>
+                    <pic:cNvPr id="0" name="academy-story-ai-3-28-04.png"/>
+                    <pic:cNvPicPr/>
+                  </pic:nvPicPr>
+                  <pic:blipFill>
+                    <a:blip r:embed="rId13"/>
+                    <a:stretch>
+                      <a:fillRect/>
+                    </a:stretch>
+                  </pic:blipFill>
+                  <pic:spPr>
+                    <a:xfrm>
+                      <a:off x="0" y="0"/>
+                      <a:ext cx="5486400" cy="3026664"/>
+                    </a:xfrm>
+                    <a:prstGeom prst="rect"/>
+                  </pic:spPr>
+                </pic:pic>
+              </a:graphicData>
+            </a:graphic>
+          </wp:inline>
+        </w:drawing>
+      </w:r>
+    </w:p>
+    <w:p>
+      <w:pPr>
+        <w:spacing w:line="336" w:lineRule="auto" w:after="180"/>
+      </w:pPr>
+      <w:r>
+        <w:rPr>
+          <w:b w:val="0"/>
+        </w:rPr>
+        <w:t>Original case: Delete cached B too; otherwise the declared content remains retained. Changed condition: The cache deletion fails. Expected result: Report incomplete deletion rather than success.</w:t>
+      </w:r>
+    </w:p>
+    <w:p>
+      <w:pPr>
+        <w:spacing w:line="336" w:lineRule="auto" w:after="180"/>
+      </w:pPr>
+      <w:r>
+        <w:rPr>
+          <w:b w:val="0"/>
+        </w:rPr>
+        <w:t>Reason: Removing the working copy does not remove the known retained cache copy.</w:t>
+      </w:r>
+    </w:p>
+    <w:p>
+      <w:pPr>
+        <w:spacing w:line="336" w:lineRule="auto" w:after="180"/>
+        <w:shd w:fill="F5F1FB"/>
+      </w:pPr>
+      <w:r>
+        <w:rPr>
+          <w:b w:val="0"/>
+        </w:rPr>
+        <w:t>Predict before checking the worked changed-case result. Name what changed and what the supplied facts allow you to conclude.</w:t>
+      </w:r>
+    </w:p>
+    <w:p>
+      <w:pPr>
+        <w:pStyle w:val="Heading3"/>
+      </w:pPr>
+      <w:r>
+        <w:t>My picture explanation, deciding evidence and one limit</w:t>
+      </w:r>
+    </w:p>
+    <w:p>
+      <w:r>
+        <w:t>________________________________________________________________</w:t>
+      </w:r>
+    </w:p>
+    <w:p>
+      <w:r>
+        <w:t>________________________________________________________________</w:t>
+      </w:r>
+    </w:p>
+    <w:p>
+      <w:r>
+        <w:t>________________________________________________________________</w:t>
+      </w:r>
+    </w:p>
+    <w:p>
+      <w:r>
+        <w:t>________________________________________________________________</w:t>
+      </w:r>
+    </w:p>
+    <w:p>
+      <w:pPr>
+        <w:pStyle w:val="Heading3"/>
+      </w:pPr>
+      <w:r>
+        <w:t>05. Connect the explanation to its limit</w:t>
+      </w:r>
+    </w:p>
+    <w:p>
+      <w:r>
+        <w:drawing>
+          <wp:inline xmlns:a="http://schemas.openxmlformats.org/drawingml/2006/main" xmlns:pic="http://schemas.openxmlformats.org/drawingml/2006/picture">
+            <wp:extent cx="5486400" cy="2834640"/>
+            <wp:docPr id="6" name="Picture 6" descr="Read the picture in order. Delete cached B too; otherwise the declared content remains retained. The arrows show which recorded input or intermediate result each decision uses. Explain the deciding step aloud before checking the changed case; pointing to the final answer alone does not show how it follows. Limit: This fictional policy is a tracing exercise, not a statement of legal retention requirements."/>
+            <wp:cNvGraphicFramePr>
+              <a:graphicFrameLocks noChangeAspect="1"/>
+            </wp:cNvGraphicFramePr>
+            <a:graphic>
+              <a:graphicData uri="http://schemas.openxmlformats.org/drawingml/2006/picture">
+                <pic:pic>
+                  <pic:nvPicPr>
+                    <pic:cNvPr id="0" name="academy-story-ai-3-28-05.png"/>
+                    <pic:cNvPicPr/>
+                  </pic:nvPicPr>
+                  <pic:blipFill>
+                    <a:blip r:embed="rId14"/>
+                    <a:stretch>
+                      <a:fillRect/>
+                    </a:stretch>
+                  </pic:blipFill>
+                  <pic:spPr>
+                    <a:xfrm>
+                      <a:off x="0" y="0"/>
+                      <a:ext cx="5486400" cy="2834640"/>
+                    </a:xfrm>
+                    <a:prstGeom prst="rect"/>
+                  </pic:spPr>
+                </pic:pic>
+              </a:graphicData>
+            </a:graphic>
+          </wp:inline>
+        </w:drawing>
+      </w:r>
+    </w:p>
+    <w:p>
+      <w:pPr>
+        <w:spacing w:line="336" w:lineRule="auto" w:after="180"/>
+      </w:pPr>
+      <w:r>
+        <w:rPr>
+          <w:b w:val="0"/>
+        </w:rPr>
+        <w:t xml:space="preserve">Read the picture in order. Delete cached B too; otherwise the declared content remains retained. The arrows show which recorded </w:t>
+      </w:r>
+      <w:r>
+        <w:rPr>
+          <w:b/>
+        </w:rPr>
+        <w:t>input</w:t>
+      </w:r>
+      <w:r>
+        <w:rPr>
+          <w:b w:val="0"/>
+        </w:rPr>
+        <w:t xml:space="preserve"> or intermediate result each decision uses.</w:t>
+      </w:r>
+    </w:p>
+    <w:p>
+      <w:pPr>
+        <w:spacing w:line="336" w:lineRule="auto" w:after="180"/>
+      </w:pPr>
+      <w:r>
+        <w:rPr>
+          <w:b w:val="0"/>
+        </w:rPr>
+        <w:t>Explain the deciding step aloud before checking the changed case; pointing to the final answer alone does not show how it follows.</w:t>
+      </w:r>
+    </w:p>
+    <w:p>
+      <w:pPr>
+        <w:spacing w:line="336" w:lineRule="auto" w:after="180"/>
+      </w:pPr>
+      <w:r>
+        <w:rPr>
+          <w:b w:val="0"/>
+        </w:rPr>
+        <w:t xml:space="preserve">Limit: This fictional policy is a tracing exercise, not a statement of legal </w:t>
+      </w:r>
+      <w:r>
+        <w:rPr>
+          <w:b/>
+        </w:rPr>
+        <w:t>retention</w:t>
+      </w:r>
+      <w:r>
+        <w:rPr>
+          <w:b w:val="0"/>
+        </w:rPr>
+        <w:t xml:space="preserve"> requirements.</w:t>
+      </w:r>
+    </w:p>
+    <w:p>
+      <w:pPr>
+        <w:spacing w:line="336" w:lineRule="auto" w:after="180"/>
+        <w:shd w:fill="F5F1FB"/>
+      </w:pPr>
+      <w:r>
+        <w:rPr>
+          <w:b w:val="0"/>
+        </w:rPr>
+        <w:t>Explain the case, then point to a limit on the claim.</w:t>
+      </w:r>
+    </w:p>
+    <w:p>
+      <w:pPr>
+        <w:pStyle w:val="Heading3"/>
+      </w:pPr>
+      <w:r>
+        <w:t>My picture explanation, deciding evidence and one limit</w:t>
+      </w:r>
+    </w:p>
+    <w:p>
+      <w:r>
+        <w:t>________________________________________________________________</w:t>
+      </w:r>
+    </w:p>
+    <w:p>
+      <w:r>
+        <w:t>________________________________________________________________</w:t>
+      </w:r>
+    </w:p>
+    <w:p>
+      <w:r>
+        <w:t>________________________________________________________________</w:t>
+      </w:r>
+    </w:p>
+    <w:p>
+      <w:r>
+        <w:t>________________________________________________________________</w:t>
+      </w:r>
+    </w:p>
+    <w:p>
+      <w:pPr>
+        <w:pStyle w:val="Heading3"/>
+      </w:pPr>
+      <w:r>
+        <w:t>06. Make the idea visible in your project</w:t>
+      </w:r>
+    </w:p>
+    <w:p>
+      <w:r>
+        <w:drawing>
+          <wp:inline xmlns:a="http://schemas.openxmlformats.org/drawingml/2006/main" xmlns:pic="http://schemas.openxmlformats.org/drawingml/2006/picture">
+            <wp:extent cx="5486400" cy="3681984"/>
+            <wp:docPr id="7" name="Picture 7" descr="For your Verified Study Buddy, save the input, procedure, observed result and limitation of this check. Label this worked example as practice; use a different, previously unreviewed case when checking independent understanding. Draw your input, deciding step, result and limit. Supported question: Which IDs and locations must appear in the deletion evidence? Point to the relevant step in the picture, then write the changed result and the rule or evidence that supports it."/>
+            <wp:cNvGraphicFramePr>
+              <a:graphicFrameLocks noChangeAspect="1"/>
+            </wp:cNvGraphicFramePr>
+            <a:graphic>
+              <a:graphicData uri="http://schemas.openxmlformats.org/drawingml/2006/picture">
+                <pic:pic>
+                  <pic:nvPicPr>
+                    <pic:cNvPr id="0" name="academy-story-ai-3-28-06.png"/>
+                    <pic:cNvPicPr/>
+                  </pic:nvPicPr>
+                  <pic:blipFill>
+                    <a:blip r:embed="rId15"/>
+                    <a:stretch>
+                      <a:fillRect/>
+                    </a:stretch>
+                  </pic:blipFill>
+                  <pic:spPr>
+                    <a:xfrm>
+                      <a:off x="0" y="0"/>
+                      <a:ext cx="5486400" cy="3681984"/>
+                    </a:xfrm>
+                    <a:prstGeom prst="rect"/>
+                  </pic:spPr>
+                </pic:pic>
+              </a:graphicData>
+            </a:graphic>
+          </wp:inline>
+        </w:drawing>
+      </w:r>
+    </w:p>
+    <w:p>
+      <w:pPr>
+        <w:spacing w:line="336" w:lineRule="auto" w:after="180"/>
+      </w:pPr>
+      <w:r>
+        <w:rPr>
+          <w:b w:val="0"/>
+        </w:rPr>
+        <w:t xml:space="preserve">For your Verified Study Buddy, save the </w:t>
+      </w:r>
+      <w:r>
+        <w:rPr>
+          <w:b/>
+        </w:rPr>
+        <w:t>input</w:t>
+      </w:r>
+      <w:r>
+        <w:rPr>
+          <w:b w:val="0"/>
+        </w:rPr>
+        <w:t>, procedure, observed result and limitation of this check.</w:t>
+      </w:r>
+    </w:p>
+    <w:p>
+      <w:pPr>
+        <w:spacing w:line="336" w:lineRule="auto" w:after="180"/>
+      </w:pPr>
+      <w:r>
+        <w:rPr>
+          <w:b w:val="0"/>
+        </w:rPr>
+        <w:t xml:space="preserve">Label this worked example as practice; use a different, previously unreviewed case when checking independent understanding. Draw your </w:t>
+      </w:r>
+      <w:r>
+        <w:rPr>
+          <w:b/>
+        </w:rPr>
+        <w:t>input</w:t>
+      </w:r>
+      <w:r>
+        <w:rPr>
+          <w:b w:val="0"/>
+        </w:rPr>
+        <w:t>, deciding step, result and limit.</w:t>
+      </w:r>
+    </w:p>
+    <w:p>
+      <w:pPr>
+        <w:spacing w:line="336" w:lineRule="auto" w:after="180"/>
+      </w:pPr>
+      <w:r>
+        <w:rPr>
+          <w:b w:val="0"/>
+        </w:rPr>
+        <w:t xml:space="preserve">Supported question: Which IDs and locations must appear in the deletion </w:t>
+      </w:r>
+      <w:r>
+        <w:rPr>
+          <w:b/>
+        </w:rPr>
+        <w:t>evidence</w:t>
+      </w:r>
+      <w:r>
+        <w:rPr>
+          <w:b w:val="0"/>
+        </w:rPr>
+        <w:t xml:space="preserve">? Point to the relevant step in the picture, then write the changed result and the rule or </w:t>
+      </w:r>
+      <w:r>
+        <w:rPr>
+          <w:b/>
+        </w:rPr>
+        <w:t>evidence</w:t>
+      </w:r>
+      <w:r>
+        <w:rPr>
+          <w:b w:val="0"/>
+        </w:rPr>
+        <w:t xml:space="preserve"> that supports it.</w:t>
+      </w:r>
+    </w:p>
+    <w:p>
+      <w:pPr>
+        <w:spacing w:line="336" w:lineRule="auto" w:after="180"/>
+        <w:shd w:fill="F5F1FB"/>
+      </w:pPr>
+      <w:r>
+        <w:rPr>
+          <w:b w:val="0"/>
+        </w:rPr>
+        <w:t xml:space="preserve">Draw your project trace and justify the deciding step using </w:t>
+      </w:r>
+      <w:r>
+        <w:rPr>
+          <w:b/>
+        </w:rPr>
+        <w:t>evidence</w:t>
+      </w:r>
+      <w:r>
+        <w:rPr>
+          <w:b w:val="0"/>
+        </w:rPr>
+        <w:t>.</w:t>
+      </w:r>
+    </w:p>
+    <w:p>
+      <w:pPr>
+        <w:pStyle w:val="Heading3"/>
+      </w:pPr>
+      <w:r>
+        <w:t>My picture explanation, deciding evidence and one limit</w:t>
       </w:r>
     </w:p>
     <w:p>

--- a/downloads/workbook/ai-3-week-28.docx
+++ b/downloads/workbook/ai-3-week-28.docx
@@ -1072,6 +1072,26 @@
     </w:p>
     <w:p>
       <w:pPr>
+        <w:pStyle w:val="Heading3"/>
+      </w:pPr>
+      <w:r>
+        <w:t>Where to find the supplied example</w:t>
+      </w:r>
+    </w:p>
+    <w:p>
+      <w:pPr>
+        <w:spacing w:line="336" w:lineRule="auto" w:after="180"/>
+        <w:shd w:fill="F1F6F8"/>
+      </w:pPr>
+      <w:r>
+        <w:rPr>
+          <w:b w:val="0"/>
+        </w:rPr>
+        <w:t>Reference for this exercise: open this week’s student lesson, “Privacy by Design”, at “See how it works” and “Follow a worked example”. Use the original worked values or code named in the question; the later pictorial case is a separate example. Keep this reference beside your workbook while practising.</w:t>
+      </w:r>
+    </w:p>
+    <w:p>
+      <w:pPr>
         <w:spacing w:line="336" w:lineRule="auto" w:after="180"/>
       </w:pPr>
       <w:r>
@@ -1409,6 +1429,26 @@
     <w:p>
       <w:r>
         <w:t>Design a revealing follow-up. Apply the supplied Privacy by Design facts and keep your reasoning.</w:t>
+      </w:r>
+    </w:p>
+    <w:p>
+      <w:pPr>
+        <w:pStyle w:val="Heading3"/>
+      </w:pPr>
+      <w:r>
+        <w:t>Where to find the supplied example</w:t>
+      </w:r>
+    </w:p>
+    <w:p>
+      <w:pPr>
+        <w:spacing w:line="336" w:lineRule="auto" w:after="180"/>
+        <w:shd w:fill="F1F6F8"/>
+      </w:pPr>
+      <w:r>
+        <w:rPr>
+          <w:b w:val="0"/>
+        </w:rPr>
+        <w:t>Reference for this exercise: open this week’s student lesson, “Privacy by Design”, at “See how it works” and “Follow a worked example”. Use the original worked values or code named in the question; the later pictorial case is a separate example. Keep this reference beside your workbook while practising.</w:t>
       </w:r>
     </w:p>
     <w:p>

--- a/downloads/workbook/ai-3-week-28.docx
+++ b/downloads/workbook/ai-3-week-28.docx
@@ -25,12 +25,518 @@
         <w:pStyle w:val="Heading1"/>
       </w:pPr>
       <w:r>
-        <w:t>01. Recall and choose your starting point</w:t>
-      </w:r>
-    </w:p>
-    <w:p>
-      <w:r>
-        <w:t>Record your starting explanation for Privacy by Design before opening notes. Show any later correction separately.</w:t>
+        <w:t>One connected privacy and lifecycle record.</w:t>
+      </w:r>
+    </w:p>
+    <w:p>
+      <w:r>
+        <w:t>Explain the stores, trace the threshold, audit policy scope and predict a copy failure.</w:t>
+      </w:r>
+    </w:p>
+    <w:p>
+      <w:r>
+        <w:t>Keep purpose, permitted use, exact boundary, minimal audit and unresolved expiry together.</w:t>
+      </w:r>
+    </w:p>
+    <w:p>
+      <w:pPr>
+        <w:pStyle w:val="Heading1"/>
+      </w:pPr>
+      <w:r>
+        <w:t>01. Recall: reconnect earlier ideas</w:t>
+      </w:r>
+    </w:p>
+    <w:p>
+      <w:r>
+        <w:t>Retrieve before opening notes.</w:t>
+      </w:r>
+    </w:p>
+    <w:p>
+      <w:pPr>
+        <w:pStyle w:val="Heading2"/>
+      </w:pPr>
+      <w:r>
+        <w:t>Retrieve and explain</w:t>
+      </w:r>
+    </w:p>
+    <w:p>
+      <w:pPr>
+        <w:pStyle w:val="ListBullet"/>
+      </w:pPr>
+      <w:r>
+        <w:t>Try the recall before opening notes. Then use a different colour or a labelled second line to correct your explanation.</w:t>
+      </w:r>
+    </w:p>
+    <w:p>
+      <w:pPr>
+        <w:pStyle w:val="ListBullet"/>
+      </w:pPr>
+      <w:r>
+        <w:t>Without opening the old lesson, explain one key idea from Red Team the Product. Give an example and a mistake that the idea helps you avoid.</w:t>
+      </w:r>
+    </w:p>
+    <w:p>
+      <w:pPr>
+        <w:pStyle w:val="Heading3"/>
+      </w:pPr>
+      <w:r>
+        <w:t>My remembered idea, example and correction</w:t>
+      </w:r>
+    </w:p>
+    <w:p>
+      <w:r>
+        <w:t>________________________________________________________________</w:t>
+      </w:r>
+    </w:p>
+    <w:p>
+      <w:r>
+        <w:t>________________________________________________________________</w:t>
+      </w:r>
+    </w:p>
+    <w:p>
+      <w:r>
+        <w:t>________________________________________________________________</w:t>
+      </w:r>
+    </w:p>
+    <w:p>
+      <w:pPr>
+        <w:pStyle w:val="ListBullet"/>
+      </w:pPr>
+      <w:r>
+        <w:t>Without opening the old lesson, explain one key idea from Quality Rubrics. Give an example and a mistake that the idea helps you avoid.</w:t>
+      </w:r>
+    </w:p>
+    <w:p>
+      <w:pPr>
+        <w:pStyle w:val="Heading3"/>
+      </w:pPr>
+      <w:r>
+        <w:t>My remembered idea, example and correction</w:t>
+      </w:r>
+    </w:p>
+    <w:p>
+      <w:r>
+        <w:t>________________________________________________________________</w:t>
+      </w:r>
+    </w:p>
+    <w:p>
+      <w:r>
+        <w:t>________________________________________________________________</w:t>
+      </w:r>
+    </w:p>
+    <w:p>
+      <w:r>
+        <w:t>________________________________________________________________</w:t>
+      </w:r>
+    </w:p>
+    <w:p>
+      <w:pPr>
+        <w:pStyle w:val="ListBullet"/>
+      </w:pPr>
+      <w:r>
+        <w:t>Without opening the old lesson, explain one key idea from Requests Responses and JSON. Give an example and a mistake that the idea helps you avoid.</w:t>
+      </w:r>
+    </w:p>
+    <w:p>
+      <w:pPr>
+        <w:pStyle w:val="Heading3"/>
+      </w:pPr>
+      <w:r>
+        <w:t>My remembered idea, example and correction</w:t>
+      </w:r>
+    </w:p>
+    <w:p>
+      <w:r>
+        <w:t>________________________________________________________________</w:t>
+      </w:r>
+    </w:p>
+    <w:p>
+      <w:r>
+        <w:t>________________________________________________________________</w:t>
+      </w:r>
+    </w:p>
+    <w:p>
+      <w:r>
+        <w:t>________________________________________________________________</w:t>
+      </w:r>
+    </w:p>
+    <w:p>
+      <w:pPr>
+        <w:pStyle w:val="Heading2"/>
+      </w:pPr>
+      <w:r>
+        <w:t>Earlier wording, alternatives and picture transcripts · reference / check after trying</w:t>
+      </w:r>
+    </w:p>
+    <w:p>
+      <w:pPr>
+        <w:pStyle w:val="Heading3"/>
+      </w:pPr>
+      <w:r>
+        <w:t>Red Team the Product</w:t>
+      </w:r>
+    </w:p>
+    <w:p>
+      <w:pPr>
+        <w:pStyle w:val="Heading3"/>
+      </w:pPr>
+      <w:r>
+        <w:t>Quality Rubrics</w:t>
+      </w:r>
+    </w:p>
+    <w:p>
+      <w:pPr>
+        <w:pStyle w:val="Heading3"/>
+      </w:pPr>
+      <w:r>
+        <w:t>Requests Responses and JSON</w:t>
+      </w:r>
+    </w:p>
+    <w:p>
+      <w:pPr>
+        <w:pStyle w:val="Heading1"/>
+      </w:pPr>
+      <w:r>
+        <w:t>12. W1 · Explain retention and deletion</w:t>
+      </w:r>
+    </w:p>
+    <w:p>
+      <w:r>
+        <w:t>Name purpose, store locations, threshold and evidence.</w:t>
+      </w:r>
+    </w:p>
+    <w:p>
+      <w:pPr>
+        <w:pStyle w:val="Heading2"/>
+      </w:pPr>
+      <w:r>
+        <w:t>Your evidence record</w:t>
+      </w:r>
+    </w:p>
+    <w:p>
+      <w:pPr>
+        <w:pStyle w:val="ListBullet"/>
+      </w:pPr>
+      <w:r>
+        <w:t>Policies are separate: main picture delete age &gt;= 3 days, A age 2 kept, B age 3 and C age 4 deleted plus cached B; W2 delete age &gt;= 7 days in primary/cache, keep 6/remove 7 and 9; allowed content-free audit expires age &gt;= 30 days, backup policy unspecified. Independent policy states 5 days. Do not retain expired content in proof logs, invent deletion success or treat these toy thresholds as legal requirements.</w:t>
+      </w:r>
+    </w:p>
+    <w:p>
+      <w:pPr>
+        <w:pStyle w:val="ListBullet"/>
+      </w:pPr>
+      <w:r>
+        <w:t>Reference for this exercise: open this week’s student lesson, “Privacy by Design”, at “See how it works” and “Follow a worked example”. Use the original worked values or code named in the question; the later pictorial case is a separate example. Keep this reference beside your workbook while practising.</w:t>
+      </w:r>
+    </w:p>
+    <w:p>
+      <w:pPr>
+        <w:pStyle w:val="ListBullet"/>
+      </w:pPr>
+      <w:r>
+        <w:t>Explain the weekly mechanism in your own words. Use the worked scenario to name its input, decision rule and output.</w:t>
+      </w:r>
+    </w:p>
+    <w:p>
+      <w:pPr>
+        <w:pStyle w:val="Heading3"/>
+      </w:pPr>
+      <w:r>
+        <w:t>My reasoning and evidence</w:t>
+      </w:r>
+    </w:p>
+    <w:p>
+      <w:r>
+        <w:t>________________________________________________________________</w:t>
+      </w:r>
+    </w:p>
+    <w:p>
+      <w:r>
+        <w:t>________________________________________________________________</w:t>
+      </w:r>
+    </w:p>
+    <w:p>
+      <w:r>
+        <w:t>________________________________________________________________</w:t>
+      </w:r>
+    </w:p>
+    <w:p>
+      <w:r>
+        <w:t>________________________________________________________________</w:t>
+      </w:r>
+    </w:p>
+    <w:p>
+      <w:r>
+        <w:t>________________________________________________________________</w:t>
+      </w:r>
+    </w:p>
+    <w:p>
+      <w:r>
+        <w:t>________________________________________________________________</w:t>
+      </w:r>
+    </w:p>
+    <w:p>
+      <w:pPr>
+        <w:pStyle w:val="Heading1"/>
+      </w:pPr>
+      <w:r>
+        <w:t>13. W2 · Trace the seven-day policy</w:t>
+      </w:r>
+    </w:p>
+    <w:p>
+      <w:r>
+        <w:t>Keep age 6 and remove content ages 7/9 from primary and cache.</w:t>
+      </w:r>
+    </w:p>
+    <w:p>
+      <w:pPr>
+        <w:pStyle w:val="Heading2"/>
+      </w:pPr>
+      <w:r>
+        <w:t>Your evidence record</w:t>
+      </w:r>
+    </w:p>
+    <w:p>
+      <w:pPr>
+        <w:pStyle w:val="ListBullet"/>
+      </w:pPr>
+      <w:r>
+        <w:t>Policies are separate: main picture delete age &gt;= 3 days, A age 2 kept, B age 3 and C age 4 deleted plus cached B; W2 delete age &gt;= 7 days in primary/cache, keep 6/remove 7 and 9; allowed content-free audit expires age &gt;= 30 days, backup policy unspecified. Independent policy states 5 days. Do not retain expired content in proof logs, invent deletion success or treat these toy thresholds as legal requirements.</w:t>
+      </w:r>
+    </w:p>
+    <w:p>
+      <w:pPr>
+        <w:pStyle w:val="ListBullet"/>
+      </w:pPr>
+      <w:r>
+        <w:t>Record ages are6, 7, 9 days. Cache contains copies of all three. Show the intermediate steps and give the conclusion with its scope.</w:t>
+      </w:r>
+    </w:p>
+    <w:p>
+      <w:pPr>
+        <w:pStyle w:val="Heading3"/>
+      </w:pPr>
+      <w:r>
+        <w:t>My reasoning and evidence</w:t>
+      </w:r>
+    </w:p>
+    <w:p>
+      <w:r>
+        <w:t>________________________________________________________________</w:t>
+      </w:r>
+    </w:p>
+    <w:p>
+      <w:r>
+        <w:t>________________________________________________________________</w:t>
+      </w:r>
+    </w:p>
+    <w:p>
+      <w:r>
+        <w:t>________________________________________________________________</w:t>
+      </w:r>
+    </w:p>
+    <w:p>
+      <w:r>
+        <w:t>________________________________________________________________</w:t>
+      </w:r>
+    </w:p>
+    <w:p>
+      <w:r>
+        <w:t>________________________________________________________________</w:t>
+      </w:r>
+    </w:p>
+    <w:p>
+      <w:r>
+        <w:t>________________________________________________________________</w:t>
+      </w:r>
+    </w:p>
+    <w:p>
+      <w:r>
+        <w:t>________________________________________________________________</w:t>
+      </w:r>
+    </w:p>
+    <w:p>
+      <w:pPr>
+        <w:pStyle w:val="Heading1"/>
+      </w:pPr>
+      <w:r>
+        <w:t>14. W3 · Audit policy-scope claims</w:t>
+      </w:r>
+    </w:p>
+    <w:p>
+      <w:r>
+        <w:t>The classroom policy is not a universal legal retention rule.</w:t>
+      </w:r>
+    </w:p>
+    <w:p>
+      <w:pPr>
+        <w:pStyle w:val="Heading2"/>
+      </w:pPr>
+      <w:r>
+        <w:t>Your evidence record</w:t>
+      </w:r>
+    </w:p>
+    <w:p>
+      <w:pPr>
+        <w:pStyle w:val="ListBullet"/>
+      </w:pPr>
+      <w:r>
+        <w:t>Policies are separate: main picture delete age &gt;= 3 days, A age 2 kept, B age 3 and C age 4 deleted plus cached B; W2 delete age &gt;= 7 days in primary/cache, keep 6/remove 7 and 9; allowed content-free audit expires age &gt;= 30 days, backup policy unspecified. Independent policy states 5 days. Do not retain expired content in proof logs, invent deletion success or treat these toy thresholds as legal requirements.</w:t>
+      </w:r>
+    </w:p>
+    <w:p>
+      <w:pPr>
+        <w:pStyle w:val="ListBullet"/>
+      </w:pPr>
+      <w:r>
+        <w:t>A report omits this qualification: This fictional retention exercise is not a statement of legal retention requirements. Explain how omitting it could change a reader's interpretation, and write an accurate replacement.</w:t>
+      </w:r>
+    </w:p>
+    <w:p>
+      <w:pPr>
+        <w:pStyle w:val="Heading3"/>
+      </w:pPr>
+      <w:r>
+        <w:t>My reasoning and evidence</w:t>
+      </w:r>
+    </w:p>
+    <w:p>
+      <w:r>
+        <w:t>________________________________________________________________</w:t>
+      </w:r>
+    </w:p>
+    <w:p>
+      <w:r>
+        <w:t>________________________________________________________________</w:t>
+      </w:r>
+    </w:p>
+    <w:p>
+      <w:r>
+        <w:t>________________________________________________________________</w:t>
+      </w:r>
+    </w:p>
+    <w:p>
+      <w:r>
+        <w:t>________________________________________________________________</w:t>
+      </w:r>
+    </w:p>
+    <w:p>
+      <w:r>
+        <w:t>________________________________________________________________</w:t>
+      </w:r>
+    </w:p>
+    <w:p>
+      <w:r>
+        <w:t>________________________________________________________________</w:t>
+      </w:r>
+    </w:p>
+    <w:p>
+      <w:pPr>
+        <w:pStyle w:val="Heading1"/>
+      </w:pPr>
+      <w:r>
+        <w:t>16. W5 · Design a revealing copy failure</w:t>
+      </w:r>
+    </w:p>
+    <w:p>
+      <w:r>
+        <w:t>Predict a residual-store outcome before the paper trace.</w:t>
+      </w:r>
+    </w:p>
+    <w:p>
+      <w:pPr>
+        <w:pStyle w:val="Heading2"/>
+      </w:pPr>
+      <w:r>
+        <w:t>Your evidence record</w:t>
+      </w:r>
+    </w:p>
+    <w:p>
+      <w:pPr>
+        <w:pStyle w:val="ListBullet"/>
+      </w:pPr>
+      <w:r>
+        <w:t>Policies are separate: main picture delete age &gt;= 3 days, A age 2 kept, B age 3 and C age 4 deleted plus cached B; W2 delete age &gt;= 7 days in primary/cache, keep 6/remove 7 and 9; allowed content-free audit expires age &gt;= 30 days, backup policy unspecified. Independent policy states 5 days. Do not retain expired content in proof logs, invent deletion success or treat these toy thresholds as legal requirements.</w:t>
+      </w:r>
+    </w:p>
+    <w:p>
+      <w:pPr>
+        <w:pStyle w:val="ListBullet"/>
+      </w:pPr>
+      <w:r>
+        <w:t>Reference for this exercise: open this week’s student lesson, “Privacy by Design”, at “See how it works” and “Follow a worked example”. Use the original worked values or code named in the question; the later pictorial case is a separate example. Keep this reference beside your workbook while practising.</w:t>
+      </w:r>
+    </w:p>
+    <w:p>
+      <w:pPr>
+        <w:pStyle w:val="ListBullet"/>
+      </w:pPr>
+      <w:r>
+        <w:t>For the worked scenario, propose one additional case that could reveal a failure, describe its expected outcome before running it, and explain what would need to remain fixed for a fair comparison. Do not reuse W4 as a new final test after receiving feedback.</w:t>
+      </w:r>
+    </w:p>
+    <w:p>
+      <w:pPr>
+        <w:pStyle w:val="Heading3"/>
+      </w:pPr>
+      <w:r>
+        <w:t>My reasoning and evidence</w:t>
+      </w:r>
+    </w:p>
+    <w:p>
+      <w:r>
+        <w:t>________________________________________________________________</w:t>
+      </w:r>
+    </w:p>
+    <w:p>
+      <w:r>
+        <w:t>________________________________________________________________</w:t>
+      </w:r>
+    </w:p>
+    <w:p>
+      <w:r>
+        <w:t>________________________________________________________________</w:t>
+      </w:r>
+    </w:p>
+    <w:p>
+      <w:r>
+        <w:t>________________________________________________________________</w:t>
+      </w:r>
+    </w:p>
+    <w:p>
+      <w:r>
+        <w:t>________________________________________________________________</w:t>
+      </w:r>
+    </w:p>
+    <w:p>
+      <w:r>
+        <w:t>________________________________________________________________</w:t>
+      </w:r>
+    </w:p>
+    <w:p>
+      <w:r>
+        <w:t>________________________________________________________________</w:t>
+      </w:r>
+    </w:p>
+    <w:p>
+      <w:pPr>
+        <w:pStyle w:val="Heading1"/>
+      </w:pPr>
+      <w:r>
+        <w:t>04. W4 · Trace the fresh five-day lifecycle independently</w:t>
+      </w:r>
+    </w:p>
+    <w:p>
+      <w:r>
+        <w:t>Keep one first attempt before hints or feedback.</w:t>
+      </w:r>
+    </w:p>
+    <w:p>
+      <w:pPr>
+        <w:pStyle w:val="Heading2"/>
+      </w:pPr>
+      <w:r>
+        <w:t>Read and explain independently</w:t>
       </w:r>
     </w:p>
     <w:p>
@@ -41,380 +547,7 @@
         <w:rPr>
           <w:b w:val="0"/>
         </w:rPr>
-        <w:t>Try the recall before opening notes. Then use a different colour or a labelled second line to correct your explanation.</w:t>
-      </w:r>
-    </w:p>
-    <w:p>
-      <w:pPr>
-        <w:pStyle w:val="Heading3"/>
-      </w:pPr>
-      <w:r>
-        <w:t>Red Team the Product</w:t>
-      </w:r>
-    </w:p>
-    <w:p>
-      <w:pPr>
-        <w:spacing w:line="336" w:lineRule="auto" w:after="180"/>
-      </w:pPr>
-      <w:r>
-        <w:rPr>
-          <w:b w:val="0"/>
-        </w:rPr>
-        <w:t>Without opening the old lesson, explain one key idea from Red Team the Product. Give an example and a mistake that the idea helps you avoid.</w:t>
-      </w:r>
-    </w:p>
-    <w:p>
-      <w:pPr>
-        <w:pStyle w:val="Heading3"/>
-      </w:pPr>
-      <w:r>
-        <w:t>My remembered idea, example and correction</w:t>
-      </w:r>
-    </w:p>
-    <w:p>
-      <w:r>
-        <w:t>________________________________________________________________</w:t>
-      </w:r>
-    </w:p>
-    <w:p>
-      <w:r>
-        <w:t>________________________________________________________________</w:t>
-      </w:r>
-    </w:p>
-    <w:p>
-      <w:r>
-        <w:t>________________________________________________________________</w:t>
-      </w:r>
-    </w:p>
-    <w:p>
-      <w:pPr>
-        <w:pStyle w:val="Heading3"/>
-      </w:pPr>
-      <w:r>
-        <w:t>Quality Rubrics</w:t>
-      </w:r>
-    </w:p>
-    <w:p>
-      <w:pPr>
-        <w:spacing w:line="336" w:lineRule="auto" w:after="180"/>
-      </w:pPr>
-      <w:r>
-        <w:rPr>
-          <w:b w:val="0"/>
-        </w:rPr>
-        <w:t>Without opening the old lesson, explain one key idea from Quality Rubrics. Give an example and a mistake that the idea helps you avoid.</w:t>
-      </w:r>
-    </w:p>
-    <w:p>
-      <w:pPr>
-        <w:pStyle w:val="Heading3"/>
-      </w:pPr>
-      <w:r>
-        <w:t>My remembered idea, example and correction</w:t>
-      </w:r>
-    </w:p>
-    <w:p>
-      <w:r>
-        <w:t>________________________________________________________________</w:t>
-      </w:r>
-    </w:p>
-    <w:p>
-      <w:r>
-        <w:t>________________________________________________________________</w:t>
-      </w:r>
-    </w:p>
-    <w:p>
-      <w:r>
-        <w:t>________________________________________________________________</w:t>
-      </w:r>
-    </w:p>
-    <w:p>
-      <w:pPr>
-        <w:pStyle w:val="Heading3"/>
-      </w:pPr>
-      <w:r>
-        <w:t>Requests Responses and JSON</w:t>
-      </w:r>
-    </w:p>
-    <w:p>
-      <w:pPr>
-        <w:spacing w:line="336" w:lineRule="auto" w:after="180"/>
-      </w:pPr>
-      <w:r>
-        <w:rPr>
-          <w:b w:val="0"/>
-        </w:rPr>
-        <w:t>Without opening the old lesson, explain one key idea from Requests Responses and JSON. Give an example and a mistake that the idea helps you avoid.</w:t>
-      </w:r>
-    </w:p>
-    <w:p>
-      <w:pPr>
-        <w:pStyle w:val="Heading3"/>
-      </w:pPr>
-      <w:r>
-        <w:t>My remembered idea, example and correction</w:t>
-      </w:r>
-    </w:p>
-    <w:p>
-      <w:r>
-        <w:t>________________________________________________________________</w:t>
-      </w:r>
-    </w:p>
-    <w:p>
-      <w:r>
-        <w:t>________________________________________________________________</w:t>
-      </w:r>
-    </w:p>
-    <w:p>
-      <w:r>
-        <w:t>________________________________________________________________</w:t>
-      </w:r>
-    </w:p>
-    <w:p>
-      <w:pPr>
-        <w:pStyle w:val="Heading1"/>
-      </w:pPr>
-      <w:r>
-        <w:t>02. Practise with fading help</w:t>
-      </w:r>
-    </w:p>
-    <w:p>
-      <w:r>
-        <w:t>Complete the supported Privacy by Design trace and record the first step you can explain without help.</w:t>
-      </w:r>
-    </w:p>
-    <w:p>
-      <w:pPr>
-        <w:spacing w:line="336" w:lineRule="auto" w:after="180"/>
-      </w:pPr>
-      <w:r>
-        <w:rPr>
-          <w:b w:val="0"/>
-        </w:rPr>
-        <w:t xml:space="preserve">Use W2: Trace the worked case for Data </w:t>
-      </w:r>
-      <w:r>
-        <w:rPr>
-          <w:b/>
-        </w:rPr>
-        <w:t>retention</w:t>
-      </w:r>
-      <w:r>
-        <w:rPr>
-          <w:b w:val="0"/>
-        </w:rPr>
-        <w:t xml:space="preserve"> and deletion. Record the answer once; the lesson and workbook refer to the same attempt.</w:t>
-      </w:r>
-    </w:p>
-    <w:tbl>
-      <w:tblPr>
-        <w:tblStyle w:val="LightShading-Accent1"/>
-        <w:tblW w:type="auto" w:w="0"/>
-        <w:tblLook w:firstColumn="1" w:firstRow="1" w:lastColumn="0" w:lastRow="0" w:noHBand="0" w:noVBand="1" w:val="04A0"/>
-      </w:tblPr>
-      <w:tblGrid>
-        <w:gridCol w:w="2556"/>
-        <w:gridCol w:w="2556"/>
-        <w:gridCol w:w="2556"/>
-        <w:gridCol w:w="2556"/>
-      </w:tblGrid>
-      <w:tr>
-        <w:trPr>
-          <w:tblHeader/>
-        </w:trPr>
-        <w:tc>
-          <w:tcPr>
-            <w:tcW w:type="dxa" w:w="2556"/>
-          </w:tcPr>
-          <w:p>
-            <w:r>
-              <w:t>Given inputs</w:t>
-            </w:r>
-          </w:p>
-        </w:tc>
-        <w:tc>
-          <w:tcPr>
-            <w:tcW w:type="dxa" w:w="2556"/>
-          </w:tcPr>
-          <w:p>
-            <w:r>
-              <w:t>Procedure I chose</w:t>
-            </w:r>
-          </w:p>
-        </w:tc>
-        <w:tc>
-          <w:tcPr>
-            <w:tcW w:type="dxa" w:w="2556"/>
-          </w:tcPr>
-          <w:p>
-            <w:r>
-              <w:t>Middle steps</w:t>
-            </w:r>
-          </w:p>
-        </w:tc>
-        <w:tc>
-          <w:tcPr>
-            <w:tcW w:type="dxa" w:w="2556"/>
-          </w:tcPr>
-          <w:p>
-            <w:r>
-              <w:t>Result and check</w:t>
-            </w:r>
-          </w:p>
-        </w:tc>
-      </w:tr>
-      <w:tr>
-        <w:tc>
-          <w:tcPr>
-            <w:tcW w:type="dxa" w:w="2556"/>
-          </w:tcPr>
-          <w:p>
-            <w:r/>
-          </w:p>
-        </w:tc>
-        <w:tc>
-          <w:tcPr>
-            <w:tcW w:type="dxa" w:w="2556"/>
-          </w:tcPr>
-          <w:p>
-            <w:r/>
-          </w:p>
-        </w:tc>
-        <w:tc>
-          <w:tcPr>
-            <w:tcW w:type="dxa" w:w="2556"/>
-          </w:tcPr>
-          <w:p>
-            <w:r/>
-          </w:p>
-        </w:tc>
-        <w:tc>
-          <w:tcPr>
-            <w:tcW w:type="dxa" w:w="2556"/>
-          </w:tcPr>
-          <w:p>
-            <w:r/>
-          </w:p>
-        </w:tc>
-      </w:tr>
-    </w:tbl>
-    <w:p>
-      <w:pPr>
-        <w:pStyle w:val="Heading3"/>
-      </w:pPr>
-      <w:r>
-        <w:t>The step I completed without help, and the hint I needed</w:t>
-      </w:r>
-    </w:p>
-    <w:p>
-      <w:r>
-        <w:t>________________________________________________________________</w:t>
-      </w:r>
-    </w:p>
-    <w:p>
-      <w:r>
-        <w:t>________________________________________________________________</w:t>
-      </w:r>
-    </w:p>
-    <w:p>
-      <w:r>
-        <w:t>________________________________________________________________</w:t>
-      </w:r>
-    </w:p>
-    <w:p>
-      <w:pPr>
-        <w:pStyle w:val="Heading1"/>
-      </w:pPr>
-      <w:r>
-        <w:t>03. Individual reasoning check</w:t>
-      </w:r>
-    </w:p>
-    <w:p>
-      <w:r>
-        <w:t>Check the proposed Privacy by Design explanation against the supplied facts before discussing it.</w:t>
-      </w:r>
-    </w:p>
-    <w:p>
-      <w:pPr>
-        <w:spacing w:line="336" w:lineRule="auto" w:after="180"/>
-      </w:pPr>
-      <w:r>
-        <w:rPr>
-          <w:b w:val="0"/>
-        </w:rPr>
-        <w:t xml:space="preserve">Use the worked case for Data </w:t>
-      </w:r>
-      <w:r>
-        <w:rPr>
-          <w:b/>
-        </w:rPr>
-        <w:t>retention</w:t>
-      </w:r>
-      <w:r>
-        <w:rPr>
-          <w:b w:val="0"/>
-        </w:rPr>
-        <w:t xml:space="preserve"> and deletion. Proposed explanation: “The worked result establishes every future case”. Decide whether this explanation is supported.</w:t>
-      </w:r>
-    </w:p>
-    <w:p>
-      <w:pPr>
-        <w:spacing w:line="336" w:lineRule="auto" w:after="180"/>
-      </w:pPr>
-      <w:r>
-        <w:rPr>
-          <w:b w:val="0"/>
-        </w:rPr>
-        <w:t>Point to the step or supplied fact that decides; explain your repair if needed.</w:t>
-      </w:r>
-    </w:p>
-    <w:p>
-      <w:pPr>
-        <w:pStyle w:val="Heading3"/>
-      </w:pPr>
-      <w:r>
-        <w:t>My explanation before partner discussion</w:t>
-      </w:r>
-    </w:p>
-    <w:p>
-      <w:r>
-        <w:t>________________________________________________________________</w:t>
-      </w:r>
-    </w:p>
-    <w:p>
-      <w:r>
-        <w:t>________________________________________________________________</w:t>
-      </w:r>
-    </w:p>
-    <w:p>
-      <w:r>
-        <w:t>________________________________________________________________</w:t>
-      </w:r>
-    </w:p>
-    <w:p>
-      <w:r>
-        <w:t>________________________________________________________________</w:t>
-      </w:r>
-    </w:p>
-    <w:p>
-      <w:pPr>
-        <w:pStyle w:val="Heading1"/>
-      </w:pPr>
-      <w:r>
-        <w:t>04. Independent transfer case</w:t>
-      </w:r>
-    </w:p>
-    <w:p>
-      <w:r>
-        <w:t>Write one first attempt at the reserved independent case before feedback. Repeated copies of that case refer to the same recorded attempt.</w:t>
-      </w:r>
-    </w:p>
-    <w:p>
-      <w:pPr>
-        <w:pStyle w:val="Heading3"/>
-      </w:pPr>
-      <w:r>
-        <w:t>Independent case: Apply a new case independently</w:t>
+        <w:t>Apply the stated five-day policy inclusively: deletion is due when age &gt;= 5 days. Logs are a declared store too. For this toy contract, full-content logs are not permitted audit metadata; identify required handling and residual copies rather than silently keeping them. No backup rule or actual deletion result is supplied.</w:t>
       </w:r>
     </w:p>
     <w:p>
@@ -491,6 +624,14 @@
     </w:p>
     <w:p>
       <w:pPr>
+        <w:pStyle w:val="Heading2"/>
+      </w:pPr>
+      <w:r>
+        <w:t>Keep a fair record</w:t>
+      </w:r>
+    </w:p>
+    <w:p>
+      <w:pPr>
         <w:spacing w:line="336" w:lineRule="auto" w:after="180"/>
       </w:pPr>
       <w:r>
@@ -502,15 +643,39 @@
     </w:p>
     <w:p>
       <w:pPr>
+        <w:pStyle w:val="Heading2"/>
+      </w:pPr>
+      <w:r>
+        <w:t>Earlier wording, alternatives and picture transcripts · reference / check after trying</w:t>
+      </w:r>
+    </w:p>
+    <w:p>
+      <w:pPr>
+        <w:pStyle w:val="Heading3"/>
+      </w:pPr>
+      <w:r>
+        <w:t>Independent case: Apply a new case independently</w:t>
+      </w:r>
+    </w:p>
+    <w:p>
+      <w:pPr>
         <w:pStyle w:val="Heading1"/>
       </w:pPr>
       <w:r>
-        <w:t>05. Your learning target</w:t>
-      </w:r>
-    </w:p>
-    <w:p>
-      <w:r>
-        <w:t>Connect the Privacy by Design target to a trace and a justified conclusion.</w:t>
+        <w:t>09. Project · Keep the decision and its evidence</w:t>
+      </w:r>
+    </w:p>
+    <w:p>
+      <w:r>
+        <w:t>Add this week’s change to your existing project record.</w:t>
+      </w:r>
+    </w:p>
+    <w:p>
+      <w:pPr>
+        <w:pStyle w:val="Heading2"/>
+      </w:pPr>
+      <w:r>
+        <w:t>Your evidence record</w:t>
       </w:r>
     </w:p>
     <w:p>
@@ -521,20 +686,7 @@
         <w:rPr>
           <w:b w:val="0"/>
         </w:rPr>
-        <w:t>A study tool needs topic and reading level but proposes storing addresses and all conversations forever. Design a smaller record and a deletion rule.</w:t>
-      </w:r>
-    </w:p>
-    <w:p>
-      <w:pPr>
-        <w:pStyle w:val="Heading1"/>
-      </w:pPr>
-      <w:r>
-        <w:t>06. Solve the given case</w:t>
-      </w:r>
-    </w:p>
-    <w:p>
-      <w:r>
-        <w:t>Solve the supplied Privacy by Design case and show the deciding evidence.</w:t>
+        <w:t>Create a minimal data map and visible memory controls before expanding features.</w:t>
       </w:r>
     </w:p>
     <w:p>
@@ -545,29 +697,7 @@
         <w:rPr>
           <w:b w:val="0"/>
         </w:rPr>
-        <w:t>A study tool plans to retain names, addresses and all chats forever.</w:t>
-      </w:r>
-    </w:p>
-    <w:p>
-      <w:pPr>
-        <w:spacing w:line="336" w:lineRule="auto" w:after="180"/>
-      </w:pPr>
-      <w:r>
-        <w:rPr>
-          <w:b w:val="0"/>
-        </w:rPr>
-        <w:t>Design a smaller data plan.</w:t>
-      </w:r>
-    </w:p>
-    <w:p>
-      <w:pPr>
-        <w:spacing w:line="336" w:lineRule="auto" w:after="180"/>
-      </w:pPr>
-      <w:r>
-        <w:rPr>
-          <w:b w:val="0"/>
-        </w:rPr>
-        <w:t xml:space="preserve">Show your trace, calculation or </w:t>
+        <w:t xml:space="preserve">The project change and </w:t>
       </w:r>
       <w:r>
         <w:rPr>
@@ -575,309 +705,6 @@
         </w:rPr>
         <w:t>evidence</w:t>
       </w:r>
-    </w:p>
-    <w:p>
-      <w:pPr>
-        <w:pStyle w:val="Heading3"/>
-      </w:pPr>
-      <w:r>
-        <w:t>Write or draw your reasoning and evidence.</w:t>
-      </w:r>
-    </w:p>
-    <w:p>
-      <w:r>
-        <w:t>________________________________________________________________</w:t>
-      </w:r>
-    </w:p>
-    <w:p>
-      <w:r>
-        <w:t>________________________________________________________________</w:t>
-      </w:r>
-    </w:p>
-    <w:p>
-      <w:r>
-        <w:t>________________________________________________________________</w:t>
-      </w:r>
-    </w:p>
-    <w:p>
-      <w:r>
-        <w:t>________________________________________________________________</w:t>
-      </w:r>
-    </w:p>
-    <w:p>
-      <w:r>
-        <w:t>________________________________________________________________</w:t>
-      </w:r>
-    </w:p>
-    <w:p>
-      <w:pPr>
-        <w:pStyle w:val="Heading1"/>
-      </w:pPr>
-      <w:r>
-        <w:t>07. Check a changed case</w:t>
-      </w:r>
-    </w:p>
-    <w:p>
-      <w:r>
-        <w:t>Apply the procedure to the changed case and record why the conclusion follows.</w:t>
-      </w:r>
-    </w:p>
-    <w:p>
-      <w:pPr>
-        <w:spacing w:line="336" w:lineRule="auto" w:after="180"/>
-        <w:shd w:fill="F5F1FB"/>
-      </w:pPr>
-      <w:r>
-        <w:rPr>
-          <w:b w:val="0"/>
-        </w:rPr>
-        <w:t>A practice quiz needs a topic and difficulty. A form also asks for home address and date of birth. What should be removed and why?</w:t>
-      </w:r>
-    </w:p>
-    <w:p>
-      <w:pPr>
-        <w:spacing w:line="336" w:lineRule="auto" w:after="180"/>
-      </w:pPr>
-      <w:r>
-        <w:rPr>
-          <w:b w:val="0"/>
-        </w:rPr>
-        <w:t>My independent answer and reason</w:t>
-      </w:r>
-    </w:p>
-    <w:p>
-      <w:pPr>
-        <w:pStyle w:val="Heading3"/>
-      </w:pPr>
-      <w:r>
-        <w:t>Write or draw your reasoning and evidence.</w:t>
-      </w:r>
-    </w:p>
-    <w:p>
-      <w:r>
-        <w:t>________________________________________________________________</w:t>
-      </w:r>
-    </w:p>
-    <w:p>
-      <w:r>
-        <w:t>________________________________________________________________</w:t>
-      </w:r>
-    </w:p>
-    <w:p>
-      <w:r>
-        <w:t>________________________________________________________________</w:t>
-      </w:r>
-    </w:p>
-    <w:p>
-      <w:r>
-        <w:t>________________________________________________________________</w:t>
-      </w:r>
-    </w:p>
-    <w:p>
-      <w:r>
-        <w:t>________________________________________________________________</w:t>
-      </w:r>
-    </w:p>
-    <w:p>
-      <w:pPr>
-        <w:pStyle w:val="Heading3"/>
-      </w:pPr>
-      <w:r>
-        <w:t>Week 28 Test and reflect</w:t>
-      </w:r>
-    </w:p>
-    <w:p>
-      <w:pPr>
-        <w:pStyle w:val="Heading1"/>
-      </w:pPr>
-      <w:r>
-        <w:t>08. Design a revealing test</w:t>
-      </w:r>
-    </w:p>
-    <w:p>
-      <w:r>
-        <w:t>Specify a changed input, expected result and observation separately.</w:t>
-      </w:r>
-    </w:p>
-    <w:p>
-      <w:pPr>
-        <w:spacing w:line="336" w:lineRule="auto" w:after="180"/>
-      </w:pPr>
-      <w:r>
-        <w:rPr>
-          <w:b w:val="0"/>
-        </w:rPr>
-        <w:t xml:space="preserve">Create a changed </w:t>
-      </w:r>
-      <w:r>
-        <w:rPr>
-          <w:b/>
-        </w:rPr>
-        <w:t>input</w:t>
-      </w:r>
-      <w:r>
-        <w:rPr>
-          <w:b w:val="0"/>
-        </w:rPr>
-        <w:t>, boundary case or missing-information case. Write the expected answer or safe response before testing.</w:t>
-      </w:r>
-    </w:p>
-    <w:tbl>
-      <w:tblPr>
-        <w:tblStyle w:val="LightShading-Accent1"/>
-        <w:tblW w:type="auto" w:w="0"/>
-        <w:tblLook w:firstColumn="1" w:firstRow="1" w:lastColumn="0" w:lastRow="0" w:noHBand="0" w:noVBand="1" w:val="04A0"/>
-      </w:tblPr>
-      <w:tblGrid>
-        <w:gridCol w:w="5112"/>
-        <w:gridCol w:w="5112"/>
-      </w:tblGrid>
-      <w:tr>
-        <w:trPr>
-          <w:tblHeader/>
-        </w:trPr>
-        <w:tc>
-          <w:tcPr>
-            <w:tcW w:type="dxa" w:w="5112"/>
-          </w:tcPr>
-          <w:p>
-            <w:r>
-              <w:t>Test record</w:t>
-            </w:r>
-          </w:p>
-        </w:tc>
-        <w:tc>
-          <w:tcPr>
-            <w:tcW w:type="dxa" w:w="5112"/>
-          </w:tcPr>
-          <w:p>
-            <w:r>
-              <w:t>My evidence</w:t>
-            </w:r>
-          </w:p>
-        </w:tc>
-      </w:tr>
-      <w:tr>
-        <w:tc>
-          <w:tcPr>
-            <w:tcW w:type="dxa" w:w="5112"/>
-          </w:tcPr>
-          <w:p>
-            <w:r>
-              <w:t>Changed input or condition</w:t>
-            </w:r>
-          </w:p>
-        </w:tc>
-        <w:tc>
-          <w:tcPr>
-            <w:tcW w:type="dxa" w:w="5112"/>
-          </w:tcPr>
-          <w:p>
-            <w:r/>
-          </w:p>
-        </w:tc>
-      </w:tr>
-      <w:tr>
-        <w:tc>
-          <w:tcPr>
-            <w:tcW w:type="dxa" w:w="5112"/>
-          </w:tcPr>
-          <w:p>
-            <w:r>
-              <w:t>Expected answer or fallback</w:t>
-            </w:r>
-          </w:p>
-        </w:tc>
-        <w:tc>
-          <w:tcPr>
-            <w:tcW w:type="dxa" w:w="5112"/>
-          </w:tcPr>
-          <w:p>
-            <w:r/>
-          </w:p>
-        </w:tc>
-      </w:tr>
-      <w:tr>
-        <w:tc>
-          <w:tcPr>
-            <w:tcW w:type="dxa" w:w="5112"/>
-          </w:tcPr>
-          <w:p>
-            <w:r>
-              <w:t>Observed result</w:t>
-            </w:r>
-          </w:p>
-        </w:tc>
-        <w:tc>
-          <w:tcPr>
-            <w:tcW w:type="dxa" w:w="5112"/>
-          </w:tcPr>
-          <w:p>
-            <w:r/>
-          </w:p>
-        </w:tc>
-      </w:tr>
-      <w:tr>
-        <w:tc>
-          <w:tcPr>
-            <w:tcW w:type="dxa" w:w="5112"/>
-          </w:tcPr>
-          <w:p>
-            <w:r>
-              <w:t>Why the result occurred</w:t>
-            </w:r>
-          </w:p>
-        </w:tc>
-        <w:tc>
-          <w:tcPr>
-            <w:tcW w:type="dxa" w:w="5112"/>
-          </w:tcPr>
-          <w:p>
-            <w:r/>
-          </w:p>
-        </w:tc>
-      </w:tr>
-    </w:tbl>
-    <w:p>
-      <w:pPr>
-        <w:pStyle w:val="Heading1"/>
-      </w:pPr>
-      <w:r>
-        <w:t>09. Project checkpoint</w:t>
-      </w:r>
-    </w:p>
-    <w:p>
-      <w:r>
-        <w:t>Justify what Privacy by Design adds to Verified Study Buddy and keep the evidence.</w:t>
-      </w:r>
-    </w:p>
-    <w:p>
-      <w:pPr>
-        <w:spacing w:line="336" w:lineRule="auto" w:after="180"/>
-      </w:pPr>
-      <w:r>
-        <w:rPr>
-          <w:b w:val="0"/>
-        </w:rPr>
-        <w:t>Create a minimal data map and visible memory controls before expanding features.</w:t>
-      </w:r>
-    </w:p>
-    <w:p>
-      <w:pPr>
-        <w:spacing w:line="336" w:lineRule="auto" w:after="180"/>
-      </w:pPr>
-      <w:r>
-        <w:rPr>
-          <w:b w:val="0"/>
-        </w:rPr>
-        <w:t xml:space="preserve">The project change and </w:t>
-      </w:r>
-      <w:r>
-        <w:rPr>
-          <w:b/>
-        </w:rPr>
-        <w:t>evidence</w:t>
-      </w:r>
       <w:r>
         <w:rPr>
           <w:b w:val="0"/>
@@ -923,610 +750,20 @@
         <w:pStyle w:val="Heading1"/>
       </w:pPr>
       <w:r>
-        <w:t>10. Self check</w:t>
-      </w:r>
-    </w:p>
-    <w:p>
-      <w:r>
-        <w:t>Judge explanation, evidence, transfer and limits separately; attach the work behind your judgement.</w:t>
-      </w:r>
-    </w:p>
-    <w:p>
-      <w:pPr>
-        <w:pStyle w:val="ListBullet"/>
-      </w:pPr>
-      <w:r>
-        <w:t>I can explain the mechanism.</w:t>
-      </w:r>
-    </w:p>
-    <w:p>
-      <w:pPr>
-        <w:pStyle w:val="ListBullet"/>
-      </w:pPr>
-      <w:r>
-        <w:t>I can show evidence.</w:t>
-      </w:r>
-    </w:p>
-    <w:p>
-      <w:pPr>
-        <w:pStyle w:val="ListBullet"/>
-      </w:pPr>
-      <w:r>
-        <w:t>I can handle a changed case.</w:t>
-      </w:r>
-    </w:p>
-    <w:p>
-      <w:pPr>
-        <w:pStyle w:val="ListBullet"/>
-      </w:pPr>
-      <w:r>
-        <w:t>I can name a limit.</w:t>
-      </w:r>
-    </w:p>
-    <w:p>
-      <w:r>
-        <w:t>Mark each as not yet, with help or independently, and attach supporting work.</w:t>
-      </w:r>
-    </w:p>
-    <w:p>
-      <w:pPr>
-        <w:spacing w:line="336" w:lineRule="auto" w:after="180"/>
-      </w:pPr>
-      <w:r>
-        <w:rPr>
-          <w:b w:val="0"/>
-        </w:rPr>
-        <w:t>Teacher review ____________________  Next step ____________________</w:t>
-      </w:r>
-    </w:p>
-    <w:p>
-      <w:pPr>
-        <w:pStyle w:val="Heading1"/>
-      </w:pPr>
-      <w:r>
-        <w:t>11. Transfer practice from the original programme</w:t>
-      </w:r>
-    </w:p>
-    <w:p>
-      <w:r>
-        <w:t>Use this earlier case as transfer practice. A case already discussed with feedback is not fresh assessment evidence.</w:t>
-      </w:r>
-    </w:p>
-    <w:p>
-      <w:pPr>
-        <w:spacing w:line="336" w:lineRule="auto" w:after="180"/>
-      </w:pPr>
-      <w:r>
-        <w:rPr>
-          <w:b w:val="0"/>
-        </w:rPr>
-        <w:t>A study tool needs topic and reading level but proposes storing addresses and all conversations forever. Design a smaller record and a deletion rule.</w:t>
-      </w:r>
-    </w:p>
-    <w:p>
-      <w:pPr>
-        <w:pStyle w:val="Heading3"/>
-      </w:pPr>
-      <w:r>
-        <w:t>My independently reasoned answer</w:t>
-      </w:r>
-    </w:p>
-    <w:p>
-      <w:r>
-        <w:t>________________________________________________________________</w:t>
-      </w:r>
-    </w:p>
-    <w:p>
-      <w:r>
-        <w:t>________________________________________________________________</w:t>
-      </w:r>
-    </w:p>
-    <w:p>
-      <w:r>
-        <w:t>________________________________________________________________</w:t>
-      </w:r>
-    </w:p>
-    <w:p>
-      <w:r>
-        <w:t>________________________________________________________________</w:t>
-      </w:r>
-    </w:p>
-    <w:p>
-      <w:r>
-        <w:t>________________________________________________________________</w:t>
-      </w:r>
-    </w:p>
-    <w:p>
-      <w:r>
-        <w:t>________________________________________________________________</w:t>
-      </w:r>
-    </w:p>
-    <w:p>
-      <w:r>
-        <w:t>________________________________________________________________</w:t>
-      </w:r>
-    </w:p>
-    <w:p>
-      <w:pPr>
-        <w:spacing w:line="336" w:lineRule="auto" w:after="180"/>
-      </w:pPr>
-      <w:r>
-        <w:rPr>
-          <w:b w:val="0"/>
-        </w:rPr>
-        <w:t>Record support used: none, hint or teacher explanation.</w:t>
-      </w:r>
-    </w:p>
-    <w:p>
-      <w:pPr>
-        <w:pStyle w:val="Heading1"/>
-      </w:pPr>
-      <w:r>
-        <w:t>12. W1 Explain the mechanism</w:t>
-      </w:r>
-    </w:p>
-    <w:p>
-      <w:r>
-        <w:t>Explain the mechanism. Apply the supplied Privacy by Design facts and keep your reasoning.</w:t>
-      </w:r>
-    </w:p>
-    <w:p>
-      <w:pPr>
-        <w:pStyle w:val="Heading3"/>
-      </w:pPr>
-      <w:r>
-        <w:t>Where to find the supplied example</w:t>
-      </w:r>
-    </w:p>
-    <w:p>
-      <w:pPr>
-        <w:spacing w:line="336" w:lineRule="auto" w:after="180"/>
-        <w:shd w:fill="F1F6F8"/>
-      </w:pPr>
-      <w:r>
-        <w:rPr>
-          <w:b w:val="0"/>
-        </w:rPr>
-        <w:t>Reference for this exercise: open this week’s student lesson, “Privacy by Design”, at “See how it works” and “Follow a worked example”. Use the original worked values or code named in the question; the later pictorial case is a separate example. Keep this reference beside your workbook while practising.</w:t>
-      </w:r>
-    </w:p>
-    <w:p>
-      <w:pPr>
-        <w:spacing w:line="336" w:lineRule="auto" w:after="180"/>
-      </w:pPr>
-      <w:r>
-        <w:rPr>
-          <w:b w:val="0"/>
-        </w:rPr>
-        <w:t xml:space="preserve">Explain the weekly </w:t>
-      </w:r>
-      <w:r>
-        <w:rPr>
-          <w:b/>
-        </w:rPr>
-        <w:t>mechanism</w:t>
-      </w:r>
-      <w:r>
-        <w:rPr>
-          <w:b w:val="0"/>
-        </w:rPr>
-        <w:t xml:space="preserve"> in your own words. Use the worked scenario to name its </w:t>
-      </w:r>
-      <w:r>
-        <w:rPr>
-          <w:b/>
-        </w:rPr>
-        <w:t>input</w:t>
-      </w:r>
-      <w:r>
-        <w:rPr>
-          <w:b w:val="0"/>
-        </w:rPr>
-        <w:t xml:space="preserve">, decision rule and </w:t>
-      </w:r>
-      <w:r>
-        <w:rPr>
-          <w:b/>
-        </w:rPr>
-        <w:t>output</w:t>
-      </w:r>
-      <w:r>
-        <w:rPr>
-          <w:b w:val="0"/>
-        </w:rPr>
-        <w:t>.</w:t>
-      </w:r>
-    </w:p>
-    <w:p>
-      <w:pPr>
-        <w:pStyle w:val="Heading3"/>
-      </w:pPr>
-      <w:r>
-        <w:t>My reasoning and evidence</w:t>
-      </w:r>
-    </w:p>
-    <w:p>
-      <w:r>
-        <w:t>________________________________________________________________</w:t>
-      </w:r>
-    </w:p>
-    <w:p>
-      <w:r>
-        <w:t>________________________________________________________________</w:t>
-      </w:r>
-    </w:p>
-    <w:p>
-      <w:r>
-        <w:t>________________________________________________________________</w:t>
-      </w:r>
-    </w:p>
-    <w:p>
-      <w:r>
-        <w:t>________________________________________________________________</w:t>
-      </w:r>
-    </w:p>
-    <w:p>
-      <w:r>
-        <w:t>________________________________________________________________</w:t>
-      </w:r>
-    </w:p>
-    <w:p>
-      <w:r>
-        <w:t>________________________________________________________________</w:t>
-      </w:r>
-    </w:p>
-    <w:p>
-      <w:pPr>
-        <w:pStyle w:val="Heading1"/>
-      </w:pPr>
-      <w:r>
-        <w:t>13. W2 Trace the worked case</w:t>
-      </w:r>
-    </w:p>
-    <w:p>
-      <w:r>
-        <w:t>Trace the worked case. Apply the supplied Privacy by Design facts and keep your reasoning.</w:t>
-      </w:r>
-    </w:p>
-    <w:p>
-      <w:pPr>
-        <w:spacing w:line="336" w:lineRule="auto" w:after="180"/>
-      </w:pPr>
-      <w:r>
-        <w:rPr>
-          <w:b w:val="0"/>
-        </w:rPr>
-        <w:t>Record ages are6, 7, 9 days. Cache contains copies of all three. Show the intermediate steps and give the conclusion with its scope.</w:t>
-      </w:r>
-    </w:p>
-    <w:p>
-      <w:pPr>
-        <w:pStyle w:val="Heading3"/>
-      </w:pPr>
-      <w:r>
-        <w:t>My reasoning and evidence</w:t>
-      </w:r>
-    </w:p>
-    <w:p>
-      <w:r>
-        <w:t>________________________________________________________________</w:t>
-      </w:r>
-    </w:p>
-    <w:p>
-      <w:r>
-        <w:t>________________________________________________________________</w:t>
-      </w:r>
-    </w:p>
-    <w:p>
-      <w:r>
-        <w:t>________________________________________________________________</w:t>
-      </w:r>
-    </w:p>
-    <w:p>
-      <w:r>
-        <w:t>________________________________________________________________</w:t>
-      </w:r>
-    </w:p>
-    <w:p>
-      <w:r>
-        <w:t>________________________________________________________________</w:t>
-      </w:r>
-    </w:p>
-    <w:p>
-      <w:r>
-        <w:t>________________________________________________________________</w:t>
-      </w:r>
-    </w:p>
-    <w:p>
-      <w:r>
-        <w:t>________________________________________________________________</w:t>
-      </w:r>
-    </w:p>
-    <w:p>
-      <w:pPr>
-        <w:pStyle w:val="Heading1"/>
-      </w:pPr>
-      <w:r>
-        <w:t>14. W3 Audit the limit</w:t>
-      </w:r>
-    </w:p>
-    <w:p>
-      <w:r>
-        <w:t>Audit the limit. Apply the supplied Privacy by Design facts and keep your reasoning.</w:t>
-      </w:r>
-    </w:p>
-    <w:p>
-      <w:pPr>
-        <w:spacing w:line="336" w:lineRule="auto" w:after="180"/>
-      </w:pPr>
-      <w:r>
-        <w:rPr>
-          <w:b w:val="0"/>
-        </w:rPr>
-        <w:t xml:space="preserve">A report omits this qualification: This fictional </w:t>
-      </w:r>
-      <w:r>
-        <w:rPr>
-          <w:b/>
-        </w:rPr>
-        <w:t>retention</w:t>
-      </w:r>
-      <w:r>
-        <w:rPr>
-          <w:b w:val="0"/>
-        </w:rPr>
-        <w:t xml:space="preserve"> exercise is not a statement of legal </w:t>
-      </w:r>
-      <w:r>
-        <w:rPr>
-          <w:b/>
-        </w:rPr>
-        <w:t>retention</w:t>
-      </w:r>
-      <w:r>
-        <w:rPr>
-          <w:b w:val="0"/>
-        </w:rPr>
-        <w:t xml:space="preserve"> requirements. Explain how omitting it could change a reader's interpretation, and write an accurate replacement.</w:t>
-      </w:r>
-    </w:p>
-    <w:p>
-      <w:pPr>
-        <w:pStyle w:val="Heading3"/>
-      </w:pPr>
-      <w:r>
-        <w:t>My reasoning and evidence</w:t>
-      </w:r>
-    </w:p>
-    <w:p>
-      <w:r>
-        <w:t>________________________________________________________________</w:t>
-      </w:r>
-    </w:p>
-    <w:p>
-      <w:r>
-        <w:t>________________________________________________________________</w:t>
-      </w:r>
-    </w:p>
-    <w:p>
-      <w:r>
-        <w:t>________________________________________________________________</w:t>
-      </w:r>
-    </w:p>
-    <w:p>
-      <w:r>
-        <w:t>________________________________________________________________</w:t>
-      </w:r>
-    </w:p>
-    <w:p>
-      <w:r>
-        <w:t>________________________________________________________________</w:t>
-      </w:r>
-    </w:p>
-    <w:p>
-      <w:r>
-        <w:t>________________________________________________________________</w:t>
-      </w:r>
-    </w:p>
-    <w:p>
-      <w:pPr>
-        <w:pStyle w:val="Heading1"/>
-      </w:pPr>
-      <w:r>
-        <w:t>15. W4 Apply a new case independently</w:t>
-      </w:r>
-    </w:p>
-    <w:p>
-      <w:r>
-        <w:t>Attempt before feedback. If this repeats the selected independent case, reuse that first attempt; otherwise keep a separate record. Apply a new case independently. Apply the supplied Privacy by Design facts and keep your reasoning.</w:t>
-      </w:r>
-    </w:p>
-    <w:p>
-      <w:pPr>
-        <w:spacing w:line="336" w:lineRule="auto" w:after="180"/>
-      </w:pPr>
-      <w:r>
-        <w:rPr>
-          <w:b/>
-        </w:rPr>
-        <w:t>Retention</w:t>
-      </w:r>
-      <w:r>
-        <w:rPr>
-          <w:b w:val="0"/>
-        </w:rPr>
-        <w:t xml:space="preserve"> is5 days, inclusive </w:t>
-      </w:r>
-      <w:r>
-        <w:rPr>
-          <w:b/>
-        </w:rPr>
-        <w:t>deletion boundary</w:t>
-      </w:r>
-      <w:r>
-        <w:rPr>
-          <w:b w:val="0"/>
-        </w:rPr>
-        <w:t>. Ages4, 5, 6; a log stores complete content. Trace required action.</w:t>
-      </w:r>
-    </w:p>
-    <w:p>
-      <w:pPr>
-        <w:pStyle w:val="Heading3"/>
-      </w:pPr>
-      <w:r>
-        <w:t>My reasoning and evidence</w:t>
-      </w:r>
-    </w:p>
-    <w:p>
-      <w:r>
-        <w:t>________________________________________________________________</w:t>
-      </w:r>
-    </w:p>
-    <w:p>
-      <w:r>
-        <w:t>________________________________________________________________</w:t>
-      </w:r>
-    </w:p>
-    <w:p>
-      <w:r>
-        <w:t>________________________________________________________________</w:t>
-      </w:r>
-    </w:p>
-    <w:p>
-      <w:r>
-        <w:t>________________________________________________________________</w:t>
-      </w:r>
-    </w:p>
-    <w:p>
-      <w:r>
-        <w:t>________________________________________________________________</w:t>
-      </w:r>
-    </w:p>
-    <w:p>
-      <w:r>
-        <w:t>________________________________________________________________</w:t>
-      </w:r>
-    </w:p>
-    <w:p>
-      <w:r>
-        <w:t>________________________________________________________________</w:t>
-      </w:r>
-    </w:p>
-    <w:p>
-      <w:r>
-        <w:t>________________________________________________________________</w:t>
-      </w:r>
-    </w:p>
-    <w:p>
-      <w:pPr>
-        <w:pStyle w:val="Heading1"/>
-      </w:pPr>
-      <w:r>
-        <w:t>16. W5 Design a revealing follow-up</w:t>
-      </w:r>
-    </w:p>
-    <w:p>
-      <w:r>
-        <w:t>Design a revealing follow-up. Apply the supplied Privacy by Design facts and keep your reasoning.</w:t>
-      </w:r>
-    </w:p>
-    <w:p>
-      <w:pPr>
-        <w:pStyle w:val="Heading3"/>
-      </w:pPr>
-      <w:r>
-        <w:t>Where to find the supplied example</w:t>
-      </w:r>
-    </w:p>
-    <w:p>
-      <w:pPr>
-        <w:spacing w:line="336" w:lineRule="auto" w:after="180"/>
-        <w:shd w:fill="F1F6F8"/>
-      </w:pPr>
-      <w:r>
-        <w:rPr>
-          <w:b w:val="0"/>
-        </w:rPr>
-        <w:t>Reference for this exercise: open this week’s student lesson, “Privacy by Design”, at “See how it works” and “Follow a worked example”. Use the original worked values or code named in the question; the later pictorial case is a separate example. Keep this reference beside your workbook while practising.</w:t>
-      </w:r>
-    </w:p>
-    <w:p>
-      <w:pPr>
-        <w:spacing w:line="336" w:lineRule="auto" w:after="180"/>
-      </w:pPr>
-      <w:r>
-        <w:rPr>
-          <w:b w:val="0"/>
-        </w:rPr>
-        <w:t>For the worked scenario, propose one additional case that could reveal a failure, describe its expected outcome before running it, and explain what would need to remain fixed for a fair comparison.</w:t>
-      </w:r>
-    </w:p>
-    <w:p>
-      <w:pPr>
-        <w:spacing w:line="336" w:lineRule="auto" w:after="180"/>
-      </w:pPr>
-      <w:r>
-        <w:rPr>
-          <w:b w:val="0"/>
-        </w:rPr>
-        <w:t>Do not reuse W4 as a new final test after receiving feedback.</w:t>
-      </w:r>
-    </w:p>
-    <w:p>
-      <w:pPr>
-        <w:pStyle w:val="Heading3"/>
-      </w:pPr>
-      <w:r>
-        <w:t>My reasoning and evidence</w:t>
-      </w:r>
-    </w:p>
-    <w:p>
-      <w:r>
-        <w:t>________________________________________________________________</w:t>
-      </w:r>
-    </w:p>
-    <w:p>
-      <w:r>
-        <w:t>________________________________________________________________</w:t>
-      </w:r>
-    </w:p>
-    <w:p>
-      <w:r>
-        <w:t>________________________________________________________________</w:t>
-      </w:r>
-    </w:p>
-    <w:p>
-      <w:r>
-        <w:t>________________________________________________________________</w:t>
-      </w:r>
-    </w:p>
-    <w:p>
-      <w:r>
-        <w:t>________________________________________________________________</w:t>
-      </w:r>
-    </w:p>
-    <w:p>
-      <w:r>
-        <w:t>________________________________________________________________</w:t>
-      </w:r>
-    </w:p>
-    <w:p>
-      <w:r>
-        <w:t>________________________________________________________________</w:t>
-      </w:r>
-    </w:p>
-    <w:p>
-      <w:pPr>
-        <w:pStyle w:val="Heading1"/>
-      </w:pPr>
-      <w:r>
-        <w:t>17. Feedback, return check and learning record</w:t>
-      </w:r>
-    </w:p>
-    <w:p>
-      <w:r>
-        <w:t>Record the first repaired step and a different case to revisit after a delay.</w:t>
+        <w:t>17. Feedback · Repair and return</w:t>
+      </w:r>
+    </w:p>
+    <w:p>
+      <w:r>
+        <w:t>Keep the first attempt, the repair and a changed-case return.</w:t>
+      </w:r>
+    </w:p>
+    <w:p>
+      <w:pPr>
+        <w:pStyle w:val="Heading2"/>
+      </w:pPr>
+      <w:r>
+        <w:t>Your evidence record</w:t>
       </w:r>
     </w:p>
     <w:tbl>
@@ -1681,12 +918,892 @@
         <w:pStyle w:val="Heading1"/>
       </w:pPr>
       <w:r>
-        <w:t>18. Pictorial case practice: Privacy by Design</w:t>
-      </w:r>
-    </w:p>
-    <w:p>
-      <w:r>
-        <w:t>Trace deletion through both a working folder and a cache. Explain the labelled step before checking the changed condition.</w:t>
+        <w:t>10. Finish · Judge the evidence in your work</w:t>
+      </w:r>
+    </w:p>
+    <w:p>
+      <w:r>
+        <w:t>Point to work that supports your confidence level.</w:t>
+      </w:r>
+    </w:p>
+    <w:p>
+      <w:pPr>
+        <w:pStyle w:val="Heading2"/>
+      </w:pPr>
+      <w:r>
+        <w:t>Your evidence record</w:t>
+      </w:r>
+    </w:p>
+    <w:p>
+      <w:pPr>
+        <w:pStyle w:val="ListBullet"/>
+      </w:pPr>
+      <w:r>
+        <w:t>I can explain the mechanism.</w:t>
+      </w:r>
+    </w:p>
+    <w:p>
+      <w:pPr>
+        <w:pStyle w:val="ListBullet"/>
+      </w:pPr>
+      <w:r>
+        <w:t>I can show evidence.</w:t>
+      </w:r>
+    </w:p>
+    <w:p>
+      <w:pPr>
+        <w:pStyle w:val="ListBullet"/>
+      </w:pPr>
+      <w:r>
+        <w:t>I can handle a changed case.</w:t>
+      </w:r>
+    </w:p>
+    <w:p>
+      <w:pPr>
+        <w:pStyle w:val="ListBullet"/>
+      </w:pPr>
+      <w:r>
+        <w:t>I can name a limit.</w:t>
+      </w:r>
+    </w:p>
+    <w:p>
+      <w:r>
+        <w:t>Mark each as not yet, with help or independently, and attach supporting work.</w:t>
+      </w:r>
+    </w:p>
+    <w:p>
+      <w:pPr>
+        <w:spacing w:line="336" w:lineRule="auto" w:after="180"/>
+      </w:pPr>
+      <w:r>
+        <w:rPr>
+          <w:b w:val="0"/>
+        </w:rPr>
+        <w:t>Teacher review ____________________  Next step ____________________</w:t>
+      </w:r>
+    </w:p>
+    <w:p>
+      <w:pPr>
+        <w:pStyle w:val="Heading1"/>
+      </w:pPr>
+      <w:r>
+        <w:t>Reference bank and extra practice</w:t>
+      </w:r>
+    </w:p>
+    <w:p>
+      <w:pPr>
+        <w:pStyle w:val="Heading1"/>
+      </w:pPr>
+      <w:r>
+        <w:t>02. Reference · Supported W2 record</w:t>
+      </w:r>
+    </w:p>
+    <w:p>
+      <w:r>
+        <w:t>This is the same W2 attempt. Keep one response record.</w:t>
+      </w:r>
+    </w:p>
+    <w:p>
+      <w:pPr>
+        <w:pStyle w:val="Heading2"/>
+      </w:pPr>
+      <w:r>
+        <w:t>Use this when helpful</w:t>
+      </w:r>
+    </w:p>
+    <w:p>
+      <w:pPr>
+        <w:spacing w:line="336" w:lineRule="auto" w:after="180"/>
+      </w:pPr>
+      <w:r>
+        <w:rPr>
+          <w:b w:val="0"/>
+        </w:rPr>
+        <w:t xml:space="preserve">Use W2: Trace the worked case for Data </w:t>
+      </w:r>
+      <w:r>
+        <w:rPr>
+          <w:b/>
+        </w:rPr>
+        <w:t>retention</w:t>
+      </w:r>
+      <w:r>
+        <w:rPr>
+          <w:b w:val="0"/>
+        </w:rPr>
+        <w:t xml:space="preserve"> and deletion. Record the answer once; the lesson and workbook refer to the same attempt.</w:t>
+      </w:r>
+    </w:p>
+    <w:tbl>
+      <w:tblPr>
+        <w:tblStyle w:val="LightShading-Accent1"/>
+        <w:tblW w:type="auto" w:w="0"/>
+        <w:tblLook w:firstColumn="1" w:firstRow="1" w:lastColumn="0" w:lastRow="0" w:noHBand="0" w:noVBand="1" w:val="04A0"/>
+      </w:tblPr>
+      <w:tblGrid>
+        <w:gridCol w:w="2556"/>
+        <w:gridCol w:w="2556"/>
+        <w:gridCol w:w="2556"/>
+        <w:gridCol w:w="2556"/>
+      </w:tblGrid>
+      <w:tr>
+        <w:trPr>
+          <w:tblHeader/>
+        </w:trPr>
+        <w:tc>
+          <w:tcPr>
+            <w:tcW w:type="dxa" w:w="2556"/>
+          </w:tcPr>
+          <w:p>
+            <w:r>
+              <w:t>Given inputs</w:t>
+            </w:r>
+          </w:p>
+        </w:tc>
+        <w:tc>
+          <w:tcPr>
+            <w:tcW w:type="dxa" w:w="2556"/>
+          </w:tcPr>
+          <w:p>
+            <w:r>
+              <w:t>Procedure I chose</w:t>
+            </w:r>
+          </w:p>
+        </w:tc>
+        <w:tc>
+          <w:tcPr>
+            <w:tcW w:type="dxa" w:w="2556"/>
+          </w:tcPr>
+          <w:p>
+            <w:r>
+              <w:t>Middle steps</w:t>
+            </w:r>
+          </w:p>
+        </w:tc>
+        <w:tc>
+          <w:tcPr>
+            <w:tcW w:type="dxa" w:w="2556"/>
+          </w:tcPr>
+          <w:p>
+            <w:r>
+              <w:t>Result and check</w:t>
+            </w:r>
+          </w:p>
+        </w:tc>
+      </w:tr>
+      <w:tr>
+        <w:tc>
+          <w:tcPr>
+            <w:tcW w:type="dxa" w:w="2556"/>
+          </w:tcPr>
+          <w:p>
+            <w:r/>
+          </w:p>
+        </w:tc>
+        <w:tc>
+          <w:tcPr>
+            <w:tcW w:type="dxa" w:w="2556"/>
+          </w:tcPr>
+          <w:p>
+            <w:r/>
+          </w:p>
+        </w:tc>
+        <w:tc>
+          <w:tcPr>
+            <w:tcW w:type="dxa" w:w="2556"/>
+          </w:tcPr>
+          <w:p>
+            <w:r/>
+          </w:p>
+        </w:tc>
+        <w:tc>
+          <w:tcPr>
+            <w:tcW w:type="dxa" w:w="2556"/>
+          </w:tcPr>
+          <w:p>
+            <w:r/>
+          </w:p>
+        </w:tc>
+      </w:tr>
+    </w:tbl>
+    <w:p>
+      <w:pPr>
+        <w:pStyle w:val="Heading3"/>
+      </w:pPr>
+      <w:r>
+        <w:t>The step I completed without help, and the hint I needed</w:t>
+      </w:r>
+    </w:p>
+    <w:p>
+      <w:r>
+        <w:t>________________________________________________________________</w:t>
+      </w:r>
+    </w:p>
+    <w:p>
+      <w:r>
+        <w:t>________________________________________________________________</w:t>
+      </w:r>
+    </w:p>
+    <w:p>
+      <w:r>
+        <w:t>________________________________________________________________</w:t>
+      </w:r>
+    </w:p>
+    <w:p>
+      <w:pPr>
+        <w:pStyle w:val="Heading1"/>
+      </w:pPr>
+      <w:r>
+        <w:t>03. Extra practice · Repair the explanation</w:t>
+      </w:r>
+    </w:p>
+    <w:p>
+      <w:r>
+        <w:t>Explain the deciding fact before discussing the answer.</w:t>
+      </w:r>
+    </w:p>
+    <w:p>
+      <w:pPr>
+        <w:pStyle w:val="Heading2"/>
+      </w:pPr>
+      <w:r>
+        <w:t>Use this when helpful</w:t>
+      </w:r>
+    </w:p>
+    <w:p>
+      <w:pPr>
+        <w:spacing w:line="336" w:lineRule="auto" w:after="180"/>
+      </w:pPr>
+      <w:r>
+        <w:rPr>
+          <w:b w:val="0"/>
+        </w:rPr>
+        <w:t xml:space="preserve">Use the worked case for Data </w:t>
+      </w:r>
+      <w:r>
+        <w:rPr>
+          <w:b/>
+        </w:rPr>
+        <w:t>retention</w:t>
+      </w:r>
+      <w:r>
+        <w:rPr>
+          <w:b w:val="0"/>
+        </w:rPr>
+        <w:t xml:space="preserve"> and deletion. Proposed explanation: “The worked result establishes every future case”. Decide whether this explanation is supported.</w:t>
+      </w:r>
+    </w:p>
+    <w:p>
+      <w:pPr>
+        <w:spacing w:line="336" w:lineRule="auto" w:after="180"/>
+      </w:pPr>
+      <w:r>
+        <w:rPr>
+          <w:b w:val="0"/>
+        </w:rPr>
+        <w:t>Point to the step or supplied fact that decides; explain your repair if needed.</w:t>
+      </w:r>
+    </w:p>
+    <w:p>
+      <w:pPr>
+        <w:pStyle w:val="Heading3"/>
+      </w:pPr>
+      <w:r>
+        <w:t>My explanation before partner discussion</w:t>
+      </w:r>
+    </w:p>
+    <w:p>
+      <w:r>
+        <w:t>________________________________________________________________</w:t>
+      </w:r>
+    </w:p>
+    <w:p>
+      <w:r>
+        <w:t>________________________________________________________________</w:t>
+      </w:r>
+    </w:p>
+    <w:p>
+      <w:r>
+        <w:t>________________________________________________________________</w:t>
+      </w:r>
+    </w:p>
+    <w:p>
+      <w:r>
+        <w:t>________________________________________________________________</w:t>
+      </w:r>
+    </w:p>
+    <w:p>
+      <w:pPr>
+        <w:pStyle w:val="Heading1"/>
+      </w:pPr>
+      <w:r>
+        <w:t>05. Reference · Original learning target</w:t>
+      </w:r>
+    </w:p>
+    <w:p>
+      <w:r>
+        <w:t>Use this target to inspect an explanation.</w:t>
+      </w:r>
+    </w:p>
+    <w:p>
+      <w:pPr>
+        <w:pStyle w:val="Heading2"/>
+      </w:pPr>
+      <w:r>
+        <w:t>Use this when helpful</w:t>
+      </w:r>
+    </w:p>
+    <w:p>
+      <w:pPr>
+        <w:spacing w:line="336" w:lineRule="auto" w:after="180"/>
+      </w:pPr>
+      <w:r>
+        <w:rPr>
+          <w:b w:val="0"/>
+        </w:rPr>
+        <w:t>A study tool needs topic and reading level but proposes storing addresses and all conversations forever. Design a smaller record and a deletion rule.</w:t>
+      </w:r>
+    </w:p>
+    <w:p>
+      <w:pPr>
+        <w:pStyle w:val="Heading1"/>
+      </w:pPr>
+      <w:r>
+        <w:t>06. Extra practice · A complete case</w:t>
+      </w:r>
+    </w:p>
+    <w:p>
+      <w:r>
+        <w:t>Try the question before checking the worked explanation.</w:t>
+      </w:r>
+    </w:p>
+    <w:p>
+      <w:pPr>
+        <w:pStyle w:val="Heading2"/>
+      </w:pPr>
+      <w:r>
+        <w:t>Use this when helpful</w:t>
+      </w:r>
+    </w:p>
+    <w:p>
+      <w:pPr>
+        <w:spacing w:line="336" w:lineRule="auto" w:after="180"/>
+      </w:pPr>
+      <w:r>
+        <w:rPr>
+          <w:b w:val="0"/>
+        </w:rPr>
+        <w:t>A study tool plans to retain names, addresses and all chats forever.</w:t>
+      </w:r>
+    </w:p>
+    <w:p>
+      <w:pPr>
+        <w:spacing w:line="336" w:lineRule="auto" w:after="180"/>
+      </w:pPr>
+      <w:r>
+        <w:rPr>
+          <w:b w:val="0"/>
+        </w:rPr>
+        <w:t>Design a smaller data plan.</w:t>
+      </w:r>
+    </w:p>
+    <w:p>
+      <w:pPr>
+        <w:spacing w:line="336" w:lineRule="auto" w:after="180"/>
+      </w:pPr>
+      <w:r>
+        <w:rPr>
+          <w:b w:val="0"/>
+        </w:rPr>
+        <w:t xml:space="preserve">Show your trace, calculation or </w:t>
+      </w:r>
+      <w:r>
+        <w:rPr>
+          <w:b/>
+        </w:rPr>
+        <w:t>evidence</w:t>
+      </w:r>
+    </w:p>
+    <w:p>
+      <w:pPr>
+        <w:pStyle w:val="Heading3"/>
+      </w:pPr>
+      <w:r>
+        <w:t>Write or draw your reasoning and evidence.</w:t>
+      </w:r>
+    </w:p>
+    <w:p>
+      <w:r>
+        <w:t>________________________________________________________________</w:t>
+      </w:r>
+    </w:p>
+    <w:p>
+      <w:r>
+        <w:t>________________________________________________________________</w:t>
+      </w:r>
+    </w:p>
+    <w:p>
+      <w:r>
+        <w:t>________________________________________________________________</w:t>
+      </w:r>
+    </w:p>
+    <w:p>
+      <w:r>
+        <w:t>________________________________________________________________</w:t>
+      </w:r>
+    </w:p>
+    <w:p>
+      <w:r>
+        <w:t>________________________________________________________________</w:t>
+      </w:r>
+    </w:p>
+    <w:p>
+      <w:pPr>
+        <w:pStyle w:val="Heading1"/>
+      </w:pPr>
+      <w:r>
+        <w:t>07. Extra practice · A changed case</w:t>
+      </w:r>
+    </w:p>
+    <w:p>
+      <w:r>
+        <w:t>Keep this practice separate from the reserved independent attempt.</w:t>
+      </w:r>
+    </w:p>
+    <w:p>
+      <w:pPr>
+        <w:pStyle w:val="Heading2"/>
+      </w:pPr>
+      <w:r>
+        <w:t>Use this when helpful</w:t>
+      </w:r>
+    </w:p>
+    <w:p>
+      <w:pPr>
+        <w:spacing w:line="336" w:lineRule="auto" w:after="180"/>
+      </w:pPr>
+      <w:r>
+        <w:rPr>
+          <w:b w:val="0"/>
+        </w:rPr>
+        <w:t>A practice quiz needs a topic and difficulty. A form also asks for home address and date of birth. What should be removed and why?</w:t>
+      </w:r>
+    </w:p>
+    <w:p>
+      <w:pPr>
+        <w:spacing w:line="336" w:lineRule="auto" w:after="180"/>
+      </w:pPr>
+      <w:r>
+        <w:rPr>
+          <w:b w:val="0"/>
+        </w:rPr>
+        <w:t>My practice answer and reason</w:t>
+      </w:r>
+    </w:p>
+    <w:p>
+      <w:pPr>
+        <w:pStyle w:val="Heading3"/>
+      </w:pPr>
+      <w:r>
+        <w:t>Write or draw your reasoning and evidence.</w:t>
+      </w:r>
+    </w:p>
+    <w:p>
+      <w:r>
+        <w:t>________________________________________________________________</w:t>
+      </w:r>
+    </w:p>
+    <w:p>
+      <w:r>
+        <w:t>________________________________________________________________</w:t>
+      </w:r>
+    </w:p>
+    <w:p>
+      <w:r>
+        <w:t>________________________________________________________________</w:t>
+      </w:r>
+    </w:p>
+    <w:p>
+      <w:r>
+        <w:t>________________________________________________________________</w:t>
+      </w:r>
+    </w:p>
+    <w:p>
+      <w:r>
+        <w:t>________________________________________________________________</w:t>
+      </w:r>
+    </w:p>
+    <w:p>
+      <w:pPr>
+        <w:pStyle w:val="Heading3"/>
+      </w:pPr>
+      <w:r>
+        <w:t>Week 28 Test and reflect</w:t>
+      </w:r>
+    </w:p>
+    <w:p>
+      <w:pPr>
+        <w:pStyle w:val="Heading1"/>
+      </w:pPr>
+      <w:r>
+        <w:t>08. Extra practice · Design a revealing test</w:t>
+      </w:r>
+    </w:p>
+    <w:p>
+      <w:r>
+        <w:t>Predict before tracing or testing.</w:t>
+      </w:r>
+    </w:p>
+    <w:p>
+      <w:pPr>
+        <w:pStyle w:val="Heading2"/>
+      </w:pPr>
+      <w:r>
+        <w:t>Use this when helpful</w:t>
+      </w:r>
+    </w:p>
+    <w:p>
+      <w:pPr>
+        <w:spacing w:line="336" w:lineRule="auto" w:after="180"/>
+      </w:pPr>
+      <w:r>
+        <w:rPr>
+          <w:b w:val="0"/>
+        </w:rPr>
+        <w:t xml:space="preserve">Create a changed </w:t>
+      </w:r>
+      <w:r>
+        <w:rPr>
+          <w:b/>
+        </w:rPr>
+        <w:t>input</w:t>
+      </w:r>
+      <w:r>
+        <w:rPr>
+          <w:b w:val="0"/>
+        </w:rPr>
+        <w:t>, boundary case or missing-information case. Write the expected answer or safe response before testing.</w:t>
+      </w:r>
+    </w:p>
+    <w:tbl>
+      <w:tblPr>
+        <w:tblStyle w:val="LightShading-Accent1"/>
+        <w:tblW w:type="auto" w:w="0"/>
+        <w:tblLook w:firstColumn="1" w:firstRow="1" w:lastColumn="0" w:lastRow="0" w:noHBand="0" w:noVBand="1" w:val="04A0"/>
+      </w:tblPr>
+      <w:tblGrid>
+        <w:gridCol w:w="5112"/>
+        <w:gridCol w:w="5112"/>
+      </w:tblGrid>
+      <w:tr>
+        <w:trPr>
+          <w:tblHeader/>
+        </w:trPr>
+        <w:tc>
+          <w:tcPr>
+            <w:tcW w:type="dxa" w:w="5112"/>
+          </w:tcPr>
+          <w:p>
+            <w:r>
+              <w:t>Test record</w:t>
+            </w:r>
+          </w:p>
+        </w:tc>
+        <w:tc>
+          <w:tcPr>
+            <w:tcW w:type="dxa" w:w="5112"/>
+          </w:tcPr>
+          <w:p>
+            <w:r>
+              <w:t>My evidence</w:t>
+            </w:r>
+          </w:p>
+        </w:tc>
+      </w:tr>
+      <w:tr>
+        <w:tc>
+          <w:tcPr>
+            <w:tcW w:type="dxa" w:w="5112"/>
+          </w:tcPr>
+          <w:p>
+            <w:r>
+              <w:t>Changed input or condition</w:t>
+            </w:r>
+          </w:p>
+        </w:tc>
+        <w:tc>
+          <w:tcPr>
+            <w:tcW w:type="dxa" w:w="5112"/>
+          </w:tcPr>
+          <w:p>
+            <w:r/>
+          </w:p>
+        </w:tc>
+      </w:tr>
+      <w:tr>
+        <w:tc>
+          <w:tcPr>
+            <w:tcW w:type="dxa" w:w="5112"/>
+          </w:tcPr>
+          <w:p>
+            <w:r>
+              <w:t>Expected answer or fallback</w:t>
+            </w:r>
+          </w:p>
+        </w:tc>
+        <w:tc>
+          <w:tcPr>
+            <w:tcW w:type="dxa" w:w="5112"/>
+          </w:tcPr>
+          <w:p>
+            <w:r/>
+          </w:p>
+        </w:tc>
+      </w:tr>
+      <w:tr>
+        <w:tc>
+          <w:tcPr>
+            <w:tcW w:type="dxa" w:w="5112"/>
+          </w:tcPr>
+          <w:p>
+            <w:r>
+              <w:t>Observed result</w:t>
+            </w:r>
+          </w:p>
+        </w:tc>
+        <w:tc>
+          <w:tcPr>
+            <w:tcW w:type="dxa" w:w="5112"/>
+          </w:tcPr>
+          <w:p>
+            <w:r/>
+          </w:p>
+        </w:tc>
+      </w:tr>
+      <w:tr>
+        <w:tc>
+          <w:tcPr>
+            <w:tcW w:type="dxa" w:w="5112"/>
+          </w:tcPr>
+          <w:p>
+            <w:r>
+              <w:t>Why the result occurred</w:t>
+            </w:r>
+          </w:p>
+        </w:tc>
+        <w:tc>
+          <w:tcPr>
+            <w:tcW w:type="dxa" w:w="5112"/>
+          </w:tcPr>
+          <w:p>
+            <w:r/>
+          </w:p>
+        </w:tc>
+      </w:tr>
+    </w:tbl>
+    <w:p>
+      <w:pPr>
+        <w:pStyle w:val="Heading1"/>
+      </w:pPr>
+      <w:r>
+        <w:t>11. Reference · Original target response space</w:t>
+      </w:r>
+    </w:p>
+    <w:p>
+      <w:r>
+        <w:t>This teaching case is practice rather than a fresh assessment.</w:t>
+      </w:r>
+    </w:p>
+    <w:p>
+      <w:pPr>
+        <w:pStyle w:val="Heading2"/>
+      </w:pPr>
+      <w:r>
+        <w:t>Use this when helpful</w:t>
+      </w:r>
+    </w:p>
+    <w:p>
+      <w:pPr>
+        <w:spacing w:line="336" w:lineRule="auto" w:after="180"/>
+      </w:pPr>
+      <w:r>
+        <w:rPr>
+          <w:b w:val="0"/>
+        </w:rPr>
+        <w:t>A study tool needs topic and reading level but proposes storing addresses and all conversations forever. Design a smaller record and a deletion rule.</w:t>
+      </w:r>
+    </w:p>
+    <w:p>
+      <w:pPr>
+        <w:pStyle w:val="Heading3"/>
+      </w:pPr>
+      <w:r>
+        <w:t>My explanation after practice</w:t>
+      </w:r>
+    </w:p>
+    <w:p>
+      <w:r>
+        <w:t>________________________________________________________________</w:t>
+      </w:r>
+    </w:p>
+    <w:p>
+      <w:r>
+        <w:t>________________________________________________________________</w:t>
+      </w:r>
+    </w:p>
+    <w:p>
+      <w:r>
+        <w:t>________________________________________________________________</w:t>
+      </w:r>
+    </w:p>
+    <w:p>
+      <w:r>
+        <w:t>________________________________________________________________</w:t>
+      </w:r>
+    </w:p>
+    <w:p>
+      <w:r>
+        <w:t>________________________________________________________________</w:t>
+      </w:r>
+    </w:p>
+    <w:p>
+      <w:r>
+        <w:t>________________________________________________________________</w:t>
+      </w:r>
+    </w:p>
+    <w:p>
+      <w:r>
+        <w:t>________________________________________________________________</w:t>
+      </w:r>
+    </w:p>
+    <w:p>
+      <w:pPr>
+        <w:spacing w:line="336" w:lineRule="auto" w:after="180"/>
+      </w:pPr>
+      <w:r>
+        <w:rPr>
+          <w:b w:val="0"/>
+        </w:rPr>
+        <w:t>Record support used: none, hint or teacher explanation.</w:t>
+      </w:r>
+    </w:p>
+    <w:p>
+      <w:pPr>
+        <w:pStyle w:val="Heading1"/>
+      </w:pPr>
+      <w:r>
+        <w:t>15. Reference · Independent-case response copy</w:t>
+      </w:r>
+    </w:p>
+    <w:p>
+      <w:r>
+        <w:t>This duplicates W4. Reuse the same first-attempt record.</w:t>
+      </w:r>
+    </w:p>
+    <w:p>
+      <w:pPr>
+        <w:pStyle w:val="Heading2"/>
+      </w:pPr>
+      <w:r>
+        <w:t>Use this when helpful</w:t>
+      </w:r>
+    </w:p>
+    <w:p>
+      <w:pPr>
+        <w:spacing w:line="336" w:lineRule="auto" w:after="180"/>
+      </w:pPr>
+      <w:r>
+        <w:rPr>
+          <w:b/>
+        </w:rPr>
+        <w:t>Retention</w:t>
+      </w:r>
+      <w:r>
+        <w:rPr>
+          <w:b w:val="0"/>
+        </w:rPr>
+        <w:t xml:space="preserve"> is5 days, inclusive </w:t>
+      </w:r>
+      <w:r>
+        <w:rPr>
+          <w:b/>
+        </w:rPr>
+        <w:t>deletion boundary</w:t>
+      </w:r>
+      <w:r>
+        <w:rPr>
+          <w:b w:val="0"/>
+        </w:rPr>
+        <w:t>. Ages4, 5, 6; a log stores complete content. Trace required action.</w:t>
+      </w:r>
+    </w:p>
+    <w:p>
+      <w:pPr>
+        <w:pStyle w:val="Heading3"/>
+      </w:pPr>
+      <w:r>
+        <w:t>My reasoning and evidence</w:t>
+      </w:r>
+    </w:p>
+    <w:p>
+      <w:r>
+        <w:t>________________________________________________________________</w:t>
+      </w:r>
+    </w:p>
+    <w:p>
+      <w:r>
+        <w:t>________________________________________________________________</w:t>
+      </w:r>
+    </w:p>
+    <w:p>
+      <w:r>
+        <w:t>________________________________________________________________</w:t>
+      </w:r>
+    </w:p>
+    <w:p>
+      <w:r>
+        <w:t>________________________________________________________________</w:t>
+      </w:r>
+    </w:p>
+    <w:p>
+      <w:r>
+        <w:t>________________________________________________________________</w:t>
+      </w:r>
+    </w:p>
+    <w:p>
+      <w:r>
+        <w:t>________________________________________________________________</w:t>
+      </w:r>
+    </w:p>
+    <w:p>
+      <w:r>
+        <w:t>________________________________________________________________</w:t>
+      </w:r>
+    </w:p>
+    <w:p>
+      <w:r>
+        <w:t>________________________________________________________________</w:t>
+      </w:r>
+    </w:p>
+    <w:p>
+      <w:pPr>
+        <w:pStyle w:val="Heading1"/>
+      </w:pPr>
+      <w:r>
+        <w:t>18. Extra practice · Use the worked picture</w:t>
+      </w:r>
+    </w:p>
+    <w:p>
+      <w:r>
+        <w:t>Keep the explanation and the support you used.</w:t>
+      </w:r>
+    </w:p>
+    <w:p>
+      <w:pPr>
+        <w:pStyle w:val="Heading2"/>
+      </w:pPr>
+      <w:r>
+        <w:t>Use this when helpful</w:t>
       </w:r>
     </w:p>
     <w:p>
@@ -1857,16 +1974,7 @@
     </w:p>
     <w:p>
       <w:pPr>
-        <w:pStyle w:val="Heading3"/>
-      </w:pPr>
-      <w:r>
-        <w:t>Record the help used</w:t>
-      </w:r>
-    </w:p>
-    <w:p>
-      <w:pPr>
         <w:spacing w:line="336" w:lineRule="auto" w:after="180"/>
-        <w:shd w:fill="F1F6F8"/>
       </w:pPr>
       <w:r>
         <w:rPr>
@@ -1926,12 +2034,20 @@
         <w:pStyle w:val="Heading1"/>
       </w:pPr>
       <w:r>
-        <w:t>19. Project portfolio milestone</w:t>
-      </w:r>
-    </w:p>
-    <w:p>
-      <w:r>
-        <w:t>Keep this week’s input, deciding step, result and limit together in the Verified Study Buddy record.</w:t>
+        <w:t>19. Reference · Project portfolio record</w:t>
+      </w:r>
+    </w:p>
+    <w:p>
+      <w:r>
+        <w:t>Extend your main project response when helpful.</w:t>
+      </w:r>
+    </w:p>
+    <w:p>
+      <w:pPr>
+        <w:pStyle w:val="Heading2"/>
+      </w:pPr>
+      <w:r>
+        <w:t>Use this when helpful</w:t>
       </w:r>
     </w:p>
     <w:p>
@@ -2156,12 +2272,424 @@
         <w:pStyle w:val="Heading1"/>
       </w:pPr>
       <w:r>
-        <w:t>20. Supported practice and learning evidence</w:t>
-      </w:r>
-    </w:p>
-    <w:p>
-      <w:r>
-        <w:t>Try the supported questions before comparing with hints and feedback. Record what you repaired and the evidence you retained.</w:t>
+        <w:t>20. Extra practice: pictures, repair and feedback</w:t>
+      </w:r>
+    </w:p>
+    <w:p>
+      <w:r>
+        <w:t>Attempt each question before opening its explanation. Use one browser or paper copy.</w:t>
+      </w:r>
+    </w:p>
+    <w:p>
+      <w:pPr>
+        <w:pStyle w:val="Heading2"/>
+      </w:pPr>
+      <w:r>
+        <w:t>First supported question</w:t>
+      </w:r>
+    </w:p>
+    <w:p>
+      <w:pPr>
+        <w:pStyle w:val="ListBullet"/>
+      </w:pPr>
+      <w:r>
+        <w:t>Trace deletion through both a working folder and a cache.</w:t>
+      </w:r>
+    </w:p>
+    <w:p>
+      <w:pPr>
+        <w:pStyle w:val="Heading3"/>
+      </w:pPr>
+      <w:r>
+        <w:t>Practice 1: explain the deciding evidence</w:t>
+      </w:r>
+    </w:p>
+    <w:p>
+      <w:pPr>
+        <w:pStyle w:val="ListBullet"/>
+      </w:pPr>
+      <w:r>
+        <w:t>Which labelled step matches this detail? Delete cached B too; otherwise the declared content remains retained.</w:t>
+      </w:r>
+    </w:p>
+    <w:p>
+      <w:pPr>
+        <w:pStyle w:val="ListBullet"/>
+      </w:pPr>
+      <w:r>
+        <w:t>1. Compare ages</w:t>
+      </w:r>
+    </w:p>
+    <w:p>
+      <w:pPr>
+        <w:pStyle w:val="ListBullet"/>
+      </w:pPr>
+      <w:r>
+        <w:t>2. Delete eligible</w:t>
+      </w:r>
+    </w:p>
+    <w:p>
+      <w:pPr>
+        <w:pStyle w:val="ListBullet"/>
+      </w:pPr>
+      <w:r>
+        <w:t>3. Check copies</w:t>
+      </w:r>
+    </w:p>
+    <w:p>
+      <w:pPr>
+        <w:pStyle w:val="Heading3"/>
+      </w:pPr>
+      <w:r>
+        <w:t>My selected conclusion, deciding fact and explanation</w:t>
+      </w:r>
+    </w:p>
+    <w:p>
+      <w:r>
+        <w:t>________________________________________________________________</w:t>
+      </w:r>
+    </w:p>
+    <w:p>
+      <w:r>
+        <w:t>________________________________________________________________</w:t>
+      </w:r>
+    </w:p>
+    <w:p>
+      <w:r>
+        <w:t>________________________________________________________________</w:t>
+      </w:r>
+    </w:p>
+    <w:p>
+      <w:r>
+        <w:t>________________________________________________________________</w:t>
+      </w:r>
+    </w:p>
+    <w:p>
+      <w:r>
+        <w:t>________________________________________________________________</w:t>
+      </w:r>
+    </w:p>
+    <w:p>
+      <w:pPr>
+        <w:pStyle w:val="ListBullet"/>
+      </w:pPr>
+      <w:r>
+        <w:t>Hint if needed: Read the steps in the pictorial case. Match the supplied detail to the stage that performs or records it.</w:t>
+      </w:r>
+    </w:p>
+    <w:p>
+      <w:pPr>
+        <w:pStyle w:val="ListBullet"/>
+      </w:pPr>
+      <w:r>
+        <w:t>After your attempt, compare with the supported explanation: Check copies Delete cached B too; otherwise the declared content remains retained. Read the picture in order. Delete cached B too; otherwise the declared content remains retained. The arrows show which recorded input or intermediate result each decision uses. Explain the deciding step aloud before checking the changed case; pointing to the final answer alone does not show how it follows.</w:t>
+      </w:r>
+    </w:p>
+    <w:p>
+      <w:pPr>
+        <w:pStyle w:val="Heading2"/>
+      </w:pPr>
+      <w:r>
+        <w:t>Check the first explanation · reference / check after trying</w:t>
+      </w:r>
+    </w:p>
+    <w:p>
+      <w:pPr>
+        <w:pStyle w:val="Heading3"/>
+      </w:pPr>
+      <w:r>
+        <w:t>Practice 2: explain the deciding evidence</w:t>
+      </w:r>
+    </w:p>
+    <w:p>
+      <w:pPr>
+        <w:pStyle w:val="Heading2"/>
+      </w:pPr>
+      <w:r>
+        <w:t>Changed-case question</w:t>
+      </w:r>
+    </w:p>
+    <w:p>
+      <w:pPr>
+        <w:pStyle w:val="ListBullet"/>
+      </w:pPr>
+      <w:r>
+        <w:t>Changed-case practice: The cache deletion fails. Which conclusion is supported by the supplied facts?</w:t>
+      </w:r>
+    </w:p>
+    <w:p>
+      <w:pPr>
+        <w:pStyle w:val="ListBullet"/>
+      </w:pPr>
+      <w:r>
+        <w:t>1. We can decide the result without examining the changed input or the procedure.</w:t>
+      </w:r>
+    </w:p>
+    <w:p>
+      <w:pPr>
+        <w:pStyle w:val="ListBullet"/>
+      </w:pPr>
+      <w:r>
+        <w:t>2. Report incomplete deletion rather than success.</w:t>
+      </w:r>
+    </w:p>
+    <w:p>
+      <w:pPr>
+        <w:pStyle w:val="ListBullet"/>
+      </w:pPr>
+      <w:r>
+        <w:t>3. This one example guarantees correct results for every future input.</w:t>
+      </w:r>
+    </w:p>
+    <w:p>
+      <w:pPr>
+        <w:pStyle w:val="Heading3"/>
+      </w:pPr>
+      <w:r>
+        <w:t>My selected conclusion, deciding fact and explanation</w:t>
+      </w:r>
+    </w:p>
+    <w:p>
+      <w:r>
+        <w:t>________________________________________________________________</w:t>
+      </w:r>
+    </w:p>
+    <w:p>
+      <w:r>
+        <w:t>________________________________________________________________</w:t>
+      </w:r>
+    </w:p>
+    <w:p>
+      <w:r>
+        <w:t>________________________________________________________________</w:t>
+      </w:r>
+    </w:p>
+    <w:p>
+      <w:r>
+        <w:t>________________________________________________________________</w:t>
+      </w:r>
+    </w:p>
+    <w:p>
+      <w:r>
+        <w:t>________________________________________________________________</w:t>
+      </w:r>
+    </w:p>
+    <w:p>
+      <w:pPr>
+        <w:pStyle w:val="ListBullet"/>
+      </w:pPr>
+      <w:r>
+        <w:t>Hint if needed: Use the changed condition and the deciding step in the pictorial trace. The answer must say what follows from those facts.</w:t>
+      </w:r>
+    </w:p>
+    <w:p>
+      <w:pPr>
+        <w:pStyle w:val="ListBullet"/>
+      </w:pPr>
+      <w:r>
+        <w:t>After your attempt, compare with the supported explanation: Report incomplete deletion rather than success. Removing the working copy does not remove the known retained cache copy.</w:t>
+      </w:r>
+    </w:p>
+    <w:p>
+      <w:pPr>
+        <w:pStyle w:val="Heading2"/>
+      </w:pPr>
+      <w:r>
+        <w:t>Check the changed case · reference / check after trying</w:t>
+      </w:r>
+    </w:p>
+    <w:p>
+      <w:pPr>
+        <w:pStyle w:val="Heading3"/>
+      </w:pPr>
+      <w:r>
+        <w:t>Repair a missing building block</w:t>
+      </w:r>
+    </w:p>
+    <w:p>
+      <w:pPr>
+        <w:pStyle w:val="Heading2"/>
+      </w:pPr>
+      <w:r>
+        <w:t>Repair and save your work</w:t>
+      </w:r>
+    </w:p>
+    <w:p>
+      <w:pPr>
+        <w:spacing w:line="336" w:lineRule="auto" w:after="180"/>
+      </w:pPr>
+      <w:r>
+        <w:rPr>
+          <w:b w:val="0"/>
+        </w:rPr>
+        <w:t xml:space="preserve">Review Red Team the Product (ai-3/27). Goal: Explain the </w:t>
+      </w:r>
+      <w:r>
+        <w:rPr>
+          <w:b/>
+        </w:rPr>
+        <w:t>mechanism</w:t>
+      </w:r>
+      <w:r>
+        <w:rPr>
+          <w:b w:val="0"/>
+        </w:rPr>
+        <w:t xml:space="preserve"> and terminology of red team exercises. Short practice: Why does the original test fail even if no upload succeeded?</w:t>
+      </w:r>
+    </w:p>
+    <w:p>
+      <w:pPr>
+        <w:spacing w:line="336" w:lineRule="auto" w:after="180"/>
+      </w:pPr>
+      <w:r>
+        <w:rPr>
+          <w:b w:val="0"/>
+        </w:rPr>
+        <w:t xml:space="preserve">Point to the relevant step in the picture, then write the changed result and the rule or </w:t>
+      </w:r>
+      <w:r>
+        <w:rPr>
+          <w:b/>
+        </w:rPr>
+        <w:t>evidence</w:t>
+      </w:r>
+      <w:r>
+        <w:rPr>
+          <w:b w:val="0"/>
+        </w:rPr>
+        <w:t xml:space="preserve"> that supports it.. Return to this week and explain what you changed.</w:t>
+      </w:r>
+    </w:p>
+    <w:p>
+      <w:pPr>
+        <w:spacing w:line="336" w:lineRule="auto" w:after="180"/>
+      </w:pPr>
+      <w:r>
+        <w:rPr>
+          <w:b w:val="0"/>
+        </w:rPr>
+        <w:t xml:space="preserve">Review Quality Rubrics (ai-3/25). Goal: Judge an output using separate observable rubric criteria. Short practice: Why is “one out of two checks passed” an insufficient release decision? Point to the relevant step in the picture, then write the changed result and the rule or </w:t>
+      </w:r>
+      <w:r>
+        <w:rPr>
+          <w:b/>
+        </w:rPr>
+        <w:t>evidence</w:t>
+      </w:r>
+      <w:r>
+        <w:rPr>
+          <w:b w:val="0"/>
+        </w:rPr>
+        <w:t xml:space="preserve"> that supports it.. Return to this week and explain what you changed.</w:t>
+      </w:r>
+    </w:p>
+    <w:p>
+      <w:pPr>
+        <w:spacing w:line="336" w:lineRule="auto" w:after="180"/>
+      </w:pPr>
+      <w:r>
+        <w:rPr>
+          <w:b w:val="0"/>
+        </w:rPr>
+        <w:t>Review Requests Responses and JSON (ai-3/22). Goal: Parse JSON into Python records. Short practice: Would converting the text silently prove the source count is correct?</w:t>
+      </w:r>
+    </w:p>
+    <w:p>
+      <w:pPr>
+        <w:spacing w:line="336" w:lineRule="auto" w:after="180"/>
+      </w:pPr>
+      <w:r>
+        <w:rPr>
+          <w:b w:val="0"/>
+        </w:rPr>
+        <w:t xml:space="preserve">Point to the relevant step in the picture, then write the changed result and the rule or </w:t>
+      </w:r>
+      <w:r>
+        <w:rPr>
+          <w:b/>
+        </w:rPr>
+        <w:t>evidence</w:t>
+      </w:r>
+      <w:r>
+        <w:rPr>
+          <w:b w:val="0"/>
+        </w:rPr>
+        <w:t xml:space="preserve"> that supports it.. Return to this week and explain what you changed.</w:t>
+      </w:r>
+    </w:p>
+    <w:p>
+      <w:pPr>
+        <w:spacing w:line="336" w:lineRule="auto" w:after="180"/>
+      </w:pPr>
+      <w:r>
+        <w:rPr>
+          <w:b w:val="0"/>
+        </w:rPr>
+        <w:t xml:space="preserve">Use Download completed work in the hosted lesson to export your answers, reflections, practice feedback and code-run </w:t>
+      </w:r>
+      <w:r>
+        <w:rPr>
+          <w:b/>
+        </w:rPr>
+        <w:t>evidence</w:t>
+      </w:r>
+      <w:r>
+        <w:rPr>
+          <w:b w:val="0"/>
+        </w:rPr>
+        <w:t>. Open the HTML copy to read or print it.</w:t>
+      </w:r>
+    </w:p>
+    <w:p>
+      <w:pPr>
+        <w:spacing w:line="336" w:lineRule="auto" w:after="180"/>
+      </w:pPr>
+      <w:r>
+        <w:rPr>
+          <w:b w:val="0"/>
+        </w:rPr>
+        <w:t>Drafts stay in this browser when storage is available; clear drafts on a shared device.</w:t>
+      </w:r>
+    </w:p>
+    <w:p>
+      <w:pPr>
+        <w:pStyle w:val="Heading3"/>
+      </w:pPr>
+      <w:r>
+        <w:t>What I repaired, the evidence I kept and the next test</w:t>
+      </w:r>
+    </w:p>
+    <w:p>
+      <w:r>
+        <w:t>________________________________________________________________</w:t>
+      </w:r>
+    </w:p>
+    <w:p>
+      <w:r>
+        <w:t>________________________________________________________________</w:t>
+      </w:r>
+    </w:p>
+    <w:p>
+      <w:r>
+        <w:t>________________________________________________________________</w:t>
+      </w:r>
+    </w:p>
+    <w:p>
+      <w:r>
+        <w:t>________________________________________________________________</w:t>
+      </w:r>
+    </w:p>
+    <w:p>
+      <w:r>
+        <w:t>________________________________________________________________</w:t>
+      </w:r>
+    </w:p>
+    <w:p>
+      <w:pPr>
+        <w:pStyle w:val="Heading2"/>
+      </w:pPr>
+      <w:r>
+        <w:t>Earlier wording, alternatives and picture transcripts · reference / check after trying</w:t>
       </w:r>
     </w:p>
     <w:p>
@@ -2177,565 +2705,28 @@
     </w:p>
     <w:p>
       <w:pPr>
-        <w:spacing w:line="336" w:lineRule="auto" w:after="180"/>
-      </w:pPr>
-      <w:r>
-        <w:rPr>
-          <w:b w:val="0"/>
-        </w:rPr>
-        <w:t>Trace deletion through both a working folder and a cache.</w:t>
-      </w:r>
-    </w:p>
-    <w:p>
-      <w:pPr>
         <w:pStyle w:val="Heading3"/>
       </w:pPr>
       <w:r>
-        <w:t>Practice 1: explain the deciding evidence</w:t>
-      </w:r>
-    </w:p>
-    <w:p>
-      <w:pPr>
-        <w:spacing w:line="336" w:lineRule="auto" w:after="180"/>
-      </w:pPr>
-      <w:r>
-        <w:rPr>
-          <w:b w:val="0"/>
-        </w:rPr>
-        <w:t>Which labelled step matches this detail? Delete cached B too; otherwise the declared content remains retained.</w:t>
-      </w:r>
-    </w:p>
-    <w:p>
-      <w:pPr>
-        <w:spacing w:line="336" w:lineRule="auto" w:after="180"/>
-        <w:shd w:fill="F4F9FC"/>
-      </w:pPr>
-      <w:r>
-        <w:rPr>
-          <w:b w:val="0"/>
-        </w:rPr>
-        <w:t>1. Compare ages</w:t>
-      </w:r>
-    </w:p>
-    <w:p>
-      <w:pPr>
-        <w:spacing w:line="336" w:lineRule="auto" w:after="180"/>
-        <w:shd w:fill="F4F9FC"/>
-      </w:pPr>
-      <w:r>
-        <w:rPr>
-          <w:b w:val="0"/>
-        </w:rPr>
-        <w:t>2. Delete eligible</w:t>
-      </w:r>
-    </w:p>
-    <w:p>
-      <w:pPr>
-        <w:spacing w:line="336" w:lineRule="auto" w:after="180"/>
-        <w:shd w:fill="F4F9FC"/>
-      </w:pPr>
-      <w:r>
-        <w:rPr>
-          <w:b w:val="0"/>
-        </w:rPr>
-        <w:t>3. Check copies</w:t>
-      </w:r>
-    </w:p>
-    <w:p>
-      <w:pPr>
-        <w:pStyle w:val="Heading3"/>
-      </w:pPr>
-      <w:r>
-        <w:t>My selected conclusion, deciding fact and explanation</w:t>
-      </w:r>
-    </w:p>
-    <w:p>
-      <w:r>
-        <w:t>________________________________________________________________</w:t>
-      </w:r>
-    </w:p>
-    <w:p>
-      <w:r>
-        <w:t>________________________________________________________________</w:t>
-      </w:r>
-    </w:p>
-    <w:p>
-      <w:r>
-        <w:t>________________________________________________________________</w:t>
-      </w:r>
-    </w:p>
-    <w:p>
-      <w:r>
-        <w:t>________________________________________________________________</w:t>
-      </w:r>
-    </w:p>
-    <w:p>
-      <w:r>
-        <w:t>________________________________________________________________</w:t>
-      </w:r>
-    </w:p>
-    <w:p>
-      <w:pPr>
-        <w:pStyle w:val="Heading3"/>
-      </w:pPr>
-      <w:r>
-        <w:t>Hint · try first</w:t>
-      </w:r>
-    </w:p>
-    <w:p>
-      <w:pPr>
-        <w:spacing w:line="336" w:lineRule="auto" w:after="180"/>
-        <w:shd w:fill="F1F6F8"/>
-      </w:pPr>
-      <w:r>
-        <w:rPr>
-          <w:b w:val="0"/>
-        </w:rPr>
-        <w:t>Hint if needed: Read the steps in the pictorial case. Match the supplied detail to the stage that performs or records it.</w:t>
-      </w:r>
-    </w:p>
-    <w:p>
-      <w:pPr>
-        <w:pStyle w:val="Heading3"/>
-      </w:pPr>
-      <w:r>
-        <w:t>Feedback · compare after trying</w:t>
-      </w:r>
-    </w:p>
-    <w:p>
-      <w:pPr>
-        <w:spacing w:line="336" w:lineRule="auto" w:after="180"/>
-        <w:shd w:fill="F1F6FC"/>
-      </w:pPr>
-      <w:r>
-        <w:rPr>
-          <w:b w:val="0"/>
-        </w:rPr>
-        <w:t>After your attempt, compare with the supported explanation: Check copies Delete cached B too; otherwise the declared content remains retained. Read the picture in order.</w:t>
-      </w:r>
-    </w:p>
-    <w:p>
-      <w:pPr>
-        <w:spacing w:line="336" w:lineRule="auto" w:after="180"/>
-        <w:shd w:fill="F1F6FC"/>
-      </w:pPr>
-      <w:r>
-        <w:rPr>
-          <w:b w:val="0"/>
-        </w:rPr>
-        <w:t xml:space="preserve">Delete cached B too; otherwise the declared content remains retained. The arrows show which recorded </w:t>
-      </w:r>
-      <w:r>
-        <w:rPr>
-          <w:b/>
-        </w:rPr>
-        <w:t>input</w:t>
-      </w:r>
-      <w:r>
-        <w:rPr>
-          <w:b w:val="0"/>
-        </w:rPr>
-        <w:t xml:space="preserve"> or intermediate result each decision uses.</w:t>
-      </w:r>
-    </w:p>
-    <w:p>
-      <w:pPr>
-        <w:spacing w:line="336" w:lineRule="auto" w:after="180"/>
-        <w:shd w:fill="F1F6FC"/>
-      </w:pPr>
-      <w:r>
-        <w:rPr>
-          <w:b w:val="0"/>
-        </w:rPr>
-        <w:t>Explain the deciding step aloud before checking the changed case; pointing to the final answer alone does not show how it follows.</w:t>
-      </w:r>
-    </w:p>
-    <w:p>
-      <w:pPr>
-        <w:pStyle w:val="Heading3"/>
-      </w:pPr>
-      <w:r>
-        <w:t>Practice 2: explain the deciding evidence</w:t>
-      </w:r>
-    </w:p>
-    <w:p>
-      <w:pPr>
-        <w:pStyle w:val="Heading3"/>
-      </w:pPr>
-      <w:r>
-        <w:t>Changed case · predict first</w:t>
-      </w:r>
-    </w:p>
-    <w:p>
-      <w:pPr>
-        <w:spacing w:line="336" w:lineRule="auto" w:after="180"/>
-        <w:shd w:fill="F5F1FB"/>
-      </w:pPr>
-      <w:r>
-        <w:rPr>
-          <w:b w:val="0"/>
-        </w:rPr>
-        <w:t>Changed-case practice: The cache deletion fails. Which conclusion is supported by the supplied facts?</w:t>
-      </w:r>
-    </w:p>
-    <w:p>
-      <w:pPr>
-        <w:spacing w:line="336" w:lineRule="auto" w:after="180"/>
-        <w:shd w:fill="F4F9FC"/>
-      </w:pPr>
-      <w:r>
-        <w:rPr>
-          <w:b w:val="0"/>
-        </w:rPr>
-        <w:t xml:space="preserve">1. We can decide the result without examining the changed </w:t>
-      </w:r>
-      <w:r>
-        <w:rPr>
-          <w:b/>
-        </w:rPr>
-        <w:t>input</w:t>
-      </w:r>
-      <w:r>
-        <w:rPr>
-          <w:b w:val="0"/>
-        </w:rPr>
-        <w:t xml:space="preserve"> or the procedure.</w:t>
-      </w:r>
-    </w:p>
-    <w:p>
-      <w:pPr>
-        <w:spacing w:line="336" w:lineRule="auto" w:after="180"/>
-        <w:shd w:fill="F4F9FC"/>
-      </w:pPr>
-      <w:r>
-        <w:rPr>
-          <w:b w:val="0"/>
-        </w:rPr>
-        <w:t>2. Report incomplete deletion rather than success.</w:t>
-      </w:r>
-    </w:p>
-    <w:p>
-      <w:pPr>
-        <w:spacing w:line="336" w:lineRule="auto" w:after="180"/>
-        <w:shd w:fill="F4F9FC"/>
-      </w:pPr>
-      <w:r>
-        <w:rPr>
-          <w:b w:val="0"/>
-        </w:rPr>
-        <w:t xml:space="preserve">3. This one example guarantees correct results for every future </w:t>
-      </w:r>
-      <w:r>
-        <w:rPr>
-          <w:b/>
-        </w:rPr>
-        <w:t>input</w:t>
-      </w:r>
-      <w:r>
-        <w:rPr>
-          <w:b w:val="0"/>
-        </w:rPr>
-        <w:t>.</w:t>
-      </w:r>
-    </w:p>
-    <w:p>
-      <w:pPr>
-        <w:pStyle w:val="Heading3"/>
-      </w:pPr>
-      <w:r>
-        <w:t>My selected conclusion, deciding fact and explanation</w:t>
-      </w:r>
-    </w:p>
-    <w:p>
-      <w:r>
-        <w:t>________________________________________________________________</w:t>
-      </w:r>
-    </w:p>
-    <w:p>
-      <w:r>
-        <w:t>________________________________________________________________</w:t>
-      </w:r>
-    </w:p>
-    <w:p>
-      <w:r>
-        <w:t>________________________________________________________________</w:t>
-      </w:r>
-    </w:p>
-    <w:p>
-      <w:r>
-        <w:t>________________________________________________________________</w:t>
-      </w:r>
-    </w:p>
-    <w:p>
-      <w:r>
-        <w:t>________________________________________________________________</w:t>
-      </w:r>
-    </w:p>
-    <w:p>
-      <w:pPr>
-        <w:pStyle w:val="Heading3"/>
-      </w:pPr>
-      <w:r>
-        <w:t>Hint · try first</w:t>
-      </w:r>
-    </w:p>
-    <w:p>
-      <w:pPr>
-        <w:spacing w:line="336" w:lineRule="auto" w:after="180"/>
-        <w:shd w:fill="F1F6F8"/>
-      </w:pPr>
-      <w:r>
-        <w:rPr>
-          <w:b w:val="0"/>
-        </w:rPr>
-        <w:t>Hint if needed: Use the changed condition and the deciding step in the pictorial trace. The answer must say what follows from those facts.</w:t>
-      </w:r>
-    </w:p>
-    <w:p>
-      <w:pPr>
-        <w:pStyle w:val="Heading3"/>
-      </w:pPr>
-      <w:r>
-        <w:t>Feedback · compare after trying</w:t>
-      </w:r>
-    </w:p>
-    <w:p>
-      <w:pPr>
-        <w:spacing w:line="336" w:lineRule="auto" w:after="180"/>
-        <w:shd w:fill="F1F6FC"/>
-      </w:pPr>
-      <w:r>
-        <w:rPr>
-          <w:b w:val="0"/>
-        </w:rPr>
-        <w:t>After your attempt, compare with the supported explanation: Report incomplete deletion rather than success. Removing the working copy does not remove the known retained cache copy.</w:t>
-      </w:r>
-    </w:p>
-    <w:p>
-      <w:pPr>
-        <w:pStyle w:val="Heading3"/>
-      </w:pPr>
-      <w:r>
-        <w:t>Repair a missing building block</w:t>
-      </w:r>
-    </w:p>
-    <w:p>
-      <w:pPr>
-        <w:spacing w:line="336" w:lineRule="auto" w:after="180"/>
-      </w:pPr>
-      <w:r>
-        <w:rPr>
-          <w:b w:val="0"/>
-        </w:rPr>
-        <w:t xml:space="preserve">Review Red Team the Product (ai-3/27). Goal: Explain the </w:t>
-      </w:r>
-      <w:r>
-        <w:rPr>
-          <w:b/>
-        </w:rPr>
-        <w:t>mechanism</w:t>
-      </w:r>
-      <w:r>
-        <w:rPr>
-          <w:b w:val="0"/>
-        </w:rPr>
-        <w:t xml:space="preserve"> and terminology of red team exercises. Short practice: Why does the original test fail even if no upload succeeded?</w:t>
-      </w:r>
-    </w:p>
-    <w:p>
-      <w:pPr>
-        <w:spacing w:line="336" w:lineRule="auto" w:after="180"/>
-      </w:pPr>
-      <w:r>
-        <w:rPr>
-          <w:b w:val="0"/>
-        </w:rPr>
-        <w:t xml:space="preserve">Point to the relevant step in the picture, then write the changed result and the rule or </w:t>
-      </w:r>
-      <w:r>
-        <w:rPr>
-          <w:b/>
-        </w:rPr>
-        <w:t>evidence</w:t>
-      </w:r>
-      <w:r>
-        <w:rPr>
-          <w:b w:val="0"/>
-        </w:rPr>
-        <w:t xml:space="preserve"> that supports it.. Return to this week and explain what you changed.</w:t>
-      </w:r>
-    </w:p>
-    <w:p>
-      <w:pPr>
-        <w:spacing w:line="336" w:lineRule="auto" w:after="180"/>
-      </w:pPr>
-      <w:r>
-        <w:rPr>
-          <w:b w:val="0"/>
-        </w:rPr>
-        <w:t xml:space="preserve">Review Quality Rubrics (ai-3/25). Goal: Explain the </w:t>
-      </w:r>
-      <w:r>
-        <w:rPr>
-          <w:b/>
-        </w:rPr>
-        <w:t>mechanism</w:t>
-      </w:r>
-      <w:r>
-        <w:rPr>
-          <w:b w:val="0"/>
-        </w:rPr>
-        <w:t xml:space="preserve"> and terminology of system evaluation sets. Short practice: Why is “one out of two checks passed” an insufficient release decision?</w:t>
-      </w:r>
-    </w:p>
-    <w:p>
-      <w:pPr>
-        <w:spacing w:line="336" w:lineRule="auto" w:after="180"/>
-      </w:pPr>
-      <w:r>
-        <w:rPr>
-          <w:b w:val="0"/>
-        </w:rPr>
-        <w:t xml:space="preserve">Point to the relevant step in the picture, then write the changed result and the rule or </w:t>
-      </w:r>
-      <w:r>
-        <w:rPr>
-          <w:b/>
-        </w:rPr>
-        <w:t>evidence</w:t>
-      </w:r>
-      <w:r>
-        <w:rPr>
-          <w:b w:val="0"/>
-        </w:rPr>
-        <w:t xml:space="preserve"> that supports it.. Return to this week and explain what you changed.</w:t>
-      </w:r>
-    </w:p>
-    <w:p>
-      <w:pPr>
-        <w:spacing w:line="336" w:lineRule="auto" w:after="180"/>
-      </w:pPr>
-      <w:r>
-        <w:rPr>
-          <w:b w:val="0"/>
-        </w:rPr>
-        <w:t>Review Requests Responses and JSON (ai-3/22). Goal: Parse JSON into Python records. Short practice: Would converting the text silently prove the source count is correct?</w:t>
-      </w:r>
-    </w:p>
-    <w:p>
-      <w:pPr>
-        <w:spacing w:line="336" w:lineRule="auto" w:after="180"/>
-      </w:pPr>
-      <w:r>
-        <w:rPr>
-          <w:b w:val="0"/>
-        </w:rPr>
-        <w:t xml:space="preserve">Point to the relevant step in the picture, then write the changed result and the rule or </w:t>
-      </w:r>
-      <w:r>
-        <w:rPr>
-          <w:b/>
-        </w:rPr>
-        <w:t>evidence</w:t>
-      </w:r>
-      <w:r>
-        <w:rPr>
-          <w:b w:val="0"/>
-        </w:rPr>
-        <w:t xml:space="preserve"> that supports it.. Return to this week and explain what you changed.</w:t>
-      </w:r>
-    </w:p>
-    <w:p>
-      <w:pPr>
-        <w:pStyle w:val="Heading3"/>
-      </w:pPr>
-      <w:r>
         <w:t>Keep your completed work</w:t>
       </w:r>
     </w:p>
     <w:p>
       <w:pPr>
-        <w:spacing w:line="336" w:lineRule="auto" w:after="180"/>
-      </w:pPr>
-      <w:r>
-        <w:rPr>
-          <w:b w:val="0"/>
-        </w:rPr>
-        <w:t xml:space="preserve">Use Download completed work in the hosted lesson to export your answers, reflections, practice feedback and code-run </w:t>
-      </w:r>
-      <w:r>
-        <w:rPr>
-          <w:b/>
-        </w:rPr>
-        <w:t>evidence</w:t>
-      </w:r>
-      <w:r>
-        <w:rPr>
-          <w:b w:val="0"/>
-        </w:rPr>
-        <w:t>. Open the HTML copy to read or print it.</w:t>
-      </w:r>
-    </w:p>
-    <w:p>
-      <w:pPr>
-        <w:spacing w:line="336" w:lineRule="auto" w:after="180"/>
-      </w:pPr>
-      <w:r>
-        <w:rPr>
-          <w:b w:val="0"/>
-        </w:rPr>
-        <w:t>Drafts stay in this browser when storage is available; clear drafts on a shared device.</w:t>
-      </w:r>
-    </w:p>
-    <w:p>
-      <w:pPr>
-        <w:pStyle w:val="Heading3"/>
-      </w:pPr>
-      <w:r>
-        <w:t>What I repaired, the evidence I kept and the next test</w:t>
-      </w:r>
-    </w:p>
-    <w:p>
-      <w:r>
-        <w:t>________________________________________________________________</w:t>
-      </w:r>
-    </w:p>
-    <w:p>
-      <w:r>
-        <w:t>________________________________________________________________</w:t>
-      </w:r>
-    </w:p>
-    <w:p>
-      <w:r>
-        <w:t>________________________________________________________________</w:t>
-      </w:r>
-    </w:p>
-    <w:p>
-      <w:r>
-        <w:t>________________________________________________________________</w:t>
-      </w:r>
-    </w:p>
-    <w:p>
-      <w:r>
-        <w:t>________________________________________________________________</w:t>
-      </w:r>
-    </w:p>
-    <w:p>
-      <w:pPr>
         <w:pStyle w:val="Heading1"/>
       </w:pPr>
       <w:r>
-        <w:t>21. Visual concept journey</w:t>
-      </w:r>
-    </w:p>
-    <w:p>
-      <w:r>
-        <w:t>Explain each Privacy by Design picture from its labels, then record a relevant limit.</w:t>
-      </w:r>
-    </w:p>
-    <w:p>
-      <w:pPr>
-        <w:pStyle w:val="Heading3"/>
+        <w:t>21. Reference · Six-picture response sheets</w:t>
+      </w:r>
+    </w:p>
+    <w:p>
+      <w:r>
+        <w:t>Choose the image that helps rather than repeating all six.</w:t>
+      </w:r>
+    </w:p>
+    <w:p>
+      <w:pPr>
+        <w:pStyle w:val="Heading2"/>
       </w:pPr>
       <w:r>
         <w:t>01. Privacy by Design: the case</w:t>
@@ -2826,7 +2817,6 @@
     <w:p>
       <w:pPr>
         <w:spacing w:line="336" w:lineRule="auto" w:after="180"/>
-        <w:shd w:fill="F5F1FB"/>
       </w:pPr>
       <w:r>
         <w:rPr>
@@ -2865,7 +2855,7 @@
     </w:p>
     <w:p>
       <w:pPr>
-        <w:pStyle w:val="Heading3"/>
+        <w:pStyle w:val="Heading2"/>
       </w:pPr>
       <w:r>
         <w:t>02. Follow the deciding steps</w:t>
@@ -2921,7 +2911,6 @@
     <w:p>
       <w:pPr>
         <w:spacing w:line="336" w:lineRule="auto" w:after="180"/>
-        <w:shd w:fill="F5F1FB"/>
       </w:pPr>
       <w:r>
         <w:rPr>
@@ -2972,7 +2961,7 @@
     </w:p>
     <w:p>
       <w:pPr>
-        <w:pStyle w:val="Heading3"/>
+        <w:pStyle w:val="Heading2"/>
       </w:pPr>
       <w:r>
         <w:t>03. Data retention and deletion — evidence trace</w:t>
@@ -3086,7 +3075,6 @@
     <w:p>
       <w:pPr>
         <w:spacing w:line="336" w:lineRule="auto" w:after="180"/>
-        <w:shd w:fill="F5F1FB"/>
       </w:pPr>
       <w:r>
         <w:rPr>
@@ -3125,7 +3113,7 @@
     </w:p>
     <w:p>
       <w:pPr>
-        <w:pStyle w:val="Heading3"/>
+        <w:pStyle w:val="Heading2"/>
       </w:pPr>
       <w:r>
         <w:t>04. Change one thing. Trace what follows.</w:t>
@@ -3192,7 +3180,6 @@
     <w:p>
       <w:pPr>
         <w:spacing w:line="336" w:lineRule="auto" w:after="180"/>
-        <w:shd w:fill="F5F1FB"/>
       </w:pPr>
       <w:r>
         <w:rPr>
@@ -3231,7 +3218,7 @@
     </w:p>
     <w:p>
       <w:pPr>
-        <w:pStyle w:val="Heading3"/>
+        <w:pStyle w:val="Heading2"/>
       </w:pPr>
       <w:r>
         <w:t>05. Connect the explanation to its limit</w:t>
@@ -3333,7 +3320,6 @@
     <w:p>
       <w:pPr>
         <w:spacing w:line="336" w:lineRule="auto" w:after="180"/>
-        <w:shd w:fill="F5F1FB"/>
       </w:pPr>
       <w:r>
         <w:rPr>
@@ -3372,7 +3358,7 @@
     </w:p>
     <w:p>
       <w:pPr>
-        <w:pStyle w:val="Heading3"/>
+        <w:pStyle w:val="Heading2"/>
       </w:pPr>
       <w:r>
         <w:t>06. Make the idea visible in your project</w:t>
@@ -3498,7 +3484,6 @@
     <w:p>
       <w:pPr>
         <w:spacing w:line="336" w:lineRule="auto" w:after="180"/>
-        <w:shd w:fill="F5F1FB"/>
       </w:pPr>
       <w:r>
         <w:rPr>
@@ -3545,6 +3530,62 @@
     <w:p>
       <w:r>
         <w:t>________________________________________________________________</w:t>
+      </w:r>
+    </w:p>
+    <w:p>
+      <w:pPr>
+        <w:pStyle w:val="Heading2"/>
+      </w:pPr>
+      <w:r>
+        <w:t>Earlier wording, alternatives and picture transcripts · reference / check after trying</w:t>
+      </w:r>
+    </w:p>
+    <w:p>
+      <w:pPr>
+        <w:pStyle w:val="Heading3"/>
+      </w:pPr>
+      <w:r>
+        <w:t>01. Privacy by Design: the case</w:t>
+      </w:r>
+    </w:p>
+    <w:p>
+      <w:pPr>
+        <w:pStyle w:val="Heading3"/>
+      </w:pPr>
+      <w:r>
+        <w:t>02. Follow the deciding steps</w:t>
+      </w:r>
+    </w:p>
+    <w:p>
+      <w:pPr>
+        <w:pStyle w:val="Heading3"/>
+      </w:pPr>
+      <w:r>
+        <w:t>03. Data retention and deletion — evidence trace</w:t>
+      </w:r>
+    </w:p>
+    <w:p>
+      <w:pPr>
+        <w:pStyle w:val="Heading3"/>
+      </w:pPr>
+      <w:r>
+        <w:t>04. Change one thing. Trace what follows.</w:t>
+      </w:r>
+    </w:p>
+    <w:p>
+      <w:pPr>
+        <w:pStyle w:val="Heading3"/>
+      </w:pPr>
+      <w:r>
+        <w:t>05. Connect the explanation to its limit</w:t>
+      </w:r>
+    </w:p>
+    <w:p>
+      <w:pPr>
+        <w:pStyle w:val="Heading3"/>
+      </w:pPr>
+      <w:r>
+        <w:t>06. Make the idea visible in your project</w:t>
       </w:r>
     </w:p>
     <w:sectPr>
